--- a/docassemble/NoticeOfDeathAffidavit/data/templates/notice_of_death_affidavit.docx
+++ b/docassemble/NoticeOfDeathAffidavit/data/templates/notice_of_death_affidavit.docx
@@ -587,6 +587,7 @@
               </w:rPr>
               <w:t>{{</w:t>
             </w:r>
+            <w:proofErr w:type="spellStart"/>
             <w:r>
               <w:rPr>
                 <w:rFonts w:ascii="Verdana" w:hAnsi="Verdana"/>
@@ -601,7 +602,16 @@
                 <w:sz w:val="24"/>
                 <w:szCs w:val="24"/>
               </w:rPr>
-              <w:t>.name_full()}}</w:t>
+              <w:t>.name_full</w:t>
+            </w:r>
+            <w:proofErr w:type="spellEnd"/>
+            <w:r>
+              <w:rPr>
+                <w:rFonts w:ascii="Verdana" w:hAnsi="Verdana"/>
+                <w:sz w:val="24"/>
+                <w:szCs w:val="24"/>
+              </w:rPr>
+              <w:t>()}}</w:t>
             </w:r>
           </w:p>
         </w:tc>
@@ -674,6 +684,7 @@
               </w:rPr>
               <w:t xml:space="preserve"> </w:t>
             </w:r>
+            <w:proofErr w:type="spellStart"/>
             <w:r>
               <w:rPr>
                 <w:rFonts w:ascii="Verdana" w:hAnsi="Verdana"/>
@@ -688,7 +699,16 @@
                 <w:sz w:val="24"/>
                 <w:szCs w:val="24"/>
               </w:rPr>
-              <w:t>.address.line_one(bare=True)}}</w:t>
+              <w:t>.address.line_one</w:t>
+            </w:r>
+            <w:proofErr w:type="spellEnd"/>
+            <w:r>
+              <w:rPr>
+                <w:rFonts w:ascii="Verdana" w:hAnsi="Verdana"/>
+                <w:sz w:val="24"/>
+                <w:szCs w:val="24"/>
+              </w:rPr>
+              <w:t>(bare=True)}}</w:t>
             </w:r>
           </w:p>
         </w:tc>
@@ -753,6 +773,7 @@
               </w:rPr>
               <w:t xml:space="preserve">{{ </w:t>
             </w:r>
+            <w:proofErr w:type="spellStart"/>
             <w:r>
               <w:rPr>
                 <w:rFonts w:ascii="Verdana" w:hAnsi="Verdana"/>
@@ -767,7 +788,16 @@
                 <w:sz w:val="24"/>
                 <w:szCs w:val="24"/>
               </w:rPr>
-              <w:t>.address.line_two()}}</w:t>
+              <w:t>.address.line_two</w:t>
+            </w:r>
+            <w:proofErr w:type="spellEnd"/>
+            <w:r>
+              <w:rPr>
+                <w:rFonts w:ascii="Verdana" w:hAnsi="Verdana"/>
+                <w:sz w:val="24"/>
+                <w:szCs w:val="24"/>
+              </w:rPr>
+              <w:t>()}}</w:t>
             </w:r>
           </w:p>
         </w:tc>
@@ -878,6 +908,7 @@
         </w:rPr>
         <w:t>{{</w:t>
       </w:r>
+      <w:proofErr w:type="spellStart"/>
       <w:r>
         <w:rPr>
           <w:rFonts w:ascii="Verdana" w:hAnsi="Verdana"/>
@@ -890,13 +921,22 @@
           <w:rFonts w:ascii="Verdana" w:hAnsi="Verdana"/>
           <w:bCs/>
         </w:rPr>
-        <w:t>.name_full()}} ({{</w:t>
-      </w:r>
+        <w:t>.name_full</w:t>
+      </w:r>
+      <w:proofErr w:type="spellEnd"/>
       <w:r>
         <w:rPr>
           <w:rFonts w:ascii="Verdana" w:hAnsi="Verdana"/>
           <w:bCs/>
         </w:rPr>
+        <w:t>()}} ({{</w:t>
+      </w:r>
+      <w:proofErr w:type="spellStart"/>
+      <w:r>
+        <w:rPr>
+          <w:rFonts w:ascii="Verdana" w:hAnsi="Verdana"/>
+          <w:bCs/>
+        </w:rPr>
         <w:t>owner</w:t>
       </w:r>
       <w:r>
@@ -904,7 +944,15 @@
           <w:rFonts w:ascii="Verdana" w:hAnsi="Verdana"/>
           <w:bCs/>
         </w:rPr>
-        <w:t>.marital_status}})</w:t>
+        <w:t>.marital_status</w:t>
+      </w:r>
+      <w:proofErr w:type="spellEnd"/>
+      <w:r>
+        <w:rPr>
+          <w:rFonts w:ascii="Verdana" w:hAnsi="Verdana"/>
+          <w:bCs/>
+        </w:rPr>
+        <w:t>}})</w:t>
       </w:r>
       <w:r>
         <w:rPr>
@@ -924,7 +972,21 @@
         <w:rPr>
           <w:rFonts w:ascii="Verdana" w:hAnsi="Verdana"/>
         </w:rPr>
-        <w:t>{{owner.death_date}}</w:t>
+        <w:t>{{</w:t>
+      </w:r>
+      <w:proofErr w:type="spellStart"/>
+      <w:r>
+        <w:rPr>
+          <w:rFonts w:ascii="Verdana" w:hAnsi="Verdana"/>
+        </w:rPr>
+        <w:t>owner.death_date</w:t>
+      </w:r>
+      <w:proofErr w:type="spellEnd"/>
+      <w:r>
+        <w:rPr>
+          <w:rFonts w:ascii="Verdana" w:hAnsi="Verdana"/>
+        </w:rPr>
+        <w:t>}}</w:t>
       </w:r>
       <w:r>
         <w:rPr>
@@ -936,7 +998,28 @@
         <w:rPr>
           <w:rFonts w:ascii="Verdana" w:hAnsi="Verdana"/>
         </w:rPr>
-        <w:t>{{end_in_county(owner.</w:t>
+        <w:t>{{</w:t>
+      </w:r>
+      <w:proofErr w:type="spellStart"/>
+      <w:r>
+        <w:rPr>
+          <w:rFonts w:ascii="Verdana" w:hAnsi="Verdana"/>
+        </w:rPr>
+        <w:t>end_in_county</w:t>
+      </w:r>
+      <w:proofErr w:type="spellEnd"/>
+      <w:r>
+        <w:rPr>
+          <w:rFonts w:ascii="Verdana" w:hAnsi="Verdana"/>
+        </w:rPr>
+        <w:t>(</w:t>
+      </w:r>
+      <w:proofErr w:type="spellStart"/>
+      <w:r>
+        <w:rPr>
+          <w:rFonts w:ascii="Verdana" w:hAnsi="Verdana"/>
+        </w:rPr>
+        <w:t>owner.</w:t>
       </w:r>
       <w:r>
         <w:rPr>
@@ -948,7 +1031,14 @@
         <w:rPr>
           <w:rFonts w:ascii="Verdana" w:hAnsi="Verdana"/>
         </w:rPr>
-        <w:t>county)}}</w:t>
+        <w:t>county</w:t>
+      </w:r>
+      <w:proofErr w:type="spellEnd"/>
+      <w:r>
+        <w:rPr>
+          <w:rFonts w:ascii="Verdana" w:hAnsi="Verdana"/>
+        </w:rPr>
+        <w:t>)}}</w:t>
       </w:r>
       <w:r>
         <w:rPr>
@@ -960,7 +1050,14 @@
         <w:rPr>
           <w:rFonts w:ascii="Verdana" w:hAnsi="Verdana"/>
         </w:rPr>
-        <w:t>{{owner.</w:t>
+        <w:t>{{</w:t>
+      </w:r>
+      <w:proofErr w:type="spellStart"/>
+      <w:r>
+        <w:rPr>
+          <w:rFonts w:ascii="Verdana" w:hAnsi="Verdana"/>
+        </w:rPr>
+        <w:t>owner.</w:t>
       </w:r>
       <w:r>
         <w:rPr>
@@ -972,7 +1069,14 @@
         <w:rPr>
           <w:rFonts w:ascii="Verdana" w:hAnsi="Verdana"/>
         </w:rPr>
-        <w:t>state}}</w:t>
+        <w:t>state</w:t>
+      </w:r>
+      <w:proofErr w:type="spellEnd"/>
+      <w:r>
+        <w:rPr>
+          <w:rFonts w:ascii="Verdana" w:hAnsi="Verdana"/>
+        </w:rPr>
+        <w:t>}}</w:t>
       </w:r>
       <w:r>
         <w:rPr>
@@ -980,12 +1084,14 @@
         </w:rPr>
         <w:t xml:space="preserve">,{% if </w:t>
       </w:r>
+      <w:proofErr w:type="spellStart"/>
       <w:r>
         <w:rPr>
           <w:rFonts w:ascii="Verdana" w:hAnsi="Verdana"/>
         </w:rPr>
         <w:t>other_owners_check</w:t>
       </w:r>
+      <w:proofErr w:type="spellEnd"/>
       <w:r>
         <w:rPr>
           <w:rFonts w:ascii="Verdana" w:hAnsi="Verdana"/>
@@ -1010,11 +1116,19 @@
         </w:rPr>
         <w:t xml:space="preserve">not </w:t>
       </w:r>
-      <w:r>
-        <w:rPr>
-          <w:rFonts w:ascii="Verdana" w:hAnsi="Verdana"/>
-        </w:rPr>
-        <w:t>shared_owners_type == "Tenancy in common"</w:t>
+      <w:proofErr w:type="spellStart"/>
+      <w:r>
+        <w:rPr>
+          <w:rFonts w:ascii="Verdana" w:hAnsi="Verdana"/>
+        </w:rPr>
+        <w:t>shared_owners_type</w:t>
+      </w:r>
+      <w:proofErr w:type="spellEnd"/>
+      <w:r>
+        <w:rPr>
+          <w:rFonts w:ascii="Verdana" w:hAnsi="Verdana"/>
+        </w:rPr>
+        <w:t xml:space="preserve"> == "Tenancy in common"</w:t>
       </w:r>
       <w:r>
         <w:rPr>
@@ -1038,7 +1152,21 @@
         <w:rPr>
           <w:rFonts w:ascii="Verdana" w:hAnsi="Verdana"/>
         </w:rPr>
-        <w:t>if other_owners.number_gathered() == 1 %}</w:t>
+        <w:t xml:space="preserve">if </w:t>
+      </w:r>
+      <w:proofErr w:type="spellStart"/>
+      <w:r>
+        <w:rPr>
+          <w:rFonts w:ascii="Verdana" w:hAnsi="Verdana"/>
+        </w:rPr>
+        <w:t>other_owners.number_gathered</w:t>
+      </w:r>
+      <w:proofErr w:type="spellEnd"/>
+      <w:r>
+        <w:rPr>
+          <w:rFonts w:ascii="Verdana" w:hAnsi="Verdana"/>
+        </w:rPr>
+        <w:t>() == 1 %}</w:t>
       </w:r>
       <w:r>
         <w:rPr>
@@ -1050,7 +1178,7 @@
         <w:rPr>
           <w:rFonts w:ascii="Verdana" w:hAnsi="Verdana"/>
         </w:rPr>
-        <w:t>{% else %},{% endif</w:t>
+        <w:t>{% else %}{% endif</w:t>
       </w:r>
       <w:r>
         <w:rPr>
@@ -1074,7 +1202,49 @@
         <w:rPr>
           <w:rFonts w:ascii="Verdana" w:hAnsi="Verdana"/>
         </w:rPr>
-        <w:t>{{comma_and_list(other_owners_info(other_owners))}}</w:t>
+        <w:t>{{</w:t>
+      </w:r>
+      <w:proofErr w:type="spellStart"/>
+      <w:r>
+        <w:rPr>
+          <w:rFonts w:ascii="Verdana" w:hAnsi="Verdana"/>
+        </w:rPr>
+        <w:t>comma_and_list</w:t>
+      </w:r>
+      <w:proofErr w:type="spellEnd"/>
+      <w:r>
+        <w:rPr>
+          <w:rFonts w:ascii="Verdana" w:hAnsi="Verdana"/>
+        </w:rPr>
+        <w:t>(</w:t>
+      </w:r>
+      <w:proofErr w:type="spellStart"/>
+      <w:r>
+        <w:rPr>
+          <w:rFonts w:ascii="Verdana" w:hAnsi="Verdana"/>
+        </w:rPr>
+        <w:t>other_owners_info</w:t>
+      </w:r>
+      <w:proofErr w:type="spellEnd"/>
+      <w:r>
+        <w:rPr>
+          <w:rFonts w:ascii="Verdana" w:hAnsi="Verdana"/>
+        </w:rPr>
+        <w:t>(</w:t>
+      </w:r>
+      <w:proofErr w:type="spellStart"/>
+      <w:r>
+        <w:rPr>
+          <w:rFonts w:ascii="Verdana" w:hAnsi="Verdana"/>
+        </w:rPr>
+        <w:t>other_owners</w:t>
+      </w:r>
+      <w:proofErr w:type="spellEnd"/>
+      <w:r>
+        <w:rPr>
+          <w:rFonts w:ascii="Verdana" w:hAnsi="Verdana"/>
+        </w:rPr>
+        <w:t>))}}</w:t>
       </w:r>
       <w:r>
         <w:rPr>
@@ -1086,7 +1256,21 @@
         <w:rPr>
           <w:rFonts w:ascii="Verdana" w:hAnsi="Verdana"/>
         </w:rPr>
-        <w:t xml:space="preserve">{% endif %} owning{% if other_owners_check != </w:t>
+        <w:t xml:space="preserve">{% endif %} owning{% if </w:t>
+      </w:r>
+      <w:proofErr w:type="spellStart"/>
+      <w:r>
+        <w:rPr>
+          <w:rFonts w:ascii="Verdana" w:hAnsi="Verdana"/>
+        </w:rPr>
+        <w:t>other_owners_check</w:t>
+      </w:r>
+      <w:proofErr w:type="spellEnd"/>
+      <w:r>
+        <w:rPr>
+          <w:rFonts w:ascii="Verdana" w:hAnsi="Verdana"/>
+        </w:rPr>
+        <w:t xml:space="preserve"> != </w:t>
       </w:r>
       <w:r>
         <w:rPr>
@@ -1110,7 +1294,21 @@
         <w:rPr>
           <w:rFonts w:ascii="Verdana" w:hAnsi="Verdana"/>
         </w:rPr>
-        <w:t xml:space="preserve"> %}{% if shared_owners_type == </w:t>
+        <w:t xml:space="preserve"> %}{% if </w:t>
+      </w:r>
+      <w:proofErr w:type="spellStart"/>
+      <w:r>
+        <w:rPr>
+          <w:rFonts w:ascii="Verdana" w:hAnsi="Verdana"/>
+        </w:rPr>
+        <w:t>shared_owners_type</w:t>
+      </w:r>
+      <w:proofErr w:type="spellEnd"/>
+      <w:r>
+        <w:rPr>
+          <w:rFonts w:ascii="Verdana" w:hAnsi="Verdana"/>
+        </w:rPr>
+        <w:t xml:space="preserve"> == </w:t>
       </w:r>
       <w:r>
         <w:rPr>
@@ -1136,6 +1334,7 @@
         </w:rPr>
         <w:t xml:space="preserve"> %} a {{</w:t>
       </w:r>
+      <w:proofErr w:type="spellStart"/>
       <w:r>
         <w:rPr>
           <w:rFonts w:ascii="Verdana" w:hAnsi="Verdana"/>
@@ -1146,7 +1345,14 @@
         <w:rPr>
           <w:rFonts w:ascii="Verdana" w:hAnsi="Verdana"/>
         </w:rPr>
-        <w:t>_common_share}}% share of the{% endif %}{% endif %} real estate legally described below:</w:t>
+        <w:t>_common_share</w:t>
+      </w:r>
+      <w:proofErr w:type="spellEnd"/>
+      <w:r>
+        <w:rPr>
+          <w:rFonts w:ascii="Verdana" w:hAnsi="Verdana"/>
+        </w:rPr>
+        <w:t>}}% share of the{% endif %}{% endif %} real estate legally described below:</w:t>
       </w:r>
     </w:p>
     <w:p>
@@ -1168,6 +1374,7 @@
         </w:rPr>
         <w:t>{{</w:t>
       </w:r>
+      <w:proofErr w:type="spellStart"/>
       <w:r>
         <w:rPr>
           <w:rFonts w:ascii="Verdana" w:hAnsi="Verdana"/>
@@ -1178,7 +1385,14 @@
         <w:rPr>
           <w:rFonts w:ascii="Verdana" w:hAnsi="Verdana"/>
         </w:rPr>
-        <w:t>description}}</w:t>
+        <w:t>description</w:t>
+      </w:r>
+      <w:proofErr w:type="spellEnd"/>
+      <w:r>
+        <w:rPr>
+          <w:rFonts w:ascii="Verdana" w:hAnsi="Verdana"/>
+        </w:rPr>
+        <w:t>}}</w:t>
       </w:r>
     </w:p>
     <w:p>
@@ -1200,6 +1414,7 @@
         </w:rPr>
         <w:t>That the street address of the real estate is {{</w:t>
       </w:r>
+      <w:proofErr w:type="spellStart"/>
       <w:r>
         <w:rPr>
           <w:rFonts w:ascii="Verdana" w:hAnsi="Verdana"/>
@@ -1210,7 +1425,14 @@
         <w:rPr>
           <w:rFonts w:ascii="Verdana" w:hAnsi="Verdana"/>
         </w:rPr>
-        <w:t>on_one_line(</w:t>
+        <w:t>on_one_line</w:t>
+      </w:r>
+      <w:proofErr w:type="spellEnd"/>
+      <w:r>
+        <w:rPr>
+          <w:rFonts w:ascii="Verdana" w:hAnsi="Verdana"/>
+        </w:rPr>
+        <w:t>(</w:t>
       </w:r>
       <w:r>
         <w:rPr>
@@ -1225,6 +1447,7 @@
         </w:rPr>
         <w:t>)}} and the property index number is {{</w:t>
       </w:r>
+      <w:proofErr w:type="spellStart"/>
       <w:r>
         <w:rPr>
           <w:rFonts w:ascii="Verdana" w:hAnsi="Verdana"/>
@@ -1235,7 +1458,14 @@
         <w:rPr>
           <w:rFonts w:ascii="Verdana" w:hAnsi="Verdana"/>
         </w:rPr>
-        <w:t>pin}}.</w:t>
+        <w:t>pin</w:t>
+      </w:r>
+      <w:proofErr w:type="spellEnd"/>
+      <w:r>
+        <w:rPr>
+          <w:rFonts w:ascii="Verdana" w:hAnsi="Verdana"/>
+        </w:rPr>
+        <w:t>}}.</w:t>
       </w:r>
     </w:p>
     <w:p>
@@ -1257,17 +1487,33 @@
         </w:rPr>
         <w:t>That the Transfer on Death Instrument is dated {{</w:t>
       </w:r>
+      <w:proofErr w:type="spellStart"/>
       <w:r>
         <w:rPr>
           <w:rFonts w:ascii="Verdana" w:hAnsi="Verdana"/>
         </w:rPr>
         <w:t>todi_date</w:t>
       </w:r>
-      <w:r>
-        <w:rPr>
-          <w:rFonts w:ascii="Verdana" w:hAnsi="Verdana"/>
-        </w:rPr>
-        <w:t>}} and recorded as Document No. {{document_number}} in the Office of the Recorder for {</w:t>
+      <w:proofErr w:type="spellEnd"/>
+      <w:r>
+        <w:rPr>
+          <w:rFonts w:ascii="Verdana" w:hAnsi="Verdana"/>
+        </w:rPr>
+        <w:t>}} and recorded as Document No. {{</w:t>
+      </w:r>
+      <w:proofErr w:type="spellStart"/>
+      <w:r>
+        <w:rPr>
+          <w:rFonts w:ascii="Verdana" w:hAnsi="Verdana"/>
+        </w:rPr>
+        <w:t>document_number</w:t>
+      </w:r>
+      <w:proofErr w:type="spellEnd"/>
+      <w:r>
+        <w:rPr>
+          <w:rFonts w:ascii="Verdana" w:hAnsi="Verdana"/>
+        </w:rPr>
+        <w:t>}} in the Office of the Recorder for {</w:t>
       </w:r>
       <w:r>
         <w:rPr>
@@ -1275,12 +1521,21 @@
         </w:rPr>
         <w:t>{</w:t>
       </w:r>
-      <w:r>
-        <w:rPr>
-          <w:rFonts w:ascii="Verdana" w:hAnsi="Verdana"/>
-        </w:rPr>
-        <w:t>end_in_county(</w:t>
-      </w:r>
+      <w:proofErr w:type="spellStart"/>
+      <w:r>
+        <w:rPr>
+          <w:rFonts w:ascii="Verdana" w:hAnsi="Verdana"/>
+        </w:rPr>
+        <w:t>end_in_county</w:t>
+      </w:r>
+      <w:proofErr w:type="spellEnd"/>
+      <w:r>
+        <w:rPr>
+          <w:rFonts w:ascii="Verdana" w:hAnsi="Verdana"/>
+        </w:rPr>
+        <w:t>(</w:t>
+      </w:r>
+      <w:proofErr w:type="spellStart"/>
       <w:r>
         <w:rPr>
           <w:rFonts w:ascii="Verdana" w:hAnsi="Verdana"/>
@@ -1291,7 +1546,14 @@
         <w:rPr>
           <w:rFonts w:ascii="Verdana" w:hAnsi="Verdana"/>
         </w:rPr>
-        <w:t>county)}}, Illinois.</w:t>
+        <w:t>county</w:t>
+      </w:r>
+      <w:proofErr w:type="spellEnd"/>
+      <w:r>
+        <w:rPr>
+          <w:rFonts w:ascii="Verdana" w:hAnsi="Verdana"/>
+        </w:rPr>
+        <w:t>)}}, Illinois.</w:t>
       </w:r>
     </w:p>
     <w:p>
@@ -1423,11 +1685,19 @@
         </w:rPr>
         <w:t xml:space="preserve">{% for person in </w:t>
       </w:r>
-      <w:r>
-        <w:rPr>
-          <w:rFonts w:ascii="Verdana" w:hAnsi="Verdana"/>
-        </w:rPr>
-        <w:t>include_needed(</w:t>
+      <w:proofErr w:type="spellStart"/>
+      <w:r>
+        <w:rPr>
+          <w:rFonts w:ascii="Verdana" w:hAnsi="Verdana"/>
+        </w:rPr>
+        <w:t>include_needed</w:t>
+      </w:r>
+      <w:proofErr w:type="spellEnd"/>
+      <w:r>
+        <w:rPr>
+          <w:rFonts w:ascii="Verdana" w:hAnsi="Verdana"/>
+        </w:rPr>
+        <w:t>(</w:t>
       </w:r>
       <w:r>
         <w:rPr>
@@ -1496,8 +1766,9 @@
                 <w:szCs w:val="24"/>
               </w:rPr>
               <w:lastRenderedPageBreak/>
-              <w:t>{{person.name_full()}}</w:t>
-            </w:r>
+              <w:t>{{</w:t>
+            </w:r>
+            <w:proofErr w:type="spellStart"/>
             <w:r>
               <w:rPr>
                 <w:rFonts w:ascii="Verdana" w:hAnsi="Verdana"/>
@@ -1507,7 +1778,54 @@
                 <w:sz w:val="24"/>
                 <w:szCs w:val="24"/>
               </w:rPr>
-              <w:t>, {{get_relationship(person)}}</w:t>
+              <w:t>person.name_full</w:t>
+            </w:r>
+            <w:proofErr w:type="spellEnd"/>
+            <w:r>
+              <w:rPr>
+                <w:rFonts w:ascii="Verdana" w:hAnsi="Verdana"/>
+                <w:b w:val="0"/>
+                <w:bCs w:val="0"/>
+                <w:color w:val="000000" w:themeColor="text1"/>
+                <w:sz w:val="24"/>
+                <w:szCs w:val="24"/>
+              </w:rPr>
+              <w:t>()}}</w:t>
+            </w:r>
+            <w:r>
+              <w:rPr>
+                <w:rFonts w:ascii="Verdana" w:hAnsi="Verdana"/>
+                <w:b w:val="0"/>
+                <w:bCs w:val="0"/>
+                <w:color w:val="000000" w:themeColor="text1"/>
+                <w:sz w:val="24"/>
+                <w:szCs w:val="24"/>
+              </w:rPr>
+              <w:t>, {{</w:t>
+            </w:r>
+            <w:proofErr w:type="spellStart"/>
+            <w:r>
+              <w:rPr>
+                <w:rFonts w:ascii="Verdana" w:hAnsi="Verdana"/>
+                <w:b w:val="0"/>
+                <w:bCs w:val="0"/>
+                <w:color w:val="000000" w:themeColor="text1"/>
+                <w:sz w:val="24"/>
+                <w:szCs w:val="24"/>
+              </w:rPr>
+              <w:t>get_relationship</w:t>
+            </w:r>
+            <w:proofErr w:type="spellEnd"/>
+            <w:r>
+              <w:rPr>
+                <w:rFonts w:ascii="Verdana" w:hAnsi="Verdana"/>
+                <w:b w:val="0"/>
+                <w:bCs w:val="0"/>
+                <w:color w:val="000000" w:themeColor="text1"/>
+                <w:sz w:val="24"/>
+                <w:szCs w:val="24"/>
+              </w:rPr>
+              <w:t>(person)}}</w:t>
             </w:r>
           </w:p>
         </w:tc>
@@ -1534,16 +1852,10 @@
                 <w:sz w:val="24"/>
                 <w:szCs w:val="24"/>
               </w:rPr>
-              <w:t>{{person.address.on_one_line(bare=True)}}</w:t>
-            </w:r>
-          </w:p>
-        </w:tc>
-        <w:tc>
-          <w:tcPr>
-            <w:tcW w:w="1280" w:type="dxa"/>
-          </w:tcPr>
-          <w:p>
-            <w:pPr>
+              <w:t>{{</w:t>
+            </w:r>
+            <w:proofErr w:type="spellStart"/>
+            <w:r>
               <w:rPr>
                 <w:rFonts w:ascii="Verdana" w:hAnsi="Verdana"/>
                 <w:b w:val="0"/>
@@ -1551,7 +1863,9 @@
                 <w:sz w:val="24"/>
                 <w:szCs w:val="24"/>
               </w:rPr>
-            </w:pPr>
+              <w:t>person.address.on_one_line</w:t>
+            </w:r>
+            <w:proofErr w:type="spellEnd"/>
             <w:r>
               <w:rPr>
                 <w:rFonts w:ascii="Verdana" w:hAnsi="Verdana"/>
@@ -1560,9 +1874,16 @@
                 <w:sz w:val="24"/>
                 <w:szCs w:val="24"/>
               </w:rPr>
-              <w:t>{% if percentage_short_enough(person.percent_share) == False %}1/{{</w:t>
-            </w:r>
-            <w:r>
+              <w:t>(bare=True)}}</w:t>
+            </w:r>
+          </w:p>
+        </w:tc>
+        <w:tc>
+          <w:tcPr>
+            <w:tcW w:w="1280" w:type="dxa"/>
+          </w:tcPr>
+          <w:p>
+            <w:pPr>
               <w:rPr>
                 <w:rFonts w:ascii="Verdana" w:hAnsi="Verdana"/>
                 <w:b w:val="0"/>
@@ -1570,8 +1891,7 @@
                 <w:sz w:val="24"/>
                 <w:szCs w:val="24"/>
               </w:rPr>
-              <w:t>users</w:t>
-            </w:r>
+            </w:pPr>
             <w:r>
               <w:rPr>
                 <w:rFonts w:ascii="Verdana" w:hAnsi="Verdana"/>
@@ -1580,7 +1900,105 @@
                 <w:sz w:val="24"/>
                 <w:szCs w:val="24"/>
               </w:rPr>
-              <w:t>.number_gathered()}}{% else %}{{person.percent_share}}%{% endif %}</w:t>
+              <w:t xml:space="preserve">{% if </w:t>
+            </w:r>
+            <w:proofErr w:type="spellStart"/>
+            <w:r>
+              <w:rPr>
+                <w:rFonts w:ascii="Verdana" w:hAnsi="Verdana"/>
+                <w:b w:val="0"/>
+                <w:bCs w:val="0"/>
+                <w:sz w:val="24"/>
+                <w:szCs w:val="24"/>
+              </w:rPr>
+              <w:t>percentage_short_enough</w:t>
+            </w:r>
+            <w:proofErr w:type="spellEnd"/>
+            <w:r>
+              <w:rPr>
+                <w:rFonts w:ascii="Verdana" w:hAnsi="Verdana"/>
+                <w:b w:val="0"/>
+                <w:bCs w:val="0"/>
+                <w:sz w:val="24"/>
+                <w:szCs w:val="24"/>
+              </w:rPr>
+              <w:t>(</w:t>
+            </w:r>
+            <w:proofErr w:type="spellStart"/>
+            <w:r>
+              <w:rPr>
+                <w:rFonts w:ascii="Verdana" w:hAnsi="Verdana"/>
+                <w:b w:val="0"/>
+                <w:bCs w:val="0"/>
+                <w:sz w:val="24"/>
+                <w:szCs w:val="24"/>
+              </w:rPr>
+              <w:t>person.percent_share</w:t>
+            </w:r>
+            <w:proofErr w:type="spellEnd"/>
+            <w:r>
+              <w:rPr>
+                <w:rFonts w:ascii="Verdana" w:hAnsi="Verdana"/>
+                <w:b w:val="0"/>
+                <w:bCs w:val="0"/>
+                <w:sz w:val="24"/>
+                <w:szCs w:val="24"/>
+              </w:rPr>
+              <w:t>) == False %}1/{{</w:t>
+            </w:r>
+            <w:proofErr w:type="spellStart"/>
+            <w:r>
+              <w:rPr>
+                <w:rFonts w:ascii="Verdana" w:hAnsi="Verdana"/>
+                <w:b w:val="0"/>
+                <w:bCs w:val="0"/>
+                <w:sz w:val="24"/>
+                <w:szCs w:val="24"/>
+              </w:rPr>
+              <w:t>users</w:t>
+            </w:r>
+            <w:r>
+              <w:rPr>
+                <w:rFonts w:ascii="Verdana" w:hAnsi="Verdana"/>
+                <w:b w:val="0"/>
+                <w:bCs w:val="0"/>
+                <w:sz w:val="24"/>
+                <w:szCs w:val="24"/>
+              </w:rPr>
+              <w:t>.number_gathered</w:t>
+            </w:r>
+            <w:proofErr w:type="spellEnd"/>
+            <w:r>
+              <w:rPr>
+                <w:rFonts w:ascii="Verdana" w:hAnsi="Verdana"/>
+                <w:b w:val="0"/>
+                <w:bCs w:val="0"/>
+                <w:sz w:val="24"/>
+                <w:szCs w:val="24"/>
+              </w:rPr>
+              <w:t>()}}{% else %}{{</w:t>
+            </w:r>
+            <w:proofErr w:type="spellStart"/>
+            <w:r>
+              <w:rPr>
+                <w:rFonts w:ascii="Verdana" w:hAnsi="Verdana"/>
+                <w:b w:val="0"/>
+                <w:bCs w:val="0"/>
+                <w:sz w:val="24"/>
+                <w:szCs w:val="24"/>
+              </w:rPr>
+              <w:t>person.percent_share</w:t>
+            </w:r>
+            <w:proofErr w:type="spellEnd"/>
+            <w:r>
+              <w:rPr>
+                <w:rFonts w:ascii="Verdana" w:hAnsi="Verdana"/>
+                <w:b w:val="0"/>
+                <w:bCs w:val="0"/>
+                <w:sz w:val="24"/>
+                <w:szCs w:val="24"/>
+              </w:rPr>
+              <w:t>}}%{% endif %}</w:t>
             </w:r>
           </w:p>
           <w:p>
@@ -1609,7 +2027,21 @@
         <w:rPr>
           <w:rFonts w:ascii="Verdana" w:hAnsi="Verdana"/>
         </w:rPr>
-        <w:t>{% endfor %}</w:t>
+        <w:t xml:space="preserve">{% </w:t>
+      </w:r>
+      <w:proofErr w:type="spellStart"/>
+      <w:r>
+        <w:rPr>
+          <w:rFonts w:ascii="Verdana" w:hAnsi="Verdana"/>
+        </w:rPr>
+        <w:t>endfor</w:t>
+      </w:r>
+      <w:proofErr w:type="spellEnd"/>
+      <w:r>
+        <w:rPr>
+          <w:rFonts w:ascii="Verdana" w:hAnsi="Verdana"/>
+        </w:rPr>
+        <w:t xml:space="preserve"> %}</w:t>
       </w:r>
       <w:r>
         <w:rPr>
@@ -1890,7 +2322,21 @@
         <w:rPr>
           <w:rFonts w:ascii="Verdana" w:hAnsi="Verdana"/>
         </w:rPr>
-        <w:t>{% endif %}{% endfor %}</w:t>
+        <w:t xml:space="preserve">{% endif %}{% </w:t>
+      </w:r>
+      <w:proofErr w:type="spellStart"/>
+      <w:r>
+        <w:rPr>
+          <w:rFonts w:ascii="Verdana" w:hAnsi="Verdana"/>
+        </w:rPr>
+        <w:t>endfor</w:t>
+      </w:r>
+      <w:proofErr w:type="spellEnd"/>
+      <w:r>
+        <w:rPr>
+          <w:rFonts w:ascii="Verdana" w:hAnsi="Verdana"/>
+        </w:rPr>
+        <w:t xml:space="preserve"> %}</w:t>
       </w:r>
     </w:p>
     <w:p>
@@ -1955,6 +2401,13 @@
           <w:bCs/>
         </w:rPr>
         <w:t>______________________________</w:t>
+      </w:r>
+      <w:r>
+        <w:rPr>
+          <w:rFonts w:ascii="Verdana" w:hAnsi="Verdana"/>
+          <w:bCs/>
+        </w:rPr>
+        <w:t>____________________________________</w:t>
       </w:r>
       <w:r>
         <w:rPr>

--- a/docassemble/NoticeOfDeathAffidavit/data/templates/notice_of_death_affidavit.docx
+++ b/docassemble/NoticeOfDeathAffidavit/data/templates/notice_of_death_affidavit.docx
@@ -6,6 +6,8 @@
       <w:pPr>
         <w:rPr>
           <w:rFonts w:ascii="Verdana" w:hAnsi="Verdana"/>
+          <w:sz w:val="2"/>
+          <w:szCs w:val="2"/>
         </w:rPr>
       </w:pPr>
     </w:p>
@@ -602,7 +604,16 @@
                 <w:sz w:val="24"/>
                 <w:szCs w:val="24"/>
               </w:rPr>
-              <w:t>.name_full</w:t>
+              <w:t>.name_</w:t>
+            </w:r>
+            <w:proofErr w:type="gramStart"/>
+            <w:r>
+              <w:rPr>
+                <w:rFonts w:ascii="Verdana" w:hAnsi="Verdana"/>
+                <w:sz w:val="24"/>
+                <w:szCs w:val="24"/>
+              </w:rPr>
+              <w:t>full</w:t>
             </w:r>
             <w:proofErr w:type="spellEnd"/>
             <w:r>
@@ -611,7 +622,16 @@
                 <w:sz w:val="24"/>
                 <w:szCs w:val="24"/>
               </w:rPr>
-              <w:t>()}}</w:t>
+              <w:t>(</w:t>
+            </w:r>
+            <w:proofErr w:type="gramEnd"/>
+            <w:r>
+              <w:rPr>
+                <w:rFonts w:ascii="Verdana" w:hAnsi="Verdana"/>
+                <w:sz w:val="24"/>
+                <w:szCs w:val="24"/>
+              </w:rPr>
+              <w:t>)}}</w:t>
             </w:r>
           </w:p>
         </w:tc>
@@ -668,6 +688,7 @@
                 <w:szCs w:val="24"/>
               </w:rPr>
             </w:pPr>
+            <w:proofErr w:type="gramStart"/>
             <w:r>
               <w:rPr>
                 <w:rFonts w:ascii="Verdana" w:hAnsi="Verdana"/>
@@ -693,13 +714,32 @@
               </w:rPr>
               <w:t>taxpayer</w:t>
             </w:r>
-            <w:r>
-              <w:rPr>
-                <w:rFonts w:ascii="Verdana" w:hAnsi="Verdana"/>
-                <w:sz w:val="24"/>
-                <w:szCs w:val="24"/>
-              </w:rPr>
-              <w:t>.address.line_one</w:t>
+            <w:proofErr w:type="gramEnd"/>
+            <w:r>
+              <w:rPr>
+                <w:rFonts w:ascii="Verdana" w:hAnsi="Verdana"/>
+                <w:sz w:val="24"/>
+                <w:szCs w:val="24"/>
+              </w:rPr>
+              <w:t>.</w:t>
+            </w:r>
+            <w:proofErr w:type="gramStart"/>
+            <w:r>
+              <w:rPr>
+                <w:rFonts w:ascii="Verdana" w:hAnsi="Verdana"/>
+                <w:sz w:val="24"/>
+                <w:szCs w:val="24"/>
+              </w:rPr>
+              <w:t>address.line</w:t>
+            </w:r>
+            <w:proofErr w:type="gramEnd"/>
+            <w:r>
+              <w:rPr>
+                <w:rFonts w:ascii="Verdana" w:hAnsi="Verdana"/>
+                <w:sz w:val="24"/>
+                <w:szCs w:val="24"/>
+              </w:rPr>
+              <w:t>_one</w:t>
             </w:r>
             <w:proofErr w:type="spellEnd"/>
             <w:r>
@@ -765,6 +805,7 @@
                 <w:szCs w:val="24"/>
               </w:rPr>
             </w:pPr>
+            <w:proofErr w:type="gramStart"/>
             <w:r>
               <w:rPr>
                 <w:rFonts w:ascii="Verdana" w:hAnsi="Verdana"/>
@@ -782,13 +823,41 @@
               </w:rPr>
               <w:t>taxpayer</w:t>
             </w:r>
-            <w:r>
-              <w:rPr>
-                <w:rFonts w:ascii="Verdana" w:hAnsi="Verdana"/>
-                <w:sz w:val="24"/>
-                <w:szCs w:val="24"/>
-              </w:rPr>
-              <w:t>.address.line_two</w:t>
+            <w:proofErr w:type="gramEnd"/>
+            <w:r>
+              <w:rPr>
+                <w:rFonts w:ascii="Verdana" w:hAnsi="Verdana"/>
+                <w:sz w:val="24"/>
+                <w:szCs w:val="24"/>
+              </w:rPr>
+              <w:t>.</w:t>
+            </w:r>
+            <w:proofErr w:type="gramStart"/>
+            <w:r>
+              <w:rPr>
+                <w:rFonts w:ascii="Verdana" w:hAnsi="Verdana"/>
+                <w:sz w:val="24"/>
+                <w:szCs w:val="24"/>
+              </w:rPr>
+              <w:t>address.line</w:t>
+            </w:r>
+            <w:proofErr w:type="gramEnd"/>
+            <w:r>
+              <w:rPr>
+                <w:rFonts w:ascii="Verdana" w:hAnsi="Verdana"/>
+                <w:sz w:val="24"/>
+                <w:szCs w:val="24"/>
+              </w:rPr>
+              <w:t>_</w:t>
+            </w:r>
+            <w:proofErr w:type="gramStart"/>
+            <w:r>
+              <w:rPr>
+                <w:rFonts w:ascii="Verdana" w:hAnsi="Verdana"/>
+                <w:sz w:val="24"/>
+                <w:szCs w:val="24"/>
+              </w:rPr>
+              <w:t>two</w:t>
             </w:r>
             <w:proofErr w:type="spellEnd"/>
             <w:r>
@@ -797,7 +866,16 @@
                 <w:sz w:val="24"/>
                 <w:szCs w:val="24"/>
               </w:rPr>
-              <w:t>()}}</w:t>
+              <w:t>(</w:t>
+            </w:r>
+            <w:proofErr w:type="gramEnd"/>
+            <w:r>
+              <w:rPr>
+                <w:rFonts w:ascii="Verdana" w:hAnsi="Verdana"/>
+                <w:sz w:val="24"/>
+                <w:szCs w:val="24"/>
+              </w:rPr>
+              <w:t>)}}</w:t>
             </w:r>
           </w:p>
         </w:tc>
@@ -1379,7 +1457,14 @@
         <w:rPr>
           <w:rFonts w:ascii="Verdana" w:hAnsi="Verdana"/>
         </w:rPr>
-        <w:t>notice_property.</w:t>
+        <w:t>notice_</w:t>
+      </w:r>
+      <w:proofErr w:type="gramStart"/>
+      <w:r>
+        <w:rPr>
+          <w:rFonts w:ascii="Verdana" w:hAnsi="Verdana"/>
+        </w:rPr>
+        <w:t>property.</w:t>
       </w:r>
       <w:r>
         <w:rPr>
@@ -1388,6 +1473,7 @@
         <w:t>description</w:t>
       </w:r>
       <w:proofErr w:type="spellEnd"/>
+      <w:proofErr w:type="gramEnd"/>
       <w:r>
         <w:rPr>
           <w:rFonts w:ascii="Verdana" w:hAnsi="Verdana"/>
@@ -1419,13 +1505,27 @@
         <w:rPr>
           <w:rFonts w:ascii="Verdana" w:hAnsi="Verdana"/>
         </w:rPr>
-        <w:t>notice_property.</w:t>
-      </w:r>
-      <w:r>
-        <w:rPr>
-          <w:rFonts w:ascii="Verdana" w:hAnsi="Verdana"/>
-        </w:rPr>
-        <w:t>on_one_line</w:t>
+        <w:t>notice_</w:t>
+      </w:r>
+      <w:proofErr w:type="gramStart"/>
+      <w:r>
+        <w:rPr>
+          <w:rFonts w:ascii="Verdana" w:hAnsi="Verdana"/>
+        </w:rPr>
+        <w:t>property.</w:t>
+      </w:r>
+      <w:r>
+        <w:rPr>
+          <w:rFonts w:ascii="Verdana" w:hAnsi="Verdana"/>
+        </w:rPr>
+        <w:t>on</w:t>
+      </w:r>
+      <w:proofErr w:type="gramEnd"/>
+      <w:r>
+        <w:rPr>
+          <w:rFonts w:ascii="Verdana" w:hAnsi="Verdana"/>
+        </w:rPr>
+        <w:t>_one_line</w:t>
       </w:r>
       <w:proofErr w:type="spellEnd"/>
       <w:r>
@@ -1439,13 +1539,28 @@
           <w:rFonts w:ascii="Verdana" w:hAnsi="Verdana"/>
           <w:bCs/>
         </w:rPr>
-        <w:t>bare=True</w:t>
-      </w:r>
-      <w:r>
-        <w:rPr>
-          <w:rFonts w:ascii="Verdana" w:hAnsi="Verdana"/>
-        </w:rPr>
-        <w:t>)}} and the property index number is {{</w:t>
+        <w:t>bare=</w:t>
+      </w:r>
+      <w:proofErr w:type="gramStart"/>
+      <w:r>
+        <w:rPr>
+          <w:rFonts w:ascii="Verdana" w:hAnsi="Verdana"/>
+          <w:bCs/>
+        </w:rPr>
+        <w:t>True</w:t>
+      </w:r>
+      <w:r>
+        <w:rPr>
+          <w:rFonts w:ascii="Verdana" w:hAnsi="Verdana"/>
+        </w:rPr>
+        <w:t>)}}</w:t>
+      </w:r>
+      <w:proofErr w:type="gramEnd"/>
+      <w:r>
+        <w:rPr>
+          <w:rFonts w:ascii="Verdana" w:hAnsi="Verdana"/>
+        </w:rPr>
+        <w:t xml:space="preserve"> and the property index number is {{</w:t>
       </w:r>
       <w:proofErr w:type="spellStart"/>
       <w:r>
@@ -1540,7 +1655,14 @@
         <w:rPr>
           <w:rFonts w:ascii="Verdana" w:hAnsi="Verdana"/>
         </w:rPr>
-        <w:t>notice_property.</w:t>
+        <w:t>notice_</w:t>
+      </w:r>
+      <w:proofErr w:type="gramStart"/>
+      <w:r>
+        <w:rPr>
+          <w:rFonts w:ascii="Verdana" w:hAnsi="Verdana"/>
+        </w:rPr>
+        <w:t>property.</w:t>
       </w:r>
       <w:r>
         <w:rPr>
@@ -1549,6 +1671,7 @@
         <w:t>county</w:t>
       </w:r>
       <w:proofErr w:type="spellEnd"/>
+      <w:proofErr w:type="gramEnd"/>
       <w:r>
         <w:rPr>
           <w:rFonts w:ascii="Verdana" w:hAnsi="Verdana"/>
@@ -1621,7 +1744,25 @@
                 <w:b/>
                 <w:spacing w:val="-4"/>
               </w:rPr>
-              <w:t>Beneficiary Name,  Relationship to Owner</w:t>
+              <w:t xml:space="preserve">Beneficiary </w:t>
+            </w:r>
+            <w:proofErr w:type="gramStart"/>
+            <w:r>
+              <w:rPr>
+                <w:rFonts w:ascii="Verdana" w:hAnsi="Verdana"/>
+                <w:b/>
+                <w:spacing w:val="-4"/>
+              </w:rPr>
+              <w:t>Name,  Relationship</w:t>
+            </w:r>
+            <w:proofErr w:type="gramEnd"/>
+            <w:r>
+              <w:rPr>
+                <w:rFonts w:ascii="Verdana" w:hAnsi="Verdana"/>
+                <w:b/>
+                <w:spacing w:val="-4"/>
+              </w:rPr>
+              <w:t xml:space="preserve"> to Owner</w:t>
             </w:r>
           </w:p>
         </w:tc>
@@ -1705,6 +1846,7 @@
         </w:rPr>
         <w:t>users</w:t>
       </w:r>
+      <w:proofErr w:type="gramStart"/>
       <w:r>
         <w:rPr>
           <w:rFonts w:ascii="Verdana" w:hAnsi="Verdana"/>
@@ -1717,6 +1859,7 @@
         </w:rPr>
         <w:t xml:space="preserve"> %}</w:t>
       </w:r>
+      <w:proofErr w:type="gramEnd"/>
     </w:p>
     <w:tbl>
       <w:tblPr>
@@ -1765,7 +1908,6 @@
                 <w:sz w:val="24"/>
                 <w:szCs w:val="24"/>
               </w:rPr>
-              <w:lastRenderedPageBreak/>
               <w:t>{{</w:t>
             </w:r>
             <w:proofErr w:type="spellStart"/>
@@ -1778,9 +1920,9 @@
                 <w:sz w:val="24"/>
                 <w:szCs w:val="24"/>
               </w:rPr>
-              <w:t>person.name_full</w:t>
-            </w:r>
-            <w:proofErr w:type="spellEnd"/>
+              <w:t>person.name_</w:t>
+            </w:r>
+            <w:proofErr w:type="gramStart"/>
             <w:r>
               <w:rPr>
                 <w:rFonts w:ascii="Verdana" w:hAnsi="Verdana"/>
@@ -1790,8 +1932,9 @@
                 <w:sz w:val="24"/>
                 <w:szCs w:val="24"/>
               </w:rPr>
-              <w:t>()}}</w:t>
-            </w:r>
+              <w:t>full</w:t>
+            </w:r>
+            <w:proofErr w:type="spellEnd"/>
             <w:r>
               <w:rPr>
                 <w:rFonts w:ascii="Verdana" w:hAnsi="Verdana"/>
@@ -1801,9 +1944,9 @@
                 <w:sz w:val="24"/>
                 <w:szCs w:val="24"/>
               </w:rPr>
-              <w:t>, {{</w:t>
-            </w:r>
-            <w:proofErr w:type="spellStart"/>
+              <w:t>(</w:t>
+            </w:r>
+            <w:proofErr w:type="gramEnd"/>
             <w:r>
               <w:rPr>
                 <w:rFonts w:ascii="Verdana" w:hAnsi="Verdana"/>
@@ -1813,9 +1956,8 @@
                 <w:sz w:val="24"/>
                 <w:szCs w:val="24"/>
               </w:rPr>
-              <w:t>get_relationship</w:t>
-            </w:r>
-            <w:proofErr w:type="spellEnd"/>
+              <w:t>)}}</w:t>
+            </w:r>
             <w:r>
               <w:rPr>
                 <w:rFonts w:ascii="Verdana" w:hAnsi="Verdana"/>
@@ -1825,6 +1967,30 @@
                 <w:sz w:val="24"/>
                 <w:szCs w:val="24"/>
               </w:rPr>
+              <w:t>, {{</w:t>
+            </w:r>
+            <w:proofErr w:type="spellStart"/>
+            <w:r>
+              <w:rPr>
+                <w:rFonts w:ascii="Verdana" w:hAnsi="Verdana"/>
+                <w:b w:val="0"/>
+                <w:bCs w:val="0"/>
+                <w:color w:val="000000" w:themeColor="text1"/>
+                <w:sz w:val="24"/>
+                <w:szCs w:val="24"/>
+              </w:rPr>
+              <w:t>get_relationship</w:t>
+            </w:r>
+            <w:proofErr w:type="spellEnd"/>
+            <w:r>
+              <w:rPr>
+                <w:rFonts w:ascii="Verdana" w:hAnsi="Verdana"/>
+                <w:b w:val="0"/>
+                <w:bCs w:val="0"/>
+                <w:color w:val="000000" w:themeColor="text1"/>
+                <w:sz w:val="24"/>
+                <w:szCs w:val="24"/>
+              </w:rPr>
               <w:t>(person)}}</w:t>
             </w:r>
           </w:p>
@@ -1855,6 +2021,7 @@
               <w:t>{{</w:t>
             </w:r>
             <w:proofErr w:type="spellStart"/>
+            <w:proofErr w:type="gramStart"/>
             <w:r>
               <w:rPr>
                 <w:rFonts w:ascii="Verdana" w:hAnsi="Verdana"/>
@@ -1863,9 +2030,9 @@
                 <w:sz w:val="24"/>
                 <w:szCs w:val="24"/>
               </w:rPr>
-              <w:t>person.address.on_one_line</w:t>
-            </w:r>
-            <w:proofErr w:type="spellEnd"/>
+              <w:t>person.address</w:t>
+            </w:r>
+            <w:proofErr w:type="gramEnd"/>
             <w:r>
               <w:rPr>
                 <w:rFonts w:ascii="Verdana" w:hAnsi="Verdana"/>
@@ -1874,16 +2041,10 @@
                 <w:sz w:val="24"/>
                 <w:szCs w:val="24"/>
               </w:rPr>
-              <w:t>(bare=True)}}</w:t>
-            </w:r>
-          </w:p>
-        </w:tc>
-        <w:tc>
-          <w:tcPr>
-            <w:tcW w:w="1280" w:type="dxa"/>
-          </w:tcPr>
-          <w:p>
-            <w:pPr>
+              <w:t>.on_one_line</w:t>
+            </w:r>
+            <w:proofErr w:type="spellEnd"/>
+            <w:r>
               <w:rPr>
                 <w:rFonts w:ascii="Verdana" w:hAnsi="Verdana"/>
                 <w:b w:val="0"/>
@@ -1891,8 +2052,16 @@
                 <w:sz w:val="24"/>
                 <w:szCs w:val="24"/>
               </w:rPr>
-            </w:pPr>
-            <w:r>
+              <w:t>(bare=True)}}</w:t>
+            </w:r>
+          </w:p>
+        </w:tc>
+        <w:tc>
+          <w:tcPr>
+            <w:tcW w:w="1280" w:type="dxa"/>
+          </w:tcPr>
+          <w:p>
+            <w:pPr>
               <w:rPr>
                 <w:rFonts w:ascii="Verdana" w:hAnsi="Verdana"/>
                 <w:b w:val="0"/>
@@ -1900,9 +2069,7 @@
                 <w:sz w:val="24"/>
                 <w:szCs w:val="24"/>
               </w:rPr>
-              <w:t xml:space="preserve">{% if </w:t>
-            </w:r>
-            <w:proofErr w:type="spellStart"/>
+            </w:pPr>
             <w:r>
               <w:rPr>
                 <w:rFonts w:ascii="Verdana" w:hAnsi="Verdana"/>
@@ -1911,9 +2078,9 @@
                 <w:sz w:val="24"/>
                 <w:szCs w:val="24"/>
               </w:rPr>
-              <w:t>percentage_short_enough</w:t>
-            </w:r>
-            <w:proofErr w:type="spellEnd"/>
+              <w:t xml:space="preserve">{% if </w:t>
+            </w:r>
+            <w:proofErr w:type="spellStart"/>
             <w:r>
               <w:rPr>
                 <w:rFonts w:ascii="Verdana" w:hAnsi="Verdana"/>
@@ -1922,9 +2089,8 @@
                 <w:sz w:val="24"/>
                 <w:szCs w:val="24"/>
               </w:rPr>
-              <w:t>(</w:t>
-            </w:r>
-            <w:proofErr w:type="spellStart"/>
+              <w:t>percentage_shor</w:t>
+            </w:r>
             <w:r>
               <w:rPr>
                 <w:rFonts w:ascii="Verdana" w:hAnsi="Verdana"/>
@@ -1933,7 +2099,8 @@
                 <w:sz w:val="24"/>
                 <w:szCs w:val="24"/>
               </w:rPr>
-              <w:t>person.percent_share</w:t>
+              <w:lastRenderedPageBreak/>
+              <w:t>t_enough</w:t>
             </w:r>
             <w:proofErr w:type="spellEnd"/>
             <w:r>
@@ -1944,9 +2111,10 @@
                 <w:sz w:val="24"/>
                 <w:szCs w:val="24"/>
               </w:rPr>
-              <w:t>) == False %}1/{{</w:t>
+              <w:t>(</w:t>
             </w:r>
             <w:proofErr w:type="spellStart"/>
+            <w:proofErr w:type="gramStart"/>
             <w:r>
               <w:rPr>
                 <w:rFonts w:ascii="Verdana" w:hAnsi="Verdana"/>
@@ -1955,8 +2123,9 @@
                 <w:sz w:val="24"/>
                 <w:szCs w:val="24"/>
               </w:rPr>
-              <w:t>users</w:t>
-            </w:r>
+              <w:t>person.percent</w:t>
+            </w:r>
+            <w:proofErr w:type="gramEnd"/>
             <w:r>
               <w:rPr>
                 <w:rFonts w:ascii="Verdana" w:hAnsi="Verdana"/>
@@ -1965,7 +2134,7 @@
                 <w:sz w:val="24"/>
                 <w:szCs w:val="24"/>
               </w:rPr>
-              <w:t>.number_gathered</w:t>
+              <w:t>_share</w:t>
             </w:r>
             <w:proofErr w:type="spellEnd"/>
             <w:r>
@@ -1976,9 +2145,10 @@
                 <w:sz w:val="24"/>
                 <w:szCs w:val="24"/>
               </w:rPr>
-              <w:t>()}}{% else %}{{</w:t>
+              <w:t>) == False %}1/{{</w:t>
             </w:r>
             <w:proofErr w:type="spellStart"/>
+            <w:proofErr w:type="gramStart"/>
             <w:r>
               <w:rPr>
                 <w:rFonts w:ascii="Verdana" w:hAnsi="Verdana"/>
@@ -1987,9 +2157,8 @@
                 <w:sz w:val="24"/>
                 <w:szCs w:val="24"/>
               </w:rPr>
-              <w:t>person.percent_share</w:t>
-            </w:r>
-            <w:proofErr w:type="spellEnd"/>
+              <w:t>users</w:t>
+            </w:r>
             <w:r>
               <w:rPr>
                 <w:rFonts w:ascii="Verdana" w:hAnsi="Verdana"/>
@@ -1998,7 +2167,141 @@
                 <w:sz w:val="24"/>
                 <w:szCs w:val="24"/>
               </w:rPr>
-              <w:t>}}%{% endif %}</w:t>
+              <w:t>.number</w:t>
+            </w:r>
+            <w:proofErr w:type="gramEnd"/>
+            <w:r>
+              <w:rPr>
+                <w:rFonts w:ascii="Verdana" w:hAnsi="Verdana"/>
+                <w:b w:val="0"/>
+                <w:bCs w:val="0"/>
+                <w:sz w:val="24"/>
+                <w:szCs w:val="24"/>
+              </w:rPr>
+              <w:t>_</w:t>
+            </w:r>
+            <w:proofErr w:type="gramStart"/>
+            <w:r>
+              <w:rPr>
+                <w:rFonts w:ascii="Verdana" w:hAnsi="Verdana"/>
+                <w:b w:val="0"/>
+                <w:bCs w:val="0"/>
+                <w:sz w:val="24"/>
+                <w:szCs w:val="24"/>
+              </w:rPr>
+              <w:t>gathered</w:t>
+            </w:r>
+            <w:proofErr w:type="spellEnd"/>
+            <w:r>
+              <w:rPr>
+                <w:rFonts w:ascii="Verdana" w:hAnsi="Verdana"/>
+                <w:b w:val="0"/>
+                <w:bCs w:val="0"/>
+                <w:sz w:val="24"/>
+                <w:szCs w:val="24"/>
+              </w:rPr>
+              <w:t>(</w:t>
+            </w:r>
+            <w:proofErr w:type="gramEnd"/>
+            <w:r>
+              <w:rPr>
+                <w:rFonts w:ascii="Verdana" w:hAnsi="Verdana"/>
+                <w:b w:val="0"/>
+                <w:bCs w:val="0"/>
+                <w:sz w:val="24"/>
+                <w:szCs w:val="24"/>
+              </w:rPr>
+              <w:t>)</w:t>
+            </w:r>
+            <w:proofErr w:type="gramStart"/>
+            <w:r>
+              <w:rPr>
+                <w:rFonts w:ascii="Verdana" w:hAnsi="Verdana"/>
+                <w:b w:val="0"/>
+                <w:bCs w:val="0"/>
+                <w:sz w:val="24"/>
+                <w:szCs w:val="24"/>
+              </w:rPr>
+              <w:t>}}{</w:t>
+            </w:r>
+            <w:proofErr w:type="gramEnd"/>
+            <w:r>
+              <w:rPr>
+                <w:rFonts w:ascii="Verdana" w:hAnsi="Verdana"/>
+                <w:b w:val="0"/>
+                <w:bCs w:val="0"/>
+                <w:sz w:val="24"/>
+                <w:szCs w:val="24"/>
+              </w:rPr>
+              <w:t xml:space="preserve">% else </w:t>
+            </w:r>
+            <w:proofErr w:type="gramStart"/>
+            <w:r>
+              <w:rPr>
+                <w:rFonts w:ascii="Verdana" w:hAnsi="Verdana"/>
+                <w:b w:val="0"/>
+                <w:bCs w:val="0"/>
+                <w:sz w:val="24"/>
+                <w:szCs w:val="24"/>
+              </w:rPr>
+              <w:t>%}{</w:t>
+            </w:r>
+            <w:proofErr w:type="gramEnd"/>
+            <w:r>
+              <w:rPr>
+                <w:rFonts w:ascii="Verdana" w:hAnsi="Verdana"/>
+                <w:b w:val="0"/>
+                <w:bCs w:val="0"/>
+                <w:sz w:val="24"/>
+                <w:szCs w:val="24"/>
+              </w:rPr>
+              <w:t>{</w:t>
+            </w:r>
+            <w:proofErr w:type="spellStart"/>
+            <w:proofErr w:type="gramStart"/>
+            <w:r>
+              <w:rPr>
+                <w:rFonts w:ascii="Verdana" w:hAnsi="Verdana"/>
+                <w:b w:val="0"/>
+                <w:bCs w:val="0"/>
+                <w:sz w:val="24"/>
+                <w:szCs w:val="24"/>
+              </w:rPr>
+              <w:t>person.percent</w:t>
+            </w:r>
+            <w:proofErr w:type="gramEnd"/>
+            <w:r>
+              <w:rPr>
+                <w:rFonts w:ascii="Verdana" w:hAnsi="Verdana"/>
+                <w:b w:val="0"/>
+                <w:bCs w:val="0"/>
+                <w:sz w:val="24"/>
+                <w:szCs w:val="24"/>
+              </w:rPr>
+              <w:t>_share</w:t>
+            </w:r>
+            <w:proofErr w:type="spellEnd"/>
+            <w:proofErr w:type="gramStart"/>
+            <w:r>
+              <w:rPr>
+                <w:rFonts w:ascii="Verdana" w:hAnsi="Verdana"/>
+                <w:b w:val="0"/>
+                <w:bCs w:val="0"/>
+                <w:sz w:val="24"/>
+                <w:szCs w:val="24"/>
+              </w:rPr>
+              <w:t>}}%</w:t>
+            </w:r>
+            <w:proofErr w:type="gramEnd"/>
+            <w:r>
+              <w:rPr>
+                <w:rFonts w:ascii="Verdana" w:hAnsi="Verdana"/>
+                <w:b w:val="0"/>
+                <w:bCs w:val="0"/>
+                <w:sz w:val="24"/>
+                <w:szCs w:val="24"/>
+              </w:rPr>
+              <w:t>{% endif %}</w:t>
             </w:r>
           </w:p>
           <w:p>
@@ -2027,6 +2330,7 @@
         <w:rPr>
           <w:rFonts w:ascii="Verdana" w:hAnsi="Verdana"/>
         </w:rPr>
+        <w:lastRenderedPageBreak/>
         <w:t xml:space="preserve">{% </w:t>
       </w:r>
       <w:proofErr w:type="spellStart"/>
@@ -2042,35 +2346,88 @@
           <w:rFonts w:ascii="Verdana" w:hAnsi="Verdana"/>
         </w:rPr>
         <w:t xml:space="preserve"> %}</w:t>
-      </w:r>
-      <w:r>
-        <w:rPr>
-          <w:rFonts w:ascii="Verdana" w:hAnsi="Verdana"/>
-        </w:rPr>
-        <w:br w:type="page"/>
-      </w:r>
-      <w:r>
-        <w:rPr>
-          <w:rFonts w:ascii="Verdana" w:hAnsi="Verdana"/>
-        </w:rPr>
-        <w:lastRenderedPageBreak/>
-        <w:t xml:space="preserve">In witness whereof, the undersigned beneficiaries hereby accept the transfer of real estate under the transfer on death instrument this _______ day of ___________, ______.{% for person in </w:t>
-      </w:r>
-      <w:r>
-        <w:rPr>
-          <w:rFonts w:ascii="Verdana" w:hAnsi="Verdana"/>
-        </w:rPr>
-        <w:t>users</w:t>
-      </w:r>
-      <w:r>
-        <w:rPr>
-          <w:rFonts w:ascii="Verdana" w:hAnsi="Verdana"/>
-        </w:rPr>
-        <w:t xml:space="preserve"> %}{% if (loop.index0 % 2) == 0 %}</w:t>
       </w:r>
     </w:p>
     <w:p>
       <w:pPr>
+        <w:spacing w:line="276" w:lineRule="auto"/>
+        <w:rPr>
+          <w:rFonts w:ascii="Verdana" w:hAnsi="Verdana"/>
+        </w:rPr>
+      </w:pPr>
+    </w:p>
+    <w:p>
+      <w:pPr>
+        <w:keepNext/>
+        <w:spacing w:line="276" w:lineRule="auto"/>
+        <w:rPr>
+          <w:rFonts w:ascii="Verdana" w:hAnsi="Verdana"/>
+        </w:rPr>
+      </w:pPr>
+      <w:r>
+        <w:rPr>
+          <w:rFonts w:ascii="Verdana" w:hAnsi="Verdana"/>
+        </w:rPr>
+        <w:t>In witness whereof, the undersigned beneficiaries hereby accept the transfer of real estate under the transfer on death instrument this _______ day of ___________, _____</w:t>
+      </w:r>
+      <w:proofErr w:type="gramStart"/>
+      <w:r>
+        <w:rPr>
+          <w:rFonts w:ascii="Verdana" w:hAnsi="Verdana"/>
+        </w:rPr>
+        <w:t>_.{</w:t>
+      </w:r>
+      <w:proofErr w:type="gramEnd"/>
+      <w:r>
+        <w:rPr>
+          <w:rFonts w:ascii="Verdana" w:hAnsi="Verdana"/>
+        </w:rPr>
+        <w:t xml:space="preserve">% for person in </w:t>
+      </w:r>
+      <w:r>
+        <w:rPr>
+          <w:rFonts w:ascii="Verdana" w:hAnsi="Verdana"/>
+        </w:rPr>
+        <w:t>users</w:t>
+      </w:r>
+      <w:r>
+        <w:rPr>
+          <w:rFonts w:ascii="Verdana" w:hAnsi="Verdana"/>
+        </w:rPr>
+        <w:t xml:space="preserve"> </w:t>
+      </w:r>
+      <w:proofErr w:type="gramStart"/>
+      <w:r>
+        <w:rPr>
+          <w:rFonts w:ascii="Verdana" w:hAnsi="Verdana"/>
+        </w:rPr>
+        <w:t>%}{</w:t>
+      </w:r>
+      <w:proofErr w:type="gramEnd"/>
+      <w:r>
+        <w:rPr>
+          <w:rFonts w:ascii="Verdana" w:hAnsi="Verdana"/>
+        </w:rPr>
+        <w:t>% if (</w:t>
+      </w:r>
+      <w:proofErr w:type="gramStart"/>
+      <w:r>
+        <w:rPr>
+          <w:rFonts w:ascii="Verdana" w:hAnsi="Verdana"/>
+        </w:rPr>
+        <w:t>loop.index</w:t>
+      </w:r>
+      <w:proofErr w:type="gramEnd"/>
+      <w:r>
+        <w:rPr>
+          <w:rFonts w:ascii="Verdana" w:hAnsi="Verdana"/>
+        </w:rPr>
+        <w:t>0 % 2) == 0 %}</w:t>
+      </w:r>
+    </w:p>
+    <w:p>
+      <w:pPr>
+        <w:keepNext/>
         <w:rPr>
           <w:rFonts w:ascii="Verdana" w:hAnsi="Verdana"/>
         </w:rPr>
@@ -2105,6 +2462,7 @@
           </w:tcPr>
           <w:p>
             <w:pPr>
+              <w:keepNext/>
               <w:rPr>
                 <w:rFonts w:ascii="Verdana" w:hAnsi="Verdana"/>
               </w:rPr>
@@ -2117,6 +2475,7 @@
           </w:tcPr>
           <w:p>
             <w:pPr>
+              <w:keepLines/>
               <w:rPr>
                 <w:rFonts w:ascii="Verdana" w:hAnsi="Verdana"/>
               </w:rPr>
@@ -2132,6 +2491,7 @@
           </w:tcPr>
           <w:p>
             <w:pPr>
+              <w:keepLines/>
               <w:rPr>
                 <w:rFonts w:ascii="Verdana" w:hAnsi="Verdana"/>
               </w:rPr>
@@ -2149,6 +2509,7 @@
           </w:tcPr>
           <w:p>
             <w:pPr>
+              <w:keepNext/>
               <w:rPr>
                 <w:rFonts w:ascii="Verdana" w:hAnsi="Verdana"/>
               </w:rPr>
@@ -2169,6 +2530,7 @@
           </w:tcPr>
           <w:p>
             <w:pPr>
+              <w:keepLines/>
               <w:rPr>
                 <w:rFonts w:ascii="Verdana" w:hAnsi="Verdana"/>
               </w:rPr>
@@ -2184,6 +2546,7 @@
           </w:tcPr>
           <w:p>
             <w:pPr>
+              <w:keepLines/>
               <w:rPr>
                 <w:rFonts w:ascii="Verdana" w:hAnsi="Verdana"/>
               </w:rPr>
@@ -2209,6 +2572,7 @@
           </w:tcPr>
           <w:p>
             <w:pPr>
+              <w:keepNext/>
               <w:rPr>
                 <w:rFonts w:ascii="Verdana" w:hAnsi="Verdana"/>
               </w:rPr>
@@ -2221,6 +2585,7 @@
           </w:tcPr>
           <w:p>
             <w:pPr>
+              <w:keepLines/>
               <w:rPr>
                 <w:rFonts w:ascii="Verdana" w:hAnsi="Verdana"/>
               </w:rPr>
@@ -2236,6 +2601,7 @@
           </w:tcPr>
           <w:p>
             <w:pPr>
+              <w:keepLines/>
               <w:rPr>
                 <w:rFonts w:ascii="Verdana" w:hAnsi="Verdana"/>
               </w:rPr>
@@ -2253,6 +2619,7 @@
           </w:tcPr>
           <w:p>
             <w:pPr>
+              <w:keepNext/>
               <w:rPr>
                 <w:rFonts w:ascii="Verdana" w:hAnsi="Verdana"/>
               </w:rPr>
@@ -2281,6 +2648,7 @@
           </w:tcPr>
           <w:p>
             <w:pPr>
+              <w:keepLines/>
               <w:rPr>
                 <w:rFonts w:ascii="Verdana" w:hAnsi="Verdana"/>
               </w:rPr>
@@ -2296,6 +2664,7 @@
           </w:tcPr>
           <w:p>
             <w:pPr>
+              <w:keepLines/>
               <w:rPr>
                 <w:rFonts w:ascii="Verdana" w:hAnsi="Verdana"/>
               </w:rPr>
@@ -2322,9 +2691,24 @@
         <w:rPr>
           <w:rFonts w:ascii="Verdana" w:hAnsi="Verdana"/>
         </w:rPr>
-        <w:t xml:space="preserve">{% endif %}{% </w:t>
+        <w:t xml:space="preserve">{% endif </w:t>
+      </w:r>
+      <w:proofErr w:type="gramStart"/>
+      <w:r>
+        <w:rPr>
+          <w:rFonts w:ascii="Verdana" w:hAnsi="Verdana"/>
+        </w:rPr>
+        <w:t>%}{</w:t>
+      </w:r>
+      <w:proofErr w:type="gramEnd"/>
+      <w:r>
+        <w:rPr>
+          <w:rFonts w:ascii="Verdana" w:hAnsi="Verdana"/>
+        </w:rPr>
+        <w:t xml:space="preserve">% </w:t>
       </w:r>
       <w:proofErr w:type="spellStart"/>
+      <w:proofErr w:type="gramStart"/>
       <w:r>
         <w:rPr>
           <w:rFonts w:ascii="Verdana" w:hAnsi="Verdana"/>
@@ -2338,9 +2722,11 @@
         </w:rPr>
         <w:t xml:space="preserve"> %}</w:t>
       </w:r>
+      <w:proofErr w:type="gramEnd"/>
     </w:p>
     <w:p>
       <w:pPr>
+        <w:keepNext/>
         <w:spacing w:line="276" w:lineRule="auto"/>
         <w:rPr>
           <w:rFonts w:ascii="Verdana" w:hAnsi="Verdana"/>
@@ -2355,6 +2741,7 @@
     </w:p>
     <w:p>
       <w:pPr>
+        <w:keepNext/>
         <w:spacing w:line="276" w:lineRule="auto"/>
         <w:rPr>
           <w:rFonts w:ascii="Verdana" w:hAnsi="Verdana"/>
@@ -2369,6 +2756,7 @@
     </w:p>
     <w:p>
       <w:pPr>
+        <w:keepNext/>
         <w:rPr>
           <w:rFonts w:ascii="Verdana" w:hAnsi="Verdana"/>
         </w:rPr>
@@ -2376,6 +2764,7 @@
     </w:p>
     <w:p>
       <w:pPr>
+        <w:keepNext/>
         <w:spacing w:line="276" w:lineRule="auto"/>
         <w:rPr>
           <w:rFonts w:ascii="Verdana" w:hAnsi="Verdana"/>
@@ -2407,17 +2796,33 @@
           <w:rFonts w:ascii="Verdana" w:hAnsi="Verdana"/>
           <w:bCs/>
         </w:rPr>
-        <w:t>____________________________________</w:t>
-      </w:r>
-      <w:r>
-        <w:rPr>
-          <w:rFonts w:ascii="Verdana" w:hAnsi="Verdana"/>
-        </w:rPr>
-        <w:t xml:space="preserve">  personally known to me to be the same person or persons whose name or names are subscribed to the foregoing instrument, appeared before me this day in person and swore on oath to the above foregoing affidavit. Signed and sworn to before me this ____ day of _________________, _______.</w:t>
+        <w:t>___________________________________</w:t>
+      </w:r>
+      <w:proofErr w:type="gramStart"/>
+      <w:r>
+        <w:rPr>
+          <w:rFonts w:ascii="Verdana" w:hAnsi="Verdana"/>
+          <w:bCs/>
+        </w:rPr>
+        <w:t>_</w:t>
+      </w:r>
+      <w:r>
+        <w:rPr>
+          <w:rFonts w:ascii="Verdana" w:hAnsi="Verdana"/>
+        </w:rPr>
+        <w:t xml:space="preserve">  personally</w:t>
+      </w:r>
+      <w:proofErr w:type="gramEnd"/>
+      <w:r>
+        <w:rPr>
+          <w:rFonts w:ascii="Verdana" w:hAnsi="Verdana"/>
+        </w:rPr>
+        <w:t xml:space="preserve"> known to me to be the same person or persons whose name or names are subscribed to the foregoing instrument, appeared before me this day in person and swore on oath to the above foregoing affidavit. Signed and sworn to before me this ____ day of _________________, _______.</w:t>
       </w:r>
     </w:p>
     <w:p>
       <w:pPr>
+        <w:keepNext/>
         <w:rPr>
           <w:rFonts w:ascii="Verdana" w:hAnsi="Verdana"/>
         </w:rPr>
@@ -2425,6 +2830,7 @@
     </w:p>
     <w:p>
       <w:pPr>
+        <w:keepNext/>
         <w:rPr>
           <w:rFonts w:ascii="Verdana" w:hAnsi="Verdana"/>
         </w:rPr>
@@ -2432,6 +2838,7 @@
     </w:p>
     <w:p>
       <w:pPr>
+        <w:keepNext/>
         <w:rPr>
           <w:rFonts w:ascii="Verdana" w:hAnsi="Verdana"/>
         </w:rPr>
@@ -2485,7 +2892,8 @@
       </w:r>
     </w:p>
     <w:sectPr>
-      <w:footerReference w:type="first" r:id="rId6"/>
+      <w:footerReference w:type="default" r:id="rId6"/>
+      <w:footerReference w:type="first" r:id="rId7"/>
       <w:pgSz w:w="12240" w:h="15840"/>
       <w:pgMar w:top="720" w:right="720" w:bottom="720" w:left="720" w:header="720" w:footer="720" w:gutter="0"/>
       <w:pgNumType w:start="1"/>
@@ -2520,7 +2928,10 @@
 <w:ftr xmlns:wpc="http://schemas.microsoft.com/office/word/2010/wordprocessingCanvas" xmlns:cx="http://schemas.microsoft.com/office/drawing/2014/chartex" xmlns:cx1="http://schemas.microsoft.com/office/drawing/2015/9/8/chartex" xmlns:cx2="http://schemas.microsoft.com/office/drawing/2015/10/21/chartex" xmlns:cx3="http://schemas.microsoft.com/office/drawing/2016/5/9/chartex" xmlns:cx4="http://schemas.microsoft.com/office/drawing/2016/5/10/chartex" xmlns:cx5="http://schemas.microsoft.com/office/drawing/2016/5/11/chartex" xmlns:cx6="http://schemas.microsoft.com/office/drawing/2016/5/12/chartex" xmlns:cx7="http://schemas.microsoft.com/office/drawing/2016/5/13/chartex" xmlns:cx8="http://schemas.microsoft.com/office/drawing/2016/5/14/chartex" xmlns:mc="http://schemas.openxmlformats.org/markup-compatibility/2006" xmlns:aink="http://schemas.microsoft.com/office/drawing/2016/ink" xmlns:am3d="http://schemas.microsoft.com/office/drawing/2017/model3d" xmlns:o="urn:schemas-microsoft-com:office:office" xmlns:oel="http://schemas.microsoft.com/office/2019/extlst" xmlns:r="http://schemas.openxmlformats.org/officeDocument/2006/relationships" xmlns:m="http://schemas.openxmlformats.org/officeDocument/2006/math" xmlns:v="urn:schemas-microsoft-com:vml" xmlns:wp14="http://schemas.microsoft.com/office/word/2010/wordprocessingDrawing" xmlns:wp="http://schemas.openxmlformats.org/drawingml/2006/wordprocessingDrawing" xmlns:w10="urn:schemas-microsoft-com:office:word" xmlns:w="http://schemas.openxmlformats.org/wordprocessingml/2006/main" xmlns:w14="http://schemas.microsoft.com/office/word/2010/wordml" xmlns:w15="http://schemas.microsoft.com/office/word/2012/wordml" xmlns:w16cex="http://schemas.microsoft.com/office/word/2018/wordml/cex" xmlns:w16cid="http://schemas.microsoft.com/office/word/2016/wordml/cid" xmlns:w16="http://schemas.microsoft.com/office/word/2018/wordml" xmlns:w16du="http://schemas.microsoft.com/office/word/2023/wordml/word16du" xmlns:w16sdtdh="http://schemas.microsoft.com/office/word/2020/wordml/sdtdatahash" xmlns:w16sdtfl="http://schemas.microsoft.com/office/word/2024/wordml/sdtformatlock" xmlns:w16se="http://schemas.microsoft.com/office/word/2015/wordml/symex" xmlns:wpg="http://schemas.microsoft.com/office/word/2010/wordprocessingGroup" xmlns:wpi="http://schemas.microsoft.com/office/word/2010/wordprocessingInk" xmlns:wne="http://schemas.microsoft.com/office/word/2006/wordml" xmlns:wps="http://schemas.microsoft.com/office/word/2010/wordprocessingShape" mc:Ignorable="w14 w15 w16se w16cid w16 w16cex w16sdtdh w16sdtfl w16du wp14">
   <w:sdt>
     <w:sdtPr>
-      <w:id w:val="-1764527644"/>
+      <w:rPr>
+        <w:rFonts w:ascii="Verdana" w:hAnsi="Verdana"/>
+      </w:rPr>
+      <w:id w:val="-7218760"/>
       <w:docPartObj>
         <w:docPartGallery w:val="Page Numbers (Bottom of Page)"/>
         <w:docPartUnique/>
@@ -2536,24 +2947,38 @@
         <w:pPr>
           <w:pStyle w:val="Footer"/>
           <w:jc w:val="center"/>
+          <w:rPr>
+            <w:rFonts w:ascii="Verdana" w:hAnsi="Verdana"/>
+          </w:rPr>
         </w:pPr>
         <w:r>
+          <w:rPr>
+            <w:rFonts w:ascii="Verdana" w:hAnsi="Verdana"/>
+          </w:rPr>
           <w:fldChar w:fldCharType="begin"/>
         </w:r>
         <w:r>
+          <w:rPr>
+            <w:rFonts w:ascii="Verdana" w:hAnsi="Verdana"/>
+          </w:rPr>
           <w:instrText xml:space="preserve"> PAGE   \* MERGEFORMAT </w:instrText>
         </w:r>
         <w:r>
+          <w:rPr>
+            <w:rFonts w:ascii="Verdana" w:hAnsi="Verdana"/>
+          </w:rPr>
           <w:fldChar w:fldCharType="separate"/>
         </w:r>
         <w:r>
           <w:rPr>
+            <w:rFonts w:ascii="Verdana" w:hAnsi="Verdana"/>
             <w:noProof/>
           </w:rPr>
-          <w:t>1</w:t>
+          <w:t>2</w:t>
         </w:r>
         <w:r>
           <w:rPr>
+            <w:rFonts w:ascii="Verdana" w:hAnsi="Verdana"/>
             <w:noProof/>
           </w:rPr>
           <w:fldChar w:fldCharType="end"/>
@@ -2561,11 +2986,71 @@
       </w:p>
     </w:sdtContent>
   </w:sdt>
-  <w:p>
-    <w:pPr>
-      <w:pStyle w:val="Footer"/>
-    </w:pPr>
-  </w:p>
+</w:ftr>
+</file>
+
+<file path=word/footer2.xml><?xml version="1.0" encoding="utf-8"?>
+<w:ftr xmlns:wpc="http://schemas.microsoft.com/office/word/2010/wordprocessingCanvas" xmlns:cx="http://schemas.microsoft.com/office/drawing/2014/chartex" xmlns:cx1="http://schemas.microsoft.com/office/drawing/2015/9/8/chartex" xmlns:cx2="http://schemas.microsoft.com/office/drawing/2015/10/21/chartex" xmlns:cx3="http://schemas.microsoft.com/office/drawing/2016/5/9/chartex" xmlns:cx4="http://schemas.microsoft.com/office/drawing/2016/5/10/chartex" xmlns:cx5="http://schemas.microsoft.com/office/drawing/2016/5/11/chartex" xmlns:cx6="http://schemas.microsoft.com/office/drawing/2016/5/12/chartex" xmlns:cx7="http://schemas.microsoft.com/office/drawing/2016/5/13/chartex" xmlns:cx8="http://schemas.microsoft.com/office/drawing/2016/5/14/chartex" xmlns:mc="http://schemas.openxmlformats.org/markup-compatibility/2006" xmlns:aink="http://schemas.microsoft.com/office/drawing/2016/ink" xmlns:am3d="http://schemas.microsoft.com/office/drawing/2017/model3d" xmlns:o="urn:schemas-microsoft-com:office:office" xmlns:oel="http://schemas.microsoft.com/office/2019/extlst" xmlns:r="http://schemas.openxmlformats.org/officeDocument/2006/relationships" xmlns:m="http://schemas.openxmlformats.org/officeDocument/2006/math" xmlns:v="urn:schemas-microsoft-com:vml" xmlns:wp14="http://schemas.microsoft.com/office/word/2010/wordprocessingDrawing" xmlns:wp="http://schemas.openxmlformats.org/drawingml/2006/wordprocessingDrawing" xmlns:w10="urn:schemas-microsoft-com:office:word" xmlns:w="http://schemas.openxmlformats.org/wordprocessingml/2006/main" xmlns:w14="http://schemas.microsoft.com/office/word/2010/wordml" xmlns:w15="http://schemas.microsoft.com/office/word/2012/wordml" xmlns:w16cex="http://schemas.microsoft.com/office/word/2018/wordml/cex" xmlns:w16cid="http://schemas.microsoft.com/office/word/2016/wordml/cid" xmlns:w16="http://schemas.microsoft.com/office/word/2018/wordml" xmlns:w16du="http://schemas.microsoft.com/office/word/2023/wordml/word16du" xmlns:w16sdtdh="http://schemas.microsoft.com/office/word/2020/wordml/sdtdatahash" xmlns:w16sdtfl="http://schemas.microsoft.com/office/word/2024/wordml/sdtformatlock" xmlns:w16se="http://schemas.microsoft.com/office/word/2015/wordml/symex" xmlns:wpg="http://schemas.microsoft.com/office/word/2010/wordprocessingGroup" xmlns:wpi="http://schemas.microsoft.com/office/word/2010/wordprocessingInk" xmlns:wne="http://schemas.microsoft.com/office/word/2006/wordml" xmlns:wps="http://schemas.microsoft.com/office/word/2010/wordprocessingShape" mc:Ignorable="w14 w15 w16se w16cid w16 w16cex w16sdtdh w16sdtfl w16du wp14">
+  <w:sdt>
+    <w:sdtPr>
+      <w:rPr>
+        <w:rFonts w:ascii="Verdana" w:hAnsi="Verdana"/>
+      </w:rPr>
+      <w:id w:val="-1389720771"/>
+      <w:docPartObj>
+        <w:docPartGallery w:val="Page Numbers (Bottom of Page)"/>
+        <w:docPartUnique/>
+      </w:docPartObj>
+    </w:sdtPr>
+    <w:sdtEndPr>
+      <w:rPr>
+        <w:noProof/>
+      </w:rPr>
+    </w:sdtEndPr>
+    <w:sdtContent>
+      <w:p>
+        <w:pPr>
+          <w:pStyle w:val="Footer"/>
+          <w:jc w:val="center"/>
+          <w:rPr>
+            <w:rFonts w:ascii="Verdana" w:hAnsi="Verdana"/>
+          </w:rPr>
+        </w:pPr>
+        <w:r>
+          <w:rPr>
+            <w:rFonts w:ascii="Verdana" w:hAnsi="Verdana"/>
+          </w:rPr>
+          <w:fldChar w:fldCharType="begin"/>
+        </w:r>
+        <w:r>
+          <w:rPr>
+            <w:rFonts w:ascii="Verdana" w:hAnsi="Verdana"/>
+          </w:rPr>
+          <w:instrText xml:space="preserve"> PAGE   \* MERGEFORMAT </w:instrText>
+        </w:r>
+        <w:r>
+          <w:rPr>
+            <w:rFonts w:ascii="Verdana" w:hAnsi="Verdana"/>
+          </w:rPr>
+          <w:fldChar w:fldCharType="separate"/>
+        </w:r>
+        <w:r>
+          <w:rPr>
+            <w:rFonts w:ascii="Verdana" w:hAnsi="Verdana"/>
+            <w:noProof/>
+          </w:rPr>
+          <w:t>2</w:t>
+        </w:r>
+        <w:r>
+          <w:rPr>
+            <w:rFonts w:ascii="Verdana" w:hAnsi="Verdana"/>
+            <w:noProof/>
+          </w:rPr>
+          <w:fldChar w:fldCharType="end"/>
+        </w:r>
+      </w:p>
+    </w:sdtContent>
+  </w:sdt>
 </w:ftr>
 </file>
 
@@ -3663,6 +4148,42 @@
       </w:rPr>
     </w:tblStylePr>
   </w:style>
+  <w:style w:type="paragraph" w:styleId="Header">
+    <w:name w:val="header"/>
+    <w:basedOn w:val="Normal"/>
+    <w:link w:val="HeaderChar"/>
+    <w:uiPriority w:val="99"/>
+    <w:unhideWhenUsed/>
+    <w:rsid w:val="00D07C28"/>
+    <w:pPr>
+      <w:tabs>
+        <w:tab w:val="center" w:pos="4680"/>
+        <w:tab w:val="right" w:pos="9360"/>
+      </w:tabs>
+    </w:pPr>
+  </w:style>
+  <w:style w:type="character" w:customStyle="1" w:styleId="HeaderChar">
+    <w:name w:val="Header Char"/>
+    <w:basedOn w:val="DefaultParagraphFont"/>
+    <w:link w:val="Header"/>
+    <w:uiPriority w:val="99"/>
+    <w:rsid w:val="00D07C28"/>
+    <w:rPr>
+      <w:rFonts w:ascii="Times New Roman" w:eastAsia="Times New Roman" w:hAnsi="Times New Roman" w:cs="Times New Roman"/>
+      <w:kern w:val="0"/>
+      <w14:ligatures w14:val="none"/>
+    </w:rPr>
+  </w:style>
+  <w:style w:type="character" w:styleId="PlaceholderText">
+    <w:name w:val="Placeholder Text"/>
+    <w:basedOn w:val="DefaultParagraphFont"/>
+    <w:uiPriority w:val="99"/>
+    <w:semiHidden/>
+    <w:rsid w:val="00D07C28"/>
+    <w:rPr>
+      <w:color w:val="666666"/>
+    </w:rPr>
+  </w:style>
 </w:styles>
 </file>
 

--- a/docassemble/NoticeOfDeathAffidavit/data/templates/notice_of_death_affidavit.docx
+++ b/docassemble/NoticeOfDeathAffidavit/data/templates/notice_of_death_affidavit.docx
@@ -589,7 +589,6 @@
               </w:rPr>
               <w:t>{{</w:t>
             </w:r>
-            <w:proofErr w:type="spellStart"/>
             <w:r>
               <w:rPr>
                 <w:rFonts w:ascii="Verdana" w:hAnsi="Verdana"/>
@@ -604,34 +603,7 @@
                 <w:sz w:val="24"/>
                 <w:szCs w:val="24"/>
               </w:rPr>
-              <w:t>.name_</w:t>
-            </w:r>
-            <w:proofErr w:type="gramStart"/>
-            <w:r>
-              <w:rPr>
-                <w:rFonts w:ascii="Verdana" w:hAnsi="Verdana"/>
-                <w:sz w:val="24"/>
-                <w:szCs w:val="24"/>
-              </w:rPr>
-              <w:t>full</w:t>
-            </w:r>
-            <w:proofErr w:type="spellEnd"/>
-            <w:r>
-              <w:rPr>
-                <w:rFonts w:ascii="Verdana" w:hAnsi="Verdana"/>
-                <w:sz w:val="24"/>
-                <w:szCs w:val="24"/>
-              </w:rPr>
-              <w:t>(</w:t>
-            </w:r>
-            <w:proofErr w:type="gramEnd"/>
-            <w:r>
-              <w:rPr>
-                <w:rFonts w:ascii="Verdana" w:hAnsi="Verdana"/>
-                <w:sz w:val="24"/>
-                <w:szCs w:val="24"/>
-              </w:rPr>
-              <w:t>)}}</w:t>
+              <w:t>.name_full()}}</w:t>
             </w:r>
           </w:p>
         </w:tc>
@@ -688,7 +660,6 @@
                 <w:szCs w:val="24"/>
               </w:rPr>
             </w:pPr>
-            <w:proofErr w:type="gramStart"/>
             <w:r>
               <w:rPr>
                 <w:rFonts w:ascii="Verdana" w:hAnsi="Verdana"/>
@@ -703,52 +674,15 @@
                 <w:sz w:val="24"/>
                 <w:szCs w:val="24"/>
               </w:rPr>
-              <w:t xml:space="preserve"> </w:t>
+              <w:t xml:space="preserve"> taxpayer</w:t>
             </w:r>
-            <w:proofErr w:type="spellStart"/>
             <w:r>
               <w:rPr>
                 <w:rFonts w:ascii="Verdana" w:hAnsi="Verdana"/>
                 <w:sz w:val="24"/>
                 <w:szCs w:val="24"/>
               </w:rPr>
-              <w:t>taxpayer</w:t>
-            </w:r>
-            <w:proofErr w:type="gramEnd"/>
-            <w:r>
-              <w:rPr>
-                <w:rFonts w:ascii="Verdana" w:hAnsi="Verdana"/>
-                <w:sz w:val="24"/>
-                <w:szCs w:val="24"/>
-              </w:rPr>
-              <w:t>.</w:t>
-            </w:r>
-            <w:proofErr w:type="gramStart"/>
-            <w:r>
-              <w:rPr>
-                <w:rFonts w:ascii="Verdana" w:hAnsi="Verdana"/>
-                <w:sz w:val="24"/>
-                <w:szCs w:val="24"/>
-              </w:rPr>
-              <w:t>address.line</w:t>
-            </w:r>
-            <w:proofErr w:type="gramEnd"/>
-            <w:r>
-              <w:rPr>
-                <w:rFonts w:ascii="Verdana" w:hAnsi="Verdana"/>
-                <w:sz w:val="24"/>
-                <w:szCs w:val="24"/>
-              </w:rPr>
-              <w:t>_one</w:t>
-            </w:r>
-            <w:proofErr w:type="spellEnd"/>
-            <w:r>
-              <w:rPr>
-                <w:rFonts w:ascii="Verdana" w:hAnsi="Verdana"/>
-                <w:sz w:val="24"/>
-                <w:szCs w:val="24"/>
-              </w:rPr>
-              <w:t>(bare=True)}}</w:t>
+              <w:t>.address.line_one(bare=True)}}</w:t>
             </w:r>
           </w:p>
         </w:tc>
@@ -805,7 +739,6 @@
                 <w:szCs w:val="24"/>
               </w:rPr>
             </w:pPr>
-            <w:proofErr w:type="gramStart"/>
             <w:r>
               <w:rPr>
                 <w:rFonts w:ascii="Verdana" w:hAnsi="Verdana"/>
@@ -814,7 +747,6 @@
               </w:rPr>
               <w:t xml:space="preserve">{{ </w:t>
             </w:r>
-            <w:proofErr w:type="spellStart"/>
             <w:r>
               <w:rPr>
                 <w:rFonts w:ascii="Verdana" w:hAnsi="Verdana"/>
@@ -823,59 +755,13 @@
               </w:rPr>
               <w:t>taxpayer</w:t>
             </w:r>
-            <w:proofErr w:type="gramEnd"/>
             <w:r>
               <w:rPr>
                 <w:rFonts w:ascii="Verdana" w:hAnsi="Verdana"/>
                 <w:sz w:val="24"/>
                 <w:szCs w:val="24"/>
               </w:rPr>
-              <w:t>.</w:t>
-            </w:r>
-            <w:proofErr w:type="gramStart"/>
-            <w:r>
-              <w:rPr>
-                <w:rFonts w:ascii="Verdana" w:hAnsi="Verdana"/>
-                <w:sz w:val="24"/>
-                <w:szCs w:val="24"/>
-              </w:rPr>
-              <w:t>address.line</w:t>
-            </w:r>
-            <w:proofErr w:type="gramEnd"/>
-            <w:r>
-              <w:rPr>
-                <w:rFonts w:ascii="Verdana" w:hAnsi="Verdana"/>
-                <w:sz w:val="24"/>
-                <w:szCs w:val="24"/>
-              </w:rPr>
-              <w:t>_</w:t>
-            </w:r>
-            <w:proofErr w:type="gramStart"/>
-            <w:r>
-              <w:rPr>
-                <w:rFonts w:ascii="Verdana" w:hAnsi="Verdana"/>
-                <w:sz w:val="24"/>
-                <w:szCs w:val="24"/>
-              </w:rPr>
-              <w:t>two</w:t>
-            </w:r>
-            <w:proofErr w:type="spellEnd"/>
-            <w:r>
-              <w:rPr>
-                <w:rFonts w:ascii="Verdana" w:hAnsi="Verdana"/>
-                <w:sz w:val="24"/>
-                <w:szCs w:val="24"/>
-              </w:rPr>
-              <w:t>(</w:t>
-            </w:r>
-            <w:proofErr w:type="gramEnd"/>
-            <w:r>
-              <w:rPr>
-                <w:rFonts w:ascii="Verdana" w:hAnsi="Verdana"/>
-                <w:sz w:val="24"/>
-                <w:szCs w:val="24"/>
-              </w:rPr>
-              <w:t>)}}</w:t>
+              <w:t>.address.line_two()}}</w:t>
             </w:r>
           </w:p>
         </w:tc>
@@ -986,7 +872,6 @@
         </w:rPr>
         <w:t>{{</w:t>
       </w:r>
-      <w:proofErr w:type="spellStart"/>
       <w:r>
         <w:rPr>
           <w:rFonts w:ascii="Verdana" w:hAnsi="Verdana"/>
@@ -999,38 +884,21 @@
           <w:rFonts w:ascii="Verdana" w:hAnsi="Verdana"/>
           <w:bCs/>
         </w:rPr>
-        <w:t>.name_full</w:t>
-      </w:r>
-      <w:proofErr w:type="spellEnd"/>
+        <w:t>.name_full()}} ({{</w:t>
+      </w:r>
       <w:r>
         <w:rPr>
           <w:rFonts w:ascii="Verdana" w:hAnsi="Verdana"/>
           <w:bCs/>
         </w:rPr>
-        <w:t>()}} ({{</w:t>
-      </w:r>
-      <w:proofErr w:type="spellStart"/>
+        <w:t>owner</w:t>
+      </w:r>
       <w:r>
         <w:rPr>
           <w:rFonts w:ascii="Verdana" w:hAnsi="Verdana"/>
           <w:bCs/>
         </w:rPr>
-        <w:t>owner</w:t>
-      </w:r>
-      <w:r>
-        <w:rPr>
-          <w:rFonts w:ascii="Verdana" w:hAnsi="Verdana"/>
-          <w:bCs/>
-        </w:rPr>
-        <w:t>.marital_status</w:t>
-      </w:r>
-      <w:proofErr w:type="spellEnd"/>
-      <w:r>
-        <w:rPr>
-          <w:rFonts w:ascii="Verdana" w:hAnsi="Verdana"/>
-          <w:bCs/>
-        </w:rPr>
-        <w:t>}})</w:t>
+        <w:t>.marital_status}})</w:t>
       </w:r>
       <w:r>
         <w:rPr>
@@ -1050,21 +918,7 @@
         <w:rPr>
           <w:rFonts w:ascii="Verdana" w:hAnsi="Verdana"/>
         </w:rPr>
-        <w:t>{{</w:t>
-      </w:r>
-      <w:proofErr w:type="spellStart"/>
-      <w:r>
-        <w:rPr>
-          <w:rFonts w:ascii="Verdana" w:hAnsi="Verdana"/>
-        </w:rPr>
-        <w:t>owner.death_date</w:t>
-      </w:r>
-      <w:proofErr w:type="spellEnd"/>
-      <w:r>
-        <w:rPr>
-          <w:rFonts w:ascii="Verdana" w:hAnsi="Verdana"/>
-        </w:rPr>
-        <w:t>}}</w:t>
+        <w:t>{{owner.death_date}}</w:t>
       </w:r>
       <w:r>
         <w:rPr>
@@ -1076,85 +930,7 @@
         <w:rPr>
           <w:rFonts w:ascii="Verdana" w:hAnsi="Verdana"/>
         </w:rPr>
-        <w:t>{{</w:t>
-      </w:r>
-      <w:proofErr w:type="spellStart"/>
-      <w:r>
-        <w:rPr>
-          <w:rFonts w:ascii="Verdana" w:hAnsi="Verdana"/>
-        </w:rPr>
-        <w:t>end_in_county</w:t>
-      </w:r>
-      <w:proofErr w:type="spellEnd"/>
-      <w:r>
-        <w:rPr>
-          <w:rFonts w:ascii="Verdana" w:hAnsi="Verdana"/>
-        </w:rPr>
-        <w:t>(</w:t>
-      </w:r>
-      <w:proofErr w:type="spellStart"/>
-      <w:r>
-        <w:rPr>
-          <w:rFonts w:ascii="Verdana" w:hAnsi="Verdana"/>
-        </w:rPr>
-        <w:t>owner.</w:t>
-      </w:r>
-      <w:r>
-        <w:rPr>
-          <w:rFonts w:ascii="Verdana" w:hAnsi="Verdana"/>
-        </w:rPr>
-        <w:t>address.</w:t>
-      </w:r>
-      <w:r>
-        <w:rPr>
-          <w:rFonts w:ascii="Verdana" w:hAnsi="Verdana"/>
-        </w:rPr>
-        <w:t>county</w:t>
-      </w:r>
-      <w:proofErr w:type="spellEnd"/>
-      <w:r>
-        <w:rPr>
-          <w:rFonts w:ascii="Verdana" w:hAnsi="Verdana"/>
-        </w:rPr>
-        <w:t>)}}</w:t>
-      </w:r>
-      <w:r>
-        <w:rPr>
-          <w:rFonts w:ascii="Verdana" w:hAnsi="Verdana"/>
-        </w:rPr>
-        <w:t xml:space="preserve"> in the state of </w:t>
-      </w:r>
-      <w:r>
-        <w:rPr>
-          <w:rFonts w:ascii="Verdana" w:hAnsi="Verdana"/>
-        </w:rPr>
-        <w:t>{{</w:t>
-      </w:r>
-      <w:proofErr w:type="spellStart"/>
-      <w:r>
-        <w:rPr>
-          <w:rFonts w:ascii="Verdana" w:hAnsi="Verdana"/>
-        </w:rPr>
-        <w:t>owner.</w:t>
-      </w:r>
-      <w:r>
-        <w:rPr>
-          <w:rFonts w:ascii="Verdana" w:hAnsi="Verdana"/>
-        </w:rPr>
-        <w:t>address.</w:t>
-      </w:r>
-      <w:r>
-        <w:rPr>
-          <w:rFonts w:ascii="Verdana" w:hAnsi="Verdana"/>
-        </w:rPr>
-        <w:t>state</w:t>
-      </w:r>
-      <w:proofErr w:type="spellEnd"/>
-      <w:r>
-        <w:rPr>
-          <w:rFonts w:ascii="Verdana" w:hAnsi="Verdana"/>
-        </w:rPr>
-        <w:t>}}</w:t>
+        <w:t>{{owner_location(owner)}}</w:t>
       </w:r>
       <w:r>
         <w:rPr>
@@ -1162,14 +938,12 @@
         </w:rPr>
         <w:t xml:space="preserve">,{% if </w:t>
       </w:r>
-      <w:proofErr w:type="spellStart"/>
       <w:r>
         <w:rPr>
           <w:rFonts w:ascii="Verdana" w:hAnsi="Verdana"/>
         </w:rPr>
         <w:t>other_owners_check</w:t>
       </w:r>
-      <w:proofErr w:type="spellEnd"/>
       <w:r>
         <w:rPr>
           <w:rFonts w:ascii="Verdana" w:hAnsi="Verdana"/>
@@ -1194,19 +968,11 @@
         </w:rPr>
         <w:t xml:space="preserve">not </w:t>
       </w:r>
-      <w:proofErr w:type="spellStart"/>
-      <w:r>
-        <w:rPr>
-          <w:rFonts w:ascii="Verdana" w:hAnsi="Verdana"/>
-        </w:rPr>
-        <w:t>shared_owners_type</w:t>
-      </w:r>
-      <w:proofErr w:type="spellEnd"/>
-      <w:r>
-        <w:rPr>
-          <w:rFonts w:ascii="Verdana" w:hAnsi="Verdana"/>
-        </w:rPr>
-        <w:t xml:space="preserve"> == "Tenancy in common"</w:t>
+      <w:r>
+        <w:rPr>
+          <w:rFonts w:ascii="Verdana" w:hAnsi="Verdana"/>
+        </w:rPr>
+        <w:t>shared_owners_type == "Tenancy in common"</w:t>
       </w:r>
       <w:r>
         <w:rPr>
@@ -1230,21 +996,7 @@
         <w:rPr>
           <w:rFonts w:ascii="Verdana" w:hAnsi="Verdana"/>
         </w:rPr>
-        <w:t xml:space="preserve">if </w:t>
-      </w:r>
-      <w:proofErr w:type="spellStart"/>
-      <w:r>
-        <w:rPr>
-          <w:rFonts w:ascii="Verdana" w:hAnsi="Verdana"/>
-        </w:rPr>
-        <w:t>other_owners.number_gathered</w:t>
-      </w:r>
-      <w:proofErr w:type="spellEnd"/>
-      <w:r>
-        <w:rPr>
-          <w:rFonts w:ascii="Verdana" w:hAnsi="Verdana"/>
-        </w:rPr>
-        <w:t>() == 1 %}</w:t>
+        <w:t>if other_owners.number_gathered() == 1 %}</w:t>
       </w:r>
       <w:r>
         <w:rPr>
@@ -1280,49 +1032,7 @@
         <w:rPr>
           <w:rFonts w:ascii="Verdana" w:hAnsi="Verdana"/>
         </w:rPr>
-        <w:t>{{</w:t>
-      </w:r>
-      <w:proofErr w:type="spellStart"/>
-      <w:r>
-        <w:rPr>
-          <w:rFonts w:ascii="Verdana" w:hAnsi="Verdana"/>
-        </w:rPr>
-        <w:t>comma_and_list</w:t>
-      </w:r>
-      <w:proofErr w:type="spellEnd"/>
-      <w:r>
-        <w:rPr>
-          <w:rFonts w:ascii="Verdana" w:hAnsi="Verdana"/>
-        </w:rPr>
-        <w:t>(</w:t>
-      </w:r>
-      <w:proofErr w:type="spellStart"/>
-      <w:r>
-        <w:rPr>
-          <w:rFonts w:ascii="Verdana" w:hAnsi="Verdana"/>
-        </w:rPr>
-        <w:t>other_owners_info</w:t>
-      </w:r>
-      <w:proofErr w:type="spellEnd"/>
-      <w:r>
-        <w:rPr>
-          <w:rFonts w:ascii="Verdana" w:hAnsi="Verdana"/>
-        </w:rPr>
-        <w:t>(</w:t>
-      </w:r>
-      <w:proofErr w:type="spellStart"/>
-      <w:r>
-        <w:rPr>
-          <w:rFonts w:ascii="Verdana" w:hAnsi="Verdana"/>
-        </w:rPr>
-        <w:t>other_owners</w:t>
-      </w:r>
-      <w:proofErr w:type="spellEnd"/>
-      <w:r>
-        <w:rPr>
-          <w:rFonts w:ascii="Verdana" w:hAnsi="Verdana"/>
-        </w:rPr>
-        <w:t>))}}</w:t>
+        <w:t>{{comma_and_list(other_owners_info(other_owners))}}</w:t>
       </w:r>
       <w:r>
         <w:rPr>
@@ -1334,21 +1044,7 @@
         <w:rPr>
           <w:rFonts w:ascii="Verdana" w:hAnsi="Verdana"/>
         </w:rPr>
-        <w:t xml:space="preserve">{% endif %} owning{% if </w:t>
-      </w:r>
-      <w:proofErr w:type="spellStart"/>
-      <w:r>
-        <w:rPr>
-          <w:rFonts w:ascii="Verdana" w:hAnsi="Verdana"/>
-        </w:rPr>
-        <w:t>other_owners_check</w:t>
-      </w:r>
-      <w:proofErr w:type="spellEnd"/>
-      <w:r>
-        <w:rPr>
-          <w:rFonts w:ascii="Verdana" w:hAnsi="Verdana"/>
-        </w:rPr>
-        <w:t xml:space="preserve"> != </w:t>
+        <w:t xml:space="preserve">{% endif %} owning{% if other_owners_check != </w:t>
       </w:r>
       <w:r>
         <w:rPr>
@@ -1372,21 +1068,7 @@
         <w:rPr>
           <w:rFonts w:ascii="Verdana" w:hAnsi="Verdana"/>
         </w:rPr>
-        <w:t xml:space="preserve"> %}{% if </w:t>
-      </w:r>
-      <w:proofErr w:type="spellStart"/>
-      <w:r>
-        <w:rPr>
-          <w:rFonts w:ascii="Verdana" w:hAnsi="Verdana"/>
-        </w:rPr>
-        <w:t>shared_owners_type</w:t>
-      </w:r>
-      <w:proofErr w:type="spellEnd"/>
-      <w:r>
-        <w:rPr>
-          <w:rFonts w:ascii="Verdana" w:hAnsi="Verdana"/>
-        </w:rPr>
-        <w:t xml:space="preserve"> == </w:t>
+        <w:t xml:space="preserve"> %}{% if shared_owners_type == </w:t>
       </w:r>
       <w:r>
         <w:rPr>
@@ -1412,7 +1094,6 @@
         </w:rPr>
         <w:t xml:space="preserve"> %} a {{</w:t>
       </w:r>
-      <w:proofErr w:type="spellStart"/>
       <w:r>
         <w:rPr>
           <w:rFonts w:ascii="Verdana" w:hAnsi="Verdana"/>
@@ -1423,14 +1104,7 @@
         <w:rPr>
           <w:rFonts w:ascii="Verdana" w:hAnsi="Verdana"/>
         </w:rPr>
-        <w:t>_common_share</w:t>
-      </w:r>
-      <w:proofErr w:type="spellEnd"/>
-      <w:r>
-        <w:rPr>
-          <w:rFonts w:ascii="Verdana" w:hAnsi="Verdana"/>
-        </w:rPr>
-        <w:t>}}% share of the{% endif %}{% endif %} real estate legally described below:</w:t>
+        <w:t>_common_share}}% share of the{% endif %}{% endif %} real estate legally described below:</w:t>
       </w:r>
     </w:p>
     <w:p>
@@ -1452,33 +1126,17 @@
         </w:rPr>
         <w:t>{{</w:t>
       </w:r>
-      <w:proofErr w:type="spellStart"/>
-      <w:r>
-        <w:rPr>
-          <w:rFonts w:ascii="Verdana" w:hAnsi="Verdana"/>
-        </w:rPr>
-        <w:t>notice_</w:t>
-      </w:r>
-      <w:proofErr w:type="gramStart"/>
-      <w:r>
-        <w:rPr>
-          <w:rFonts w:ascii="Verdana" w:hAnsi="Verdana"/>
-        </w:rPr>
-        <w:t>property.</w:t>
-      </w:r>
-      <w:r>
-        <w:rPr>
-          <w:rFonts w:ascii="Verdana" w:hAnsi="Verdana"/>
-        </w:rPr>
-        <w:t>description</w:t>
-      </w:r>
-      <w:proofErr w:type="spellEnd"/>
-      <w:proofErr w:type="gramEnd"/>
-      <w:r>
-        <w:rPr>
-          <w:rFonts w:ascii="Verdana" w:hAnsi="Verdana"/>
-        </w:rPr>
-        <w:t>}}</w:t>
+      <w:r>
+        <w:rPr>
+          <w:rFonts w:ascii="Verdana" w:hAnsi="Verdana"/>
+        </w:rPr>
+        <w:t>notice_property.</w:t>
+      </w:r>
+      <w:r>
+        <w:rPr>
+          <w:rFonts w:ascii="Verdana" w:hAnsi="Verdana"/>
+        </w:rPr>
+        <w:t>description}}</w:t>
       </w:r>
     </w:p>
     <w:p>
@@ -1500,69 +1158,31 @@
         </w:rPr>
         <w:t>That the street address of the real estate is {{</w:t>
       </w:r>
-      <w:proofErr w:type="spellStart"/>
-      <w:r>
-        <w:rPr>
-          <w:rFonts w:ascii="Verdana" w:hAnsi="Verdana"/>
-        </w:rPr>
-        <w:t>notice_</w:t>
-      </w:r>
-      <w:proofErr w:type="gramStart"/>
-      <w:r>
-        <w:rPr>
-          <w:rFonts w:ascii="Verdana" w:hAnsi="Verdana"/>
-        </w:rPr>
-        <w:t>property.</w:t>
-      </w:r>
-      <w:r>
-        <w:rPr>
-          <w:rFonts w:ascii="Verdana" w:hAnsi="Verdana"/>
-        </w:rPr>
-        <w:t>on</w:t>
-      </w:r>
-      <w:proofErr w:type="gramEnd"/>
-      <w:r>
-        <w:rPr>
-          <w:rFonts w:ascii="Verdana" w:hAnsi="Verdana"/>
-        </w:rPr>
-        <w:t>_one_line</w:t>
-      </w:r>
-      <w:proofErr w:type="spellEnd"/>
-      <w:r>
-        <w:rPr>
-          <w:rFonts w:ascii="Verdana" w:hAnsi="Verdana"/>
-        </w:rPr>
-        <w:t>(</w:t>
+      <w:r>
+        <w:rPr>
+          <w:rFonts w:ascii="Verdana" w:hAnsi="Verdana"/>
+        </w:rPr>
+        <w:t>notice_property.</w:t>
+      </w:r>
+      <w:r>
+        <w:rPr>
+          <w:rFonts w:ascii="Verdana" w:hAnsi="Verdana"/>
+        </w:rPr>
+        <w:t>on_one_line(</w:t>
       </w:r>
       <w:r>
         <w:rPr>
           <w:rFonts w:ascii="Verdana" w:hAnsi="Verdana"/>
           <w:bCs/>
         </w:rPr>
-        <w:t>bare=</w:t>
-      </w:r>
-      <w:proofErr w:type="gramStart"/>
-      <w:r>
-        <w:rPr>
-          <w:rFonts w:ascii="Verdana" w:hAnsi="Verdana"/>
-          <w:bCs/>
-        </w:rPr>
-        <w:t>True</w:t>
-      </w:r>
-      <w:r>
-        <w:rPr>
-          <w:rFonts w:ascii="Verdana" w:hAnsi="Verdana"/>
-        </w:rPr>
-        <w:t>)}}</w:t>
-      </w:r>
-      <w:proofErr w:type="gramEnd"/>
-      <w:r>
-        <w:rPr>
-          <w:rFonts w:ascii="Verdana" w:hAnsi="Verdana"/>
-        </w:rPr>
-        <w:t xml:space="preserve"> and the property index number is {{</w:t>
-      </w:r>
-      <w:proofErr w:type="spellStart"/>
+        <w:t>bare=True</w:t>
+      </w:r>
+      <w:r>
+        <w:rPr>
+          <w:rFonts w:ascii="Verdana" w:hAnsi="Verdana"/>
+        </w:rPr>
+        <w:t>)}} and the property index number is {{</w:t>
+      </w:r>
       <w:r>
         <w:rPr>
           <w:rFonts w:ascii="Verdana" w:hAnsi="Verdana"/>
@@ -1573,14 +1193,7 @@
         <w:rPr>
           <w:rFonts w:ascii="Verdana" w:hAnsi="Verdana"/>
         </w:rPr>
-        <w:t>pin</w:t>
-      </w:r>
-      <w:proofErr w:type="spellEnd"/>
-      <w:r>
-        <w:rPr>
-          <w:rFonts w:ascii="Verdana" w:hAnsi="Verdana"/>
-        </w:rPr>
-        <w:t>}}.</w:t>
+        <w:t>pin}}.</w:t>
       </w:r>
     </w:p>
     <w:p>
@@ -1602,33 +1215,17 @@
         </w:rPr>
         <w:t>That the Transfer on Death Instrument is dated {{</w:t>
       </w:r>
-      <w:proofErr w:type="spellStart"/>
       <w:r>
         <w:rPr>
           <w:rFonts w:ascii="Verdana" w:hAnsi="Verdana"/>
         </w:rPr>
         <w:t>todi_date</w:t>
       </w:r>
-      <w:proofErr w:type="spellEnd"/>
-      <w:r>
-        <w:rPr>
-          <w:rFonts w:ascii="Verdana" w:hAnsi="Verdana"/>
-        </w:rPr>
-        <w:t>}} and recorded as Document No. {{</w:t>
-      </w:r>
-      <w:proofErr w:type="spellStart"/>
-      <w:r>
-        <w:rPr>
-          <w:rFonts w:ascii="Verdana" w:hAnsi="Verdana"/>
-        </w:rPr>
-        <w:t>document_number</w:t>
-      </w:r>
-      <w:proofErr w:type="spellEnd"/>
-      <w:r>
-        <w:rPr>
-          <w:rFonts w:ascii="Verdana" w:hAnsi="Verdana"/>
-        </w:rPr>
-        <w:t>}} in the Office of the Recorder for {</w:t>
+      <w:r>
+        <w:rPr>
+          <w:rFonts w:ascii="Verdana" w:hAnsi="Verdana"/>
+        </w:rPr>
+        <w:t>}} and recorded as Document No. {{document_number}} in the Office of the Recorder for {</w:t>
       </w:r>
       <w:r>
         <w:rPr>
@@ -1636,47 +1233,23 @@
         </w:rPr>
         <w:t>{</w:t>
       </w:r>
-      <w:proofErr w:type="spellStart"/>
-      <w:r>
-        <w:rPr>
-          <w:rFonts w:ascii="Verdana" w:hAnsi="Verdana"/>
-        </w:rPr>
-        <w:t>end_in_county</w:t>
-      </w:r>
-      <w:proofErr w:type="spellEnd"/>
-      <w:r>
-        <w:rPr>
-          <w:rFonts w:ascii="Verdana" w:hAnsi="Verdana"/>
-        </w:rPr>
-        <w:t>(</w:t>
-      </w:r>
-      <w:proofErr w:type="spellStart"/>
-      <w:r>
-        <w:rPr>
-          <w:rFonts w:ascii="Verdana" w:hAnsi="Verdana"/>
-        </w:rPr>
-        <w:t>notice_</w:t>
-      </w:r>
-      <w:proofErr w:type="gramStart"/>
-      <w:r>
-        <w:rPr>
-          <w:rFonts w:ascii="Verdana" w:hAnsi="Verdana"/>
-        </w:rPr>
-        <w:t>property.</w:t>
-      </w:r>
-      <w:r>
-        <w:rPr>
-          <w:rFonts w:ascii="Verdana" w:hAnsi="Verdana"/>
-        </w:rPr>
-        <w:t>county</w:t>
-      </w:r>
-      <w:proofErr w:type="spellEnd"/>
-      <w:proofErr w:type="gramEnd"/>
-      <w:r>
-        <w:rPr>
-          <w:rFonts w:ascii="Verdana" w:hAnsi="Verdana"/>
-        </w:rPr>
-        <w:t>)}}, Illinois.</w:t>
+      <w:r>
+        <w:rPr>
+          <w:rFonts w:ascii="Verdana" w:hAnsi="Verdana"/>
+        </w:rPr>
+        <w:t>end_in_county(</w:t>
+      </w:r>
+      <w:r>
+        <w:rPr>
+          <w:rFonts w:ascii="Verdana" w:hAnsi="Verdana"/>
+        </w:rPr>
+        <w:t>notice_property.</w:t>
+      </w:r>
+      <w:r>
+        <w:rPr>
+          <w:rFonts w:ascii="Verdana" w:hAnsi="Verdana"/>
+        </w:rPr>
+        <w:t>county)}}, Illinois.</w:t>
       </w:r>
     </w:p>
     <w:p>
@@ -1744,25 +1317,7 @@
                 <w:b/>
                 <w:spacing w:val="-4"/>
               </w:rPr>
-              <w:t xml:space="preserve">Beneficiary </w:t>
-            </w:r>
-            <w:proofErr w:type="gramStart"/>
-            <w:r>
-              <w:rPr>
-                <w:rFonts w:ascii="Verdana" w:hAnsi="Verdana"/>
-                <w:b/>
-                <w:spacing w:val="-4"/>
-              </w:rPr>
-              <w:t>Name,  Relationship</w:t>
-            </w:r>
-            <w:proofErr w:type="gramEnd"/>
-            <w:r>
-              <w:rPr>
-                <w:rFonts w:ascii="Verdana" w:hAnsi="Verdana"/>
-                <w:b/>
-                <w:spacing w:val="-4"/>
-              </w:rPr>
-              <w:t xml:space="preserve"> to Owner</w:t>
+              <w:t>Beneficiary Name,  Relationship to Owner</w:t>
             </w:r>
           </w:p>
         </w:tc>
@@ -1826,19 +1381,11 @@
         </w:rPr>
         <w:t xml:space="preserve">{% for person in </w:t>
       </w:r>
-      <w:proofErr w:type="spellStart"/>
-      <w:r>
-        <w:rPr>
-          <w:rFonts w:ascii="Verdana" w:hAnsi="Verdana"/>
-        </w:rPr>
-        <w:t>include_needed</w:t>
-      </w:r>
-      <w:proofErr w:type="spellEnd"/>
-      <w:r>
-        <w:rPr>
-          <w:rFonts w:ascii="Verdana" w:hAnsi="Verdana"/>
-        </w:rPr>
-        <w:t>(</w:t>
+      <w:r>
+        <w:rPr>
+          <w:rFonts w:ascii="Verdana" w:hAnsi="Verdana"/>
+        </w:rPr>
+        <w:t>include_needed(</w:t>
       </w:r>
       <w:r>
         <w:rPr>
@@ -1846,7 +1393,6 @@
         </w:rPr>
         <w:t>users</w:t>
       </w:r>
-      <w:proofErr w:type="gramStart"/>
       <w:r>
         <w:rPr>
           <w:rFonts w:ascii="Verdana" w:hAnsi="Verdana"/>
@@ -1859,7 +1405,6 @@
         </w:rPr>
         <w:t xml:space="preserve"> %}</w:t>
       </w:r>
-      <w:proofErr w:type="gramEnd"/>
     </w:p>
     <w:tbl>
       <w:tblPr>
@@ -1908,9 +1453,8 @@
                 <w:sz w:val="24"/>
                 <w:szCs w:val="24"/>
               </w:rPr>
-              <w:t>{{</w:t>
+              <w:t>{{person.name_full()}}</w:t>
             </w:r>
-            <w:proofErr w:type="spellStart"/>
             <w:r>
               <w:rPr>
                 <w:rFonts w:ascii="Verdana" w:hAnsi="Verdana"/>
@@ -1920,78 +1464,7 @@
                 <w:sz w:val="24"/>
                 <w:szCs w:val="24"/>
               </w:rPr>
-              <w:t>person.name_</w:t>
-            </w:r>
-            <w:proofErr w:type="gramStart"/>
-            <w:r>
-              <w:rPr>
-                <w:rFonts w:ascii="Verdana" w:hAnsi="Verdana"/>
-                <w:b w:val="0"/>
-                <w:bCs w:val="0"/>
-                <w:color w:val="000000" w:themeColor="text1"/>
-                <w:sz w:val="24"/>
-                <w:szCs w:val="24"/>
-              </w:rPr>
-              <w:t>full</w:t>
-            </w:r>
-            <w:proofErr w:type="spellEnd"/>
-            <w:r>
-              <w:rPr>
-                <w:rFonts w:ascii="Verdana" w:hAnsi="Verdana"/>
-                <w:b w:val="0"/>
-                <w:bCs w:val="0"/>
-                <w:color w:val="000000" w:themeColor="text1"/>
-                <w:sz w:val="24"/>
-                <w:szCs w:val="24"/>
-              </w:rPr>
-              <w:t>(</w:t>
-            </w:r>
-            <w:proofErr w:type="gramEnd"/>
-            <w:r>
-              <w:rPr>
-                <w:rFonts w:ascii="Verdana" w:hAnsi="Verdana"/>
-                <w:b w:val="0"/>
-                <w:bCs w:val="0"/>
-                <w:color w:val="000000" w:themeColor="text1"/>
-                <w:sz w:val="24"/>
-                <w:szCs w:val="24"/>
-              </w:rPr>
-              <w:t>)}}</w:t>
-            </w:r>
-            <w:r>
-              <w:rPr>
-                <w:rFonts w:ascii="Verdana" w:hAnsi="Verdana"/>
-                <w:b w:val="0"/>
-                <w:bCs w:val="0"/>
-                <w:color w:val="000000" w:themeColor="text1"/>
-                <w:sz w:val="24"/>
-                <w:szCs w:val="24"/>
-              </w:rPr>
-              <w:t>, {{</w:t>
-            </w:r>
-            <w:proofErr w:type="spellStart"/>
-            <w:r>
-              <w:rPr>
-                <w:rFonts w:ascii="Verdana" w:hAnsi="Verdana"/>
-                <w:b w:val="0"/>
-                <w:bCs w:val="0"/>
-                <w:color w:val="000000" w:themeColor="text1"/>
-                <w:sz w:val="24"/>
-                <w:szCs w:val="24"/>
-              </w:rPr>
-              <w:t>get_relationship</w:t>
-            </w:r>
-            <w:proofErr w:type="spellEnd"/>
-            <w:r>
-              <w:rPr>
-                <w:rFonts w:ascii="Verdana" w:hAnsi="Verdana"/>
-                <w:b w:val="0"/>
-                <w:bCs w:val="0"/>
-                <w:color w:val="000000" w:themeColor="text1"/>
-                <w:sz w:val="24"/>
-                <w:szCs w:val="24"/>
-              </w:rPr>
-              <w:t>(person)}}</w:t>
+              <w:t>, {{get_relationship(person)}}</w:t>
             </w:r>
           </w:p>
         </w:tc>
@@ -2018,11 +1491,16 @@
                 <w:sz w:val="24"/>
                 <w:szCs w:val="24"/>
               </w:rPr>
-              <w:t>{{</w:t>
+              <w:t>{{person.address.on_one_line(bare=True)}}</w:t>
             </w:r>
-            <w:proofErr w:type="spellStart"/>
-            <w:proofErr w:type="gramStart"/>
-            <w:r>
+          </w:p>
+        </w:tc>
+        <w:tc>
+          <w:tcPr>
+            <w:tcW w:w="1280" w:type="dxa"/>
+          </w:tcPr>
+          <w:p>
+            <w:pPr>
               <w:rPr>
                 <w:rFonts w:ascii="Verdana" w:hAnsi="Verdana"/>
                 <w:b w:val="0"/>
@@ -2030,9 +1508,7 @@
                 <w:sz w:val="24"/>
                 <w:szCs w:val="24"/>
               </w:rPr>
-              <w:t>person.address</w:t>
-            </w:r>
-            <w:proofErr w:type="gramEnd"/>
+            </w:pPr>
             <w:r>
               <w:rPr>
                 <w:rFonts w:ascii="Verdana" w:hAnsi="Verdana"/>
@@ -2041,9 +1517,8 @@
                 <w:sz w:val="24"/>
                 <w:szCs w:val="24"/>
               </w:rPr>
-              <w:t>.on_one_line</w:t>
+              <w:t>{% if percentage_short_enoug</w:t>
             </w:r>
-            <w:proofErr w:type="spellEnd"/>
             <w:r>
               <w:rPr>
                 <w:rFonts w:ascii="Verdana" w:hAnsi="Verdana"/>
@@ -2052,16 +1527,10 @@
                 <w:sz w:val="24"/>
                 <w:szCs w:val="24"/>
               </w:rPr>
-              <w:t>(bare=True)}}</w:t>
+              <w:lastRenderedPageBreak/>
+              <w:t>h(person.percent_share) == False %}1/{{</w:t>
             </w:r>
-          </w:p>
-        </w:tc>
-        <w:tc>
-          <w:tcPr>
-            <w:tcW w:w="1280" w:type="dxa"/>
-          </w:tcPr>
-          <w:p>
-            <w:pPr>
+            <w:r>
               <w:rPr>
                 <w:rFonts w:ascii="Verdana" w:hAnsi="Verdana"/>
                 <w:b w:val="0"/>
@@ -2069,7 +1538,8 @@
                 <w:sz w:val="24"/>
                 <w:szCs w:val="24"/>
               </w:rPr>
-            </w:pPr>
+              <w:t>users</w:t>
+            </w:r>
             <w:r>
               <w:rPr>
                 <w:rFonts w:ascii="Verdana" w:hAnsi="Verdana"/>
@@ -2078,230 +1548,7 @@
                 <w:sz w:val="24"/>
                 <w:szCs w:val="24"/>
               </w:rPr>
-              <w:t xml:space="preserve">{% if </w:t>
-            </w:r>
-            <w:proofErr w:type="spellStart"/>
-            <w:r>
-              <w:rPr>
-                <w:rFonts w:ascii="Verdana" w:hAnsi="Verdana"/>
-                <w:b w:val="0"/>
-                <w:bCs w:val="0"/>
-                <w:sz w:val="24"/>
-                <w:szCs w:val="24"/>
-              </w:rPr>
-              <w:t>percentage_shor</w:t>
-            </w:r>
-            <w:r>
-              <w:rPr>
-                <w:rFonts w:ascii="Verdana" w:hAnsi="Verdana"/>
-                <w:b w:val="0"/>
-                <w:bCs w:val="0"/>
-                <w:sz w:val="24"/>
-                <w:szCs w:val="24"/>
-              </w:rPr>
-              <w:lastRenderedPageBreak/>
-              <w:t>t_enough</w:t>
-            </w:r>
-            <w:proofErr w:type="spellEnd"/>
-            <w:r>
-              <w:rPr>
-                <w:rFonts w:ascii="Verdana" w:hAnsi="Verdana"/>
-                <w:b w:val="0"/>
-                <w:bCs w:val="0"/>
-                <w:sz w:val="24"/>
-                <w:szCs w:val="24"/>
-              </w:rPr>
-              <w:t>(</w:t>
-            </w:r>
-            <w:proofErr w:type="spellStart"/>
-            <w:proofErr w:type="gramStart"/>
-            <w:r>
-              <w:rPr>
-                <w:rFonts w:ascii="Verdana" w:hAnsi="Verdana"/>
-                <w:b w:val="0"/>
-                <w:bCs w:val="0"/>
-                <w:sz w:val="24"/>
-                <w:szCs w:val="24"/>
-              </w:rPr>
-              <w:t>person.percent</w:t>
-            </w:r>
-            <w:proofErr w:type="gramEnd"/>
-            <w:r>
-              <w:rPr>
-                <w:rFonts w:ascii="Verdana" w:hAnsi="Verdana"/>
-                <w:b w:val="0"/>
-                <w:bCs w:val="0"/>
-                <w:sz w:val="24"/>
-                <w:szCs w:val="24"/>
-              </w:rPr>
-              <w:t>_share</w:t>
-            </w:r>
-            <w:proofErr w:type="spellEnd"/>
-            <w:r>
-              <w:rPr>
-                <w:rFonts w:ascii="Verdana" w:hAnsi="Verdana"/>
-                <w:b w:val="0"/>
-                <w:bCs w:val="0"/>
-                <w:sz w:val="24"/>
-                <w:szCs w:val="24"/>
-              </w:rPr>
-              <w:t>) == False %}1/{{</w:t>
-            </w:r>
-            <w:proofErr w:type="spellStart"/>
-            <w:proofErr w:type="gramStart"/>
-            <w:r>
-              <w:rPr>
-                <w:rFonts w:ascii="Verdana" w:hAnsi="Verdana"/>
-                <w:b w:val="0"/>
-                <w:bCs w:val="0"/>
-                <w:sz w:val="24"/>
-                <w:szCs w:val="24"/>
-              </w:rPr>
-              <w:t>users</w:t>
-            </w:r>
-            <w:r>
-              <w:rPr>
-                <w:rFonts w:ascii="Verdana" w:hAnsi="Verdana"/>
-                <w:b w:val="0"/>
-                <w:bCs w:val="0"/>
-                <w:sz w:val="24"/>
-                <w:szCs w:val="24"/>
-              </w:rPr>
-              <w:t>.number</w:t>
-            </w:r>
-            <w:proofErr w:type="gramEnd"/>
-            <w:r>
-              <w:rPr>
-                <w:rFonts w:ascii="Verdana" w:hAnsi="Verdana"/>
-                <w:b w:val="0"/>
-                <w:bCs w:val="0"/>
-                <w:sz w:val="24"/>
-                <w:szCs w:val="24"/>
-              </w:rPr>
-              <w:t>_</w:t>
-            </w:r>
-            <w:proofErr w:type="gramStart"/>
-            <w:r>
-              <w:rPr>
-                <w:rFonts w:ascii="Verdana" w:hAnsi="Verdana"/>
-                <w:b w:val="0"/>
-                <w:bCs w:val="0"/>
-                <w:sz w:val="24"/>
-                <w:szCs w:val="24"/>
-              </w:rPr>
-              <w:t>gathered</w:t>
-            </w:r>
-            <w:proofErr w:type="spellEnd"/>
-            <w:r>
-              <w:rPr>
-                <w:rFonts w:ascii="Verdana" w:hAnsi="Verdana"/>
-                <w:b w:val="0"/>
-                <w:bCs w:val="0"/>
-                <w:sz w:val="24"/>
-                <w:szCs w:val="24"/>
-              </w:rPr>
-              <w:t>(</w:t>
-            </w:r>
-            <w:proofErr w:type="gramEnd"/>
-            <w:r>
-              <w:rPr>
-                <w:rFonts w:ascii="Verdana" w:hAnsi="Verdana"/>
-                <w:b w:val="0"/>
-                <w:bCs w:val="0"/>
-                <w:sz w:val="24"/>
-                <w:szCs w:val="24"/>
-              </w:rPr>
-              <w:t>)</w:t>
-            </w:r>
-            <w:proofErr w:type="gramStart"/>
-            <w:r>
-              <w:rPr>
-                <w:rFonts w:ascii="Verdana" w:hAnsi="Verdana"/>
-                <w:b w:val="0"/>
-                <w:bCs w:val="0"/>
-                <w:sz w:val="24"/>
-                <w:szCs w:val="24"/>
-              </w:rPr>
-              <w:t>}}{</w:t>
-            </w:r>
-            <w:proofErr w:type="gramEnd"/>
-            <w:r>
-              <w:rPr>
-                <w:rFonts w:ascii="Verdana" w:hAnsi="Verdana"/>
-                <w:b w:val="0"/>
-                <w:bCs w:val="0"/>
-                <w:sz w:val="24"/>
-                <w:szCs w:val="24"/>
-              </w:rPr>
-              <w:t xml:space="preserve">% else </w:t>
-            </w:r>
-            <w:proofErr w:type="gramStart"/>
-            <w:r>
-              <w:rPr>
-                <w:rFonts w:ascii="Verdana" w:hAnsi="Verdana"/>
-                <w:b w:val="0"/>
-                <w:bCs w:val="0"/>
-                <w:sz w:val="24"/>
-                <w:szCs w:val="24"/>
-              </w:rPr>
-              <w:t>%}{</w:t>
-            </w:r>
-            <w:proofErr w:type="gramEnd"/>
-            <w:r>
-              <w:rPr>
-                <w:rFonts w:ascii="Verdana" w:hAnsi="Verdana"/>
-                <w:b w:val="0"/>
-                <w:bCs w:val="0"/>
-                <w:sz w:val="24"/>
-                <w:szCs w:val="24"/>
-              </w:rPr>
-              <w:t>{</w:t>
-            </w:r>
-            <w:proofErr w:type="spellStart"/>
-            <w:proofErr w:type="gramStart"/>
-            <w:r>
-              <w:rPr>
-                <w:rFonts w:ascii="Verdana" w:hAnsi="Verdana"/>
-                <w:b w:val="0"/>
-                <w:bCs w:val="0"/>
-                <w:sz w:val="24"/>
-                <w:szCs w:val="24"/>
-              </w:rPr>
-              <w:t>person.percent</w:t>
-            </w:r>
-            <w:proofErr w:type="gramEnd"/>
-            <w:r>
-              <w:rPr>
-                <w:rFonts w:ascii="Verdana" w:hAnsi="Verdana"/>
-                <w:b w:val="0"/>
-                <w:bCs w:val="0"/>
-                <w:sz w:val="24"/>
-                <w:szCs w:val="24"/>
-              </w:rPr>
-              <w:t>_share</w:t>
-            </w:r>
-            <w:proofErr w:type="spellEnd"/>
-            <w:proofErr w:type="gramStart"/>
-            <w:r>
-              <w:rPr>
-                <w:rFonts w:ascii="Verdana" w:hAnsi="Verdana"/>
-                <w:b w:val="0"/>
-                <w:bCs w:val="0"/>
-                <w:sz w:val="24"/>
-                <w:szCs w:val="24"/>
-              </w:rPr>
-              <w:t>}}%</w:t>
-            </w:r>
-            <w:proofErr w:type="gramEnd"/>
-            <w:r>
-              <w:rPr>
-                <w:rFonts w:ascii="Verdana" w:hAnsi="Verdana"/>
-                <w:b w:val="0"/>
-                <w:bCs w:val="0"/>
-                <w:sz w:val="24"/>
-                <w:szCs w:val="24"/>
-              </w:rPr>
-              <w:t>{% endif %}</w:t>
+              <w:t>.number_gathered()}}{% else %}{{person.percent_share}}%{% endif %}</w:t>
             </w:r>
           </w:p>
           <w:p>
@@ -2331,21 +1578,7 @@
           <w:rFonts w:ascii="Verdana" w:hAnsi="Verdana"/>
         </w:rPr>
         <w:lastRenderedPageBreak/>
-        <w:t xml:space="preserve">{% </w:t>
-      </w:r>
-      <w:proofErr w:type="spellStart"/>
-      <w:r>
-        <w:rPr>
-          <w:rFonts w:ascii="Verdana" w:hAnsi="Verdana"/>
-        </w:rPr>
-        <w:t>endfor</w:t>
-      </w:r>
-      <w:proofErr w:type="spellEnd"/>
-      <w:r>
-        <w:rPr>
-          <w:rFonts w:ascii="Verdana" w:hAnsi="Verdana"/>
-        </w:rPr>
-        <w:t xml:space="preserve"> %}</w:t>
+        <w:t>{% endfor %}</w:t>
       </w:r>
     </w:p>
     <w:p>
@@ -2368,21 +1601,7 @@
         <w:rPr>
           <w:rFonts w:ascii="Verdana" w:hAnsi="Verdana"/>
         </w:rPr>
-        <w:t>In witness whereof, the undersigned beneficiaries hereby accept the transfer of real estate under the transfer on death instrument this _______ day of ___________, _____</w:t>
-      </w:r>
-      <w:proofErr w:type="gramStart"/>
-      <w:r>
-        <w:rPr>
-          <w:rFonts w:ascii="Verdana" w:hAnsi="Verdana"/>
-        </w:rPr>
-        <w:t>_.{</w:t>
-      </w:r>
-      <w:proofErr w:type="gramEnd"/>
-      <w:r>
-        <w:rPr>
-          <w:rFonts w:ascii="Verdana" w:hAnsi="Verdana"/>
-        </w:rPr>
-        <w:t xml:space="preserve">% for person in </w:t>
+        <w:t xml:space="preserve">In witness whereof, the undersigned beneficiaries hereby accept the transfer of real estate under the transfer on death instrument this _______ day of ___________, ______.{% for person in </w:t>
       </w:r>
       <w:r>
         <w:rPr>
@@ -2394,35 +1613,7 @@
         <w:rPr>
           <w:rFonts w:ascii="Verdana" w:hAnsi="Verdana"/>
         </w:rPr>
-        <w:t xml:space="preserve"> </w:t>
-      </w:r>
-      <w:proofErr w:type="gramStart"/>
-      <w:r>
-        <w:rPr>
-          <w:rFonts w:ascii="Verdana" w:hAnsi="Verdana"/>
-        </w:rPr>
-        <w:t>%}{</w:t>
-      </w:r>
-      <w:proofErr w:type="gramEnd"/>
-      <w:r>
-        <w:rPr>
-          <w:rFonts w:ascii="Verdana" w:hAnsi="Verdana"/>
-        </w:rPr>
-        <w:t>% if (</w:t>
-      </w:r>
-      <w:proofErr w:type="gramStart"/>
-      <w:r>
-        <w:rPr>
-          <w:rFonts w:ascii="Verdana" w:hAnsi="Verdana"/>
-        </w:rPr>
-        <w:t>loop.index</w:t>
-      </w:r>
-      <w:proofErr w:type="gramEnd"/>
-      <w:r>
-        <w:rPr>
-          <w:rFonts w:ascii="Verdana" w:hAnsi="Verdana"/>
-        </w:rPr>
-        <w:t>0 % 2) == 0 %}</w:t>
+        <w:t xml:space="preserve"> %}{% if (loop.index0 % 2) == 0 %}</w:t>
       </w:r>
     </w:p>
     <w:p>
@@ -2691,38 +1882,8 @@
         <w:rPr>
           <w:rFonts w:ascii="Verdana" w:hAnsi="Verdana"/>
         </w:rPr>
-        <w:t xml:space="preserve">{% endif </w:t>
-      </w:r>
-      <w:proofErr w:type="gramStart"/>
-      <w:r>
-        <w:rPr>
-          <w:rFonts w:ascii="Verdana" w:hAnsi="Verdana"/>
-        </w:rPr>
-        <w:t>%}{</w:t>
-      </w:r>
-      <w:proofErr w:type="gramEnd"/>
-      <w:r>
-        <w:rPr>
-          <w:rFonts w:ascii="Verdana" w:hAnsi="Verdana"/>
-        </w:rPr>
-        <w:t xml:space="preserve">% </w:t>
-      </w:r>
-      <w:proofErr w:type="spellStart"/>
-      <w:proofErr w:type="gramStart"/>
-      <w:r>
-        <w:rPr>
-          <w:rFonts w:ascii="Verdana" w:hAnsi="Verdana"/>
-        </w:rPr>
-        <w:t>endfor</w:t>
-      </w:r>
-      <w:proofErr w:type="spellEnd"/>
-      <w:r>
-        <w:rPr>
-          <w:rFonts w:ascii="Verdana" w:hAnsi="Verdana"/>
-        </w:rPr>
-        <w:t xml:space="preserve"> %}</w:t>
-      </w:r>
-      <w:proofErr w:type="gramEnd"/>
+        <w:t>{% endif %}{% endfor %}</w:t>
+      </w:r>
     </w:p>
     <w:p>
       <w:pPr>
@@ -2796,28 +1957,13 @@
           <w:rFonts w:ascii="Verdana" w:hAnsi="Verdana"/>
           <w:bCs/>
         </w:rPr>
-        <w:t>___________________________________</w:t>
-      </w:r>
-      <w:proofErr w:type="gramStart"/>
-      <w:r>
-        <w:rPr>
-          <w:rFonts w:ascii="Verdana" w:hAnsi="Verdana"/>
-          <w:bCs/>
-        </w:rPr>
-        <w:t>_</w:t>
-      </w:r>
-      <w:r>
-        <w:rPr>
-          <w:rFonts w:ascii="Verdana" w:hAnsi="Verdana"/>
-        </w:rPr>
-        <w:t xml:space="preserve">  personally</w:t>
-      </w:r>
-      <w:proofErr w:type="gramEnd"/>
-      <w:r>
-        <w:rPr>
-          <w:rFonts w:ascii="Verdana" w:hAnsi="Verdana"/>
-        </w:rPr>
-        <w:t xml:space="preserve"> known to me to be the same person or persons whose name or names are subscribed to the foregoing instrument, appeared before me this day in person and swore on oath to the above foregoing affidavit. Signed and sworn to before me this ____ day of _________________, _______.</w:t>
+        <w:t>____________________________________</w:t>
+      </w:r>
+      <w:r>
+        <w:rPr>
+          <w:rFonts w:ascii="Verdana" w:hAnsi="Verdana"/>
+        </w:rPr>
+        <w:t xml:space="preserve">  personally known to me to be the same person or persons whose name or names are subscribed to the foregoing instrument, appeared before me this day in person and swore on oath to the above foregoing affidavit. Signed and sworn to before me this ____ day of _________________, _______.</w:t>
       </w:r>
     </w:p>
     <w:p>

--- a/docassemble/NoticeOfDeathAffidavit/data/templates/notice_of_death_affidavit.docx
+++ b/docassemble/NoticeOfDeathAffidavit/data/templates/notice_of_death_affidavit.docx
@@ -589,6 +589,7 @@
               </w:rPr>
               <w:t>{{</w:t>
             </w:r>
+            <w:proofErr w:type="spellStart"/>
             <w:r>
               <w:rPr>
                 <w:rFonts w:ascii="Verdana" w:hAnsi="Verdana"/>
@@ -603,7 +604,34 @@
                 <w:sz w:val="24"/>
                 <w:szCs w:val="24"/>
               </w:rPr>
-              <w:t>.name_full()}}</w:t>
+              <w:t>.name_</w:t>
+            </w:r>
+            <w:proofErr w:type="gramStart"/>
+            <w:r>
+              <w:rPr>
+                <w:rFonts w:ascii="Verdana" w:hAnsi="Verdana"/>
+                <w:sz w:val="24"/>
+                <w:szCs w:val="24"/>
+              </w:rPr>
+              <w:t>full</w:t>
+            </w:r>
+            <w:proofErr w:type="spellEnd"/>
+            <w:r>
+              <w:rPr>
+                <w:rFonts w:ascii="Verdana" w:hAnsi="Verdana"/>
+                <w:sz w:val="24"/>
+                <w:szCs w:val="24"/>
+              </w:rPr>
+              <w:t>(</w:t>
+            </w:r>
+            <w:proofErr w:type="gramEnd"/>
+            <w:r>
+              <w:rPr>
+                <w:rFonts w:ascii="Verdana" w:hAnsi="Verdana"/>
+                <w:sz w:val="24"/>
+                <w:szCs w:val="24"/>
+              </w:rPr>
+              <w:t>)}}</w:t>
             </w:r>
           </w:p>
         </w:tc>
@@ -660,6 +688,7 @@
                 <w:szCs w:val="24"/>
               </w:rPr>
             </w:pPr>
+            <w:proofErr w:type="gramStart"/>
             <w:r>
               <w:rPr>
                 <w:rFonts w:ascii="Verdana" w:hAnsi="Verdana"/>
@@ -674,15 +703,52 @@
                 <w:sz w:val="24"/>
                 <w:szCs w:val="24"/>
               </w:rPr>
-              <w:t xml:space="preserve"> taxpayer</w:t>
-            </w:r>
-            <w:r>
-              <w:rPr>
-                <w:rFonts w:ascii="Verdana" w:hAnsi="Verdana"/>
-                <w:sz w:val="24"/>
-                <w:szCs w:val="24"/>
-              </w:rPr>
-              <w:t>.address.line_one(bare=True)}}</w:t>
+              <w:t xml:space="preserve"> </w:t>
+            </w:r>
+            <w:proofErr w:type="spellStart"/>
+            <w:r>
+              <w:rPr>
+                <w:rFonts w:ascii="Verdana" w:hAnsi="Verdana"/>
+                <w:sz w:val="24"/>
+                <w:szCs w:val="24"/>
+              </w:rPr>
+              <w:t>taxpayer</w:t>
+            </w:r>
+            <w:proofErr w:type="gramEnd"/>
+            <w:r>
+              <w:rPr>
+                <w:rFonts w:ascii="Verdana" w:hAnsi="Verdana"/>
+                <w:sz w:val="24"/>
+                <w:szCs w:val="24"/>
+              </w:rPr>
+              <w:t>.</w:t>
+            </w:r>
+            <w:proofErr w:type="gramStart"/>
+            <w:r>
+              <w:rPr>
+                <w:rFonts w:ascii="Verdana" w:hAnsi="Verdana"/>
+                <w:sz w:val="24"/>
+                <w:szCs w:val="24"/>
+              </w:rPr>
+              <w:t>address.line</w:t>
+            </w:r>
+            <w:proofErr w:type="gramEnd"/>
+            <w:r>
+              <w:rPr>
+                <w:rFonts w:ascii="Verdana" w:hAnsi="Verdana"/>
+                <w:sz w:val="24"/>
+                <w:szCs w:val="24"/>
+              </w:rPr>
+              <w:t>_one</w:t>
+            </w:r>
+            <w:proofErr w:type="spellEnd"/>
+            <w:r>
+              <w:rPr>
+                <w:rFonts w:ascii="Verdana" w:hAnsi="Verdana"/>
+                <w:sz w:val="24"/>
+                <w:szCs w:val="24"/>
+              </w:rPr>
+              <w:t>(bare=True)}}</w:t>
             </w:r>
           </w:p>
         </w:tc>
@@ -739,6 +805,7 @@
                 <w:szCs w:val="24"/>
               </w:rPr>
             </w:pPr>
+            <w:proofErr w:type="gramStart"/>
             <w:r>
               <w:rPr>
                 <w:rFonts w:ascii="Verdana" w:hAnsi="Verdana"/>
@@ -747,6 +814,7 @@
               </w:rPr>
               <w:t xml:space="preserve">{{ </w:t>
             </w:r>
+            <w:proofErr w:type="spellStart"/>
             <w:r>
               <w:rPr>
                 <w:rFonts w:ascii="Verdana" w:hAnsi="Verdana"/>
@@ -755,13 +823,59 @@
               </w:rPr>
               <w:t>taxpayer</w:t>
             </w:r>
-            <w:r>
-              <w:rPr>
-                <w:rFonts w:ascii="Verdana" w:hAnsi="Verdana"/>
-                <w:sz w:val="24"/>
-                <w:szCs w:val="24"/>
-              </w:rPr>
-              <w:t>.address.line_two()}}</w:t>
+            <w:proofErr w:type="gramEnd"/>
+            <w:r>
+              <w:rPr>
+                <w:rFonts w:ascii="Verdana" w:hAnsi="Verdana"/>
+                <w:sz w:val="24"/>
+                <w:szCs w:val="24"/>
+              </w:rPr>
+              <w:t>.</w:t>
+            </w:r>
+            <w:proofErr w:type="gramStart"/>
+            <w:r>
+              <w:rPr>
+                <w:rFonts w:ascii="Verdana" w:hAnsi="Verdana"/>
+                <w:sz w:val="24"/>
+                <w:szCs w:val="24"/>
+              </w:rPr>
+              <w:t>address.line</w:t>
+            </w:r>
+            <w:proofErr w:type="gramEnd"/>
+            <w:r>
+              <w:rPr>
+                <w:rFonts w:ascii="Verdana" w:hAnsi="Verdana"/>
+                <w:sz w:val="24"/>
+                <w:szCs w:val="24"/>
+              </w:rPr>
+              <w:t>_</w:t>
+            </w:r>
+            <w:proofErr w:type="gramStart"/>
+            <w:r>
+              <w:rPr>
+                <w:rFonts w:ascii="Verdana" w:hAnsi="Verdana"/>
+                <w:sz w:val="24"/>
+                <w:szCs w:val="24"/>
+              </w:rPr>
+              <w:t>two</w:t>
+            </w:r>
+            <w:proofErr w:type="spellEnd"/>
+            <w:r>
+              <w:rPr>
+                <w:rFonts w:ascii="Verdana" w:hAnsi="Verdana"/>
+                <w:sz w:val="24"/>
+                <w:szCs w:val="24"/>
+              </w:rPr>
+              <w:t>(</w:t>
+            </w:r>
+            <w:proofErr w:type="gramEnd"/>
+            <w:r>
+              <w:rPr>
+                <w:rFonts w:ascii="Verdana" w:hAnsi="Verdana"/>
+                <w:sz w:val="24"/>
+                <w:szCs w:val="24"/>
+              </w:rPr>
+              <w:t>)}}</w:t>
             </w:r>
           </w:p>
         </w:tc>
@@ -872,6 +986,7 @@
         </w:rPr>
         <w:t>{{</w:t>
       </w:r>
+      <w:proofErr w:type="spellStart"/>
       <w:r>
         <w:rPr>
           <w:rFonts w:ascii="Verdana" w:hAnsi="Verdana"/>
@@ -884,13 +999,22 @@
           <w:rFonts w:ascii="Verdana" w:hAnsi="Verdana"/>
           <w:bCs/>
         </w:rPr>
-        <w:t>.name_full()}} ({{</w:t>
-      </w:r>
+        <w:t>.name_full</w:t>
+      </w:r>
+      <w:proofErr w:type="spellEnd"/>
       <w:r>
         <w:rPr>
           <w:rFonts w:ascii="Verdana" w:hAnsi="Verdana"/>
           <w:bCs/>
         </w:rPr>
+        <w:t>()}} ({{</w:t>
+      </w:r>
+      <w:proofErr w:type="spellStart"/>
+      <w:r>
+        <w:rPr>
+          <w:rFonts w:ascii="Verdana" w:hAnsi="Verdana"/>
+          <w:bCs/>
+        </w:rPr>
         <w:t>owner</w:t>
       </w:r>
       <w:r>
@@ -898,7 +1022,15 @@
           <w:rFonts w:ascii="Verdana" w:hAnsi="Verdana"/>
           <w:bCs/>
         </w:rPr>
-        <w:t>.marital_status}})</w:t>
+        <w:t>.marital_status</w:t>
+      </w:r>
+      <w:proofErr w:type="spellEnd"/>
+      <w:r>
+        <w:rPr>
+          <w:rFonts w:ascii="Verdana" w:hAnsi="Verdana"/>
+          <w:bCs/>
+        </w:rPr>
+        <w:t>}})</w:t>
       </w:r>
       <w:r>
         <w:rPr>
@@ -918,7 +1050,21 @@
         <w:rPr>
           <w:rFonts w:ascii="Verdana" w:hAnsi="Verdana"/>
         </w:rPr>
-        <w:t>{{owner.death_date}}</w:t>
+        <w:t>{{</w:t>
+      </w:r>
+      <w:proofErr w:type="spellStart"/>
+      <w:r>
+        <w:rPr>
+          <w:rFonts w:ascii="Verdana" w:hAnsi="Verdana"/>
+        </w:rPr>
+        <w:t>owner.death_date</w:t>
+      </w:r>
+      <w:proofErr w:type="spellEnd"/>
+      <w:r>
+        <w:rPr>
+          <w:rFonts w:ascii="Verdana" w:hAnsi="Verdana"/>
+        </w:rPr>
+        <w:t>}}</w:t>
       </w:r>
       <w:r>
         <w:rPr>
@@ -930,7 +1076,21 @@
         <w:rPr>
           <w:rFonts w:ascii="Verdana" w:hAnsi="Verdana"/>
         </w:rPr>
-        <w:t>{{owner_location(owner)}}</w:t>
+        <w:t>{{</w:t>
+      </w:r>
+      <w:proofErr w:type="spellStart"/>
+      <w:r>
+        <w:rPr>
+          <w:rFonts w:ascii="Verdana" w:hAnsi="Verdana"/>
+        </w:rPr>
+        <w:t>owner_location</w:t>
+      </w:r>
+      <w:proofErr w:type="spellEnd"/>
+      <w:r>
+        <w:rPr>
+          <w:rFonts w:ascii="Verdana" w:hAnsi="Verdana"/>
+        </w:rPr>
+        <w:t>(owner)}}</w:t>
       </w:r>
       <w:r>
         <w:rPr>
@@ -938,12 +1098,14 @@
         </w:rPr>
         <w:t xml:space="preserve">,{% if </w:t>
       </w:r>
+      <w:proofErr w:type="spellStart"/>
       <w:r>
         <w:rPr>
           <w:rFonts w:ascii="Verdana" w:hAnsi="Verdana"/>
         </w:rPr>
         <w:t>other_owners_check</w:t>
       </w:r>
+      <w:proofErr w:type="spellEnd"/>
       <w:r>
         <w:rPr>
           <w:rFonts w:ascii="Verdana" w:hAnsi="Verdana"/>
@@ -968,11 +1130,19 @@
         </w:rPr>
         <w:t xml:space="preserve">not </w:t>
       </w:r>
-      <w:r>
-        <w:rPr>
-          <w:rFonts w:ascii="Verdana" w:hAnsi="Verdana"/>
-        </w:rPr>
-        <w:t>shared_owners_type == "Tenancy in common"</w:t>
+      <w:proofErr w:type="spellStart"/>
+      <w:r>
+        <w:rPr>
+          <w:rFonts w:ascii="Verdana" w:hAnsi="Verdana"/>
+        </w:rPr>
+        <w:t>shared_owners_type</w:t>
+      </w:r>
+      <w:proofErr w:type="spellEnd"/>
+      <w:r>
+        <w:rPr>
+          <w:rFonts w:ascii="Verdana" w:hAnsi="Verdana"/>
+        </w:rPr>
+        <w:t xml:space="preserve"> == "Tenancy in common"</w:t>
       </w:r>
       <w:r>
         <w:rPr>
@@ -996,7 +1166,21 @@
         <w:rPr>
           <w:rFonts w:ascii="Verdana" w:hAnsi="Verdana"/>
         </w:rPr>
-        <w:t>if other_owners.number_gathered() == 1 %}</w:t>
+        <w:t xml:space="preserve">if </w:t>
+      </w:r>
+      <w:proofErr w:type="spellStart"/>
+      <w:r>
+        <w:rPr>
+          <w:rFonts w:ascii="Verdana" w:hAnsi="Verdana"/>
+        </w:rPr>
+        <w:t>other_owners.number_gathered</w:t>
+      </w:r>
+      <w:proofErr w:type="spellEnd"/>
+      <w:r>
+        <w:rPr>
+          <w:rFonts w:ascii="Verdana" w:hAnsi="Verdana"/>
+        </w:rPr>
+        <w:t>() == 1 %}</w:t>
       </w:r>
       <w:r>
         <w:rPr>
@@ -1032,7 +1216,49 @@
         <w:rPr>
           <w:rFonts w:ascii="Verdana" w:hAnsi="Verdana"/>
         </w:rPr>
-        <w:t>{{comma_and_list(other_owners_info(other_owners))}}</w:t>
+        <w:t>{{</w:t>
+      </w:r>
+      <w:proofErr w:type="spellStart"/>
+      <w:r>
+        <w:rPr>
+          <w:rFonts w:ascii="Verdana" w:hAnsi="Verdana"/>
+        </w:rPr>
+        <w:t>comma_and_list</w:t>
+      </w:r>
+      <w:proofErr w:type="spellEnd"/>
+      <w:r>
+        <w:rPr>
+          <w:rFonts w:ascii="Verdana" w:hAnsi="Verdana"/>
+        </w:rPr>
+        <w:t>(</w:t>
+      </w:r>
+      <w:proofErr w:type="spellStart"/>
+      <w:r>
+        <w:rPr>
+          <w:rFonts w:ascii="Verdana" w:hAnsi="Verdana"/>
+        </w:rPr>
+        <w:t>other_owners_info</w:t>
+      </w:r>
+      <w:proofErr w:type="spellEnd"/>
+      <w:r>
+        <w:rPr>
+          <w:rFonts w:ascii="Verdana" w:hAnsi="Verdana"/>
+        </w:rPr>
+        <w:t>(</w:t>
+      </w:r>
+      <w:proofErr w:type="spellStart"/>
+      <w:r>
+        <w:rPr>
+          <w:rFonts w:ascii="Verdana" w:hAnsi="Verdana"/>
+        </w:rPr>
+        <w:t>other_owners</w:t>
+      </w:r>
+      <w:proofErr w:type="spellEnd"/>
+      <w:r>
+        <w:rPr>
+          <w:rFonts w:ascii="Verdana" w:hAnsi="Verdana"/>
+        </w:rPr>
+        <w:t>))}}</w:t>
       </w:r>
       <w:r>
         <w:rPr>
@@ -1044,7 +1270,21 @@
         <w:rPr>
           <w:rFonts w:ascii="Verdana" w:hAnsi="Verdana"/>
         </w:rPr>
-        <w:t xml:space="preserve">{% endif %} owning{% if other_owners_check != </w:t>
+        <w:t xml:space="preserve">{% endif %} owning{% if </w:t>
+      </w:r>
+      <w:proofErr w:type="spellStart"/>
+      <w:r>
+        <w:rPr>
+          <w:rFonts w:ascii="Verdana" w:hAnsi="Verdana"/>
+        </w:rPr>
+        <w:t>other_owners_check</w:t>
+      </w:r>
+      <w:proofErr w:type="spellEnd"/>
+      <w:r>
+        <w:rPr>
+          <w:rFonts w:ascii="Verdana" w:hAnsi="Verdana"/>
+        </w:rPr>
+        <w:t xml:space="preserve"> != </w:t>
       </w:r>
       <w:r>
         <w:rPr>
@@ -1068,7 +1308,21 @@
         <w:rPr>
           <w:rFonts w:ascii="Verdana" w:hAnsi="Verdana"/>
         </w:rPr>
-        <w:t xml:space="preserve"> %}{% if shared_owners_type == </w:t>
+        <w:t xml:space="preserve"> %}{% if </w:t>
+      </w:r>
+      <w:proofErr w:type="spellStart"/>
+      <w:r>
+        <w:rPr>
+          <w:rFonts w:ascii="Verdana" w:hAnsi="Verdana"/>
+        </w:rPr>
+        <w:t>shared_owners_type</w:t>
+      </w:r>
+      <w:proofErr w:type="spellEnd"/>
+      <w:r>
+        <w:rPr>
+          <w:rFonts w:ascii="Verdana" w:hAnsi="Verdana"/>
+        </w:rPr>
+        <w:t xml:space="preserve"> == </w:t>
       </w:r>
       <w:r>
         <w:rPr>
@@ -1094,6 +1348,7 @@
         </w:rPr>
         <w:t xml:space="preserve"> %} a {{</w:t>
       </w:r>
+      <w:proofErr w:type="spellStart"/>
       <w:r>
         <w:rPr>
           <w:rFonts w:ascii="Verdana" w:hAnsi="Verdana"/>
@@ -1104,7 +1359,14 @@
         <w:rPr>
           <w:rFonts w:ascii="Verdana" w:hAnsi="Verdana"/>
         </w:rPr>
-        <w:t>_common_share}}% share of the{% endif %}{% endif %} real estate legally described below:</w:t>
+        <w:t>_common_share</w:t>
+      </w:r>
+      <w:proofErr w:type="spellEnd"/>
+      <w:r>
+        <w:rPr>
+          <w:rFonts w:ascii="Verdana" w:hAnsi="Verdana"/>
+        </w:rPr>
+        <w:t>}}% share of the{% endif %}{% endif %} real estate legally described below:</w:t>
       </w:r>
     </w:p>
     <w:p>
@@ -1126,17 +1388,33 @@
         </w:rPr>
         <w:t>{{</w:t>
       </w:r>
-      <w:r>
-        <w:rPr>
-          <w:rFonts w:ascii="Verdana" w:hAnsi="Verdana"/>
-        </w:rPr>
-        <w:t>notice_property.</w:t>
-      </w:r>
-      <w:r>
-        <w:rPr>
-          <w:rFonts w:ascii="Verdana" w:hAnsi="Verdana"/>
-        </w:rPr>
-        <w:t>description}}</w:t>
+      <w:proofErr w:type="spellStart"/>
+      <w:r>
+        <w:rPr>
+          <w:rFonts w:ascii="Verdana" w:hAnsi="Verdana"/>
+        </w:rPr>
+        <w:t>notice_</w:t>
+      </w:r>
+      <w:proofErr w:type="gramStart"/>
+      <w:r>
+        <w:rPr>
+          <w:rFonts w:ascii="Verdana" w:hAnsi="Verdana"/>
+        </w:rPr>
+        <w:t>property.</w:t>
+      </w:r>
+      <w:r>
+        <w:rPr>
+          <w:rFonts w:ascii="Verdana" w:hAnsi="Verdana"/>
+        </w:rPr>
+        <w:t>description</w:t>
+      </w:r>
+      <w:proofErr w:type="spellEnd"/>
+      <w:proofErr w:type="gramEnd"/>
+      <w:r>
+        <w:rPr>
+          <w:rFonts w:ascii="Verdana" w:hAnsi="Verdana"/>
+        </w:rPr>
+        <w:t>}}</w:t>
       </w:r>
     </w:p>
     <w:p>
@@ -1158,6 +1436,69 @@
         </w:rPr>
         <w:t>That the street address of the real estate is {{</w:t>
       </w:r>
+      <w:proofErr w:type="spellStart"/>
+      <w:r>
+        <w:rPr>
+          <w:rFonts w:ascii="Verdana" w:hAnsi="Verdana"/>
+        </w:rPr>
+        <w:t>notice_</w:t>
+      </w:r>
+      <w:proofErr w:type="gramStart"/>
+      <w:r>
+        <w:rPr>
+          <w:rFonts w:ascii="Verdana" w:hAnsi="Verdana"/>
+        </w:rPr>
+        <w:t>property.</w:t>
+      </w:r>
+      <w:r>
+        <w:rPr>
+          <w:rFonts w:ascii="Verdana" w:hAnsi="Verdana"/>
+        </w:rPr>
+        <w:t>on</w:t>
+      </w:r>
+      <w:proofErr w:type="gramEnd"/>
+      <w:r>
+        <w:rPr>
+          <w:rFonts w:ascii="Verdana" w:hAnsi="Verdana"/>
+        </w:rPr>
+        <w:t>_one_line</w:t>
+      </w:r>
+      <w:proofErr w:type="spellEnd"/>
+      <w:r>
+        <w:rPr>
+          <w:rFonts w:ascii="Verdana" w:hAnsi="Verdana"/>
+        </w:rPr>
+        <w:t>(</w:t>
+      </w:r>
+      <w:r>
+        <w:rPr>
+          <w:rFonts w:ascii="Verdana" w:hAnsi="Verdana"/>
+          <w:bCs/>
+        </w:rPr>
+        <w:t>bare=</w:t>
+      </w:r>
+      <w:proofErr w:type="gramStart"/>
+      <w:r>
+        <w:rPr>
+          <w:rFonts w:ascii="Verdana" w:hAnsi="Verdana"/>
+          <w:bCs/>
+        </w:rPr>
+        <w:t>True</w:t>
+      </w:r>
+      <w:r>
+        <w:rPr>
+          <w:rFonts w:ascii="Verdana" w:hAnsi="Verdana"/>
+        </w:rPr>
+        <w:t>)}}</w:t>
+      </w:r>
+      <w:proofErr w:type="gramEnd"/>
+      <w:r>
+        <w:rPr>
+          <w:rFonts w:ascii="Verdana" w:hAnsi="Verdana"/>
+        </w:rPr>
+        <w:t xml:space="preserve"> and the property index number is {{</w:t>
+      </w:r>
+      <w:proofErr w:type="spellStart"/>
       <w:r>
         <w:rPr>
           <w:rFonts w:ascii="Verdana" w:hAnsi="Verdana"/>
@@ -1168,32 +1509,14 @@
         <w:rPr>
           <w:rFonts w:ascii="Verdana" w:hAnsi="Verdana"/>
         </w:rPr>
-        <w:t>on_one_line(</w:t>
-      </w:r>
-      <w:r>
-        <w:rPr>
-          <w:rFonts w:ascii="Verdana" w:hAnsi="Verdana"/>
-          <w:bCs/>
-        </w:rPr>
-        <w:t>bare=True</w:t>
-      </w:r>
-      <w:r>
-        <w:rPr>
-          <w:rFonts w:ascii="Verdana" w:hAnsi="Verdana"/>
-        </w:rPr>
-        <w:t>)}} and the property index number is {{</w:t>
-      </w:r>
-      <w:r>
-        <w:rPr>
-          <w:rFonts w:ascii="Verdana" w:hAnsi="Verdana"/>
-        </w:rPr>
-        <w:t>notice_property.</w:t>
-      </w:r>
-      <w:r>
-        <w:rPr>
-          <w:rFonts w:ascii="Verdana" w:hAnsi="Verdana"/>
-        </w:rPr>
-        <w:t>pin}}.</w:t>
+        <w:t>pin</w:t>
+      </w:r>
+      <w:proofErr w:type="spellEnd"/>
+      <w:r>
+        <w:rPr>
+          <w:rFonts w:ascii="Verdana" w:hAnsi="Verdana"/>
+        </w:rPr>
+        <w:t>}}.</w:t>
       </w:r>
     </w:p>
     <w:p>
@@ -1215,17 +1538,33 @@
         </w:rPr>
         <w:t>That the Transfer on Death Instrument is dated {{</w:t>
       </w:r>
+      <w:proofErr w:type="spellStart"/>
       <w:r>
         <w:rPr>
           <w:rFonts w:ascii="Verdana" w:hAnsi="Verdana"/>
         </w:rPr>
         <w:t>todi_date</w:t>
       </w:r>
-      <w:r>
-        <w:rPr>
-          <w:rFonts w:ascii="Verdana" w:hAnsi="Verdana"/>
-        </w:rPr>
-        <w:t>}} and recorded as Document No. {{document_number}} in the Office of the Recorder for {</w:t>
+      <w:proofErr w:type="spellEnd"/>
+      <w:r>
+        <w:rPr>
+          <w:rFonts w:ascii="Verdana" w:hAnsi="Verdana"/>
+        </w:rPr>
+        <w:t>}} and recorded as Document No. {{</w:t>
+      </w:r>
+      <w:proofErr w:type="spellStart"/>
+      <w:r>
+        <w:rPr>
+          <w:rFonts w:ascii="Verdana" w:hAnsi="Verdana"/>
+        </w:rPr>
+        <w:t>document_number</w:t>
+      </w:r>
+      <w:proofErr w:type="spellEnd"/>
+      <w:r>
+        <w:rPr>
+          <w:rFonts w:ascii="Verdana" w:hAnsi="Verdana"/>
+        </w:rPr>
+        <w:t>}} in the Office of the Recorder for {</w:t>
       </w:r>
       <w:r>
         <w:rPr>
@@ -1233,23 +1572,47 @@
         </w:rPr>
         <w:t>{</w:t>
       </w:r>
-      <w:r>
-        <w:rPr>
-          <w:rFonts w:ascii="Verdana" w:hAnsi="Verdana"/>
-        </w:rPr>
-        <w:t>end_in_county(</w:t>
-      </w:r>
-      <w:r>
-        <w:rPr>
-          <w:rFonts w:ascii="Verdana" w:hAnsi="Verdana"/>
-        </w:rPr>
-        <w:t>notice_property.</w:t>
-      </w:r>
-      <w:r>
-        <w:rPr>
-          <w:rFonts w:ascii="Verdana" w:hAnsi="Verdana"/>
-        </w:rPr>
-        <w:t>county)}}, Illinois.</w:t>
+      <w:proofErr w:type="spellStart"/>
+      <w:r>
+        <w:rPr>
+          <w:rFonts w:ascii="Verdana" w:hAnsi="Verdana"/>
+        </w:rPr>
+        <w:t>end_in_county</w:t>
+      </w:r>
+      <w:proofErr w:type="spellEnd"/>
+      <w:r>
+        <w:rPr>
+          <w:rFonts w:ascii="Verdana" w:hAnsi="Verdana"/>
+        </w:rPr>
+        <w:t>(</w:t>
+      </w:r>
+      <w:proofErr w:type="spellStart"/>
+      <w:r>
+        <w:rPr>
+          <w:rFonts w:ascii="Verdana" w:hAnsi="Verdana"/>
+        </w:rPr>
+        <w:t>notice_</w:t>
+      </w:r>
+      <w:proofErr w:type="gramStart"/>
+      <w:r>
+        <w:rPr>
+          <w:rFonts w:ascii="Verdana" w:hAnsi="Verdana"/>
+        </w:rPr>
+        <w:t>property.</w:t>
+      </w:r>
+      <w:r>
+        <w:rPr>
+          <w:rFonts w:ascii="Verdana" w:hAnsi="Verdana"/>
+        </w:rPr>
+        <w:t>county</w:t>
+      </w:r>
+      <w:proofErr w:type="spellEnd"/>
+      <w:proofErr w:type="gramEnd"/>
+      <w:r>
+        <w:rPr>
+          <w:rFonts w:ascii="Verdana" w:hAnsi="Verdana"/>
+        </w:rPr>
+        <w:t>)}}, Illinois.</w:t>
       </w:r>
     </w:p>
     <w:p>
@@ -1317,7 +1680,25 @@
                 <w:b/>
                 <w:spacing w:val="-4"/>
               </w:rPr>
-              <w:t>Beneficiary Name,  Relationship to Owner</w:t>
+              <w:t xml:space="preserve">Beneficiary </w:t>
+            </w:r>
+            <w:proofErr w:type="gramStart"/>
+            <w:r>
+              <w:rPr>
+                <w:rFonts w:ascii="Verdana" w:hAnsi="Verdana"/>
+                <w:b/>
+                <w:spacing w:val="-4"/>
+              </w:rPr>
+              <w:t>Name,  Relationship</w:t>
+            </w:r>
+            <w:proofErr w:type="gramEnd"/>
+            <w:r>
+              <w:rPr>
+                <w:rFonts w:ascii="Verdana" w:hAnsi="Verdana"/>
+                <w:b/>
+                <w:spacing w:val="-4"/>
+              </w:rPr>
+              <w:t xml:space="preserve"> to Owner</w:t>
             </w:r>
           </w:p>
         </w:tc>
@@ -1381,11 +1762,19 @@
         </w:rPr>
         <w:t xml:space="preserve">{% for person in </w:t>
       </w:r>
-      <w:r>
-        <w:rPr>
-          <w:rFonts w:ascii="Verdana" w:hAnsi="Verdana"/>
-        </w:rPr>
-        <w:t>include_needed(</w:t>
+      <w:proofErr w:type="spellStart"/>
+      <w:r>
+        <w:rPr>
+          <w:rFonts w:ascii="Verdana" w:hAnsi="Verdana"/>
+        </w:rPr>
+        <w:t>include_needed</w:t>
+      </w:r>
+      <w:proofErr w:type="spellEnd"/>
+      <w:r>
+        <w:rPr>
+          <w:rFonts w:ascii="Verdana" w:hAnsi="Verdana"/>
+        </w:rPr>
+        <w:t>(</w:t>
       </w:r>
       <w:r>
         <w:rPr>
@@ -1393,6 +1782,7 @@
         </w:rPr>
         <w:t>users</w:t>
       </w:r>
+      <w:proofErr w:type="gramStart"/>
       <w:r>
         <w:rPr>
           <w:rFonts w:ascii="Verdana" w:hAnsi="Verdana"/>
@@ -1405,6 +1795,7 @@
         </w:rPr>
         <w:t xml:space="preserve"> %}</w:t>
       </w:r>
+      <w:proofErr w:type="gramEnd"/>
     </w:p>
     <w:tbl>
       <w:tblPr>
@@ -1453,8 +1844,9 @@
                 <w:sz w:val="24"/>
                 <w:szCs w:val="24"/>
               </w:rPr>
-              <w:t>{{person.name_full()}}</w:t>
-            </w:r>
+              <w:t>{{</w:t>
+            </w:r>
+            <w:proofErr w:type="spellStart"/>
             <w:r>
               <w:rPr>
                 <w:rFonts w:ascii="Verdana" w:hAnsi="Verdana"/>
@@ -1464,7 +1856,78 @@
                 <w:sz w:val="24"/>
                 <w:szCs w:val="24"/>
               </w:rPr>
-              <w:t>, {{get_relationship(person)}}</w:t>
+              <w:t>person.name_</w:t>
+            </w:r>
+            <w:proofErr w:type="gramStart"/>
+            <w:r>
+              <w:rPr>
+                <w:rFonts w:ascii="Verdana" w:hAnsi="Verdana"/>
+                <w:b w:val="0"/>
+                <w:bCs w:val="0"/>
+                <w:color w:val="000000" w:themeColor="text1"/>
+                <w:sz w:val="24"/>
+                <w:szCs w:val="24"/>
+              </w:rPr>
+              <w:t>full</w:t>
+            </w:r>
+            <w:proofErr w:type="spellEnd"/>
+            <w:r>
+              <w:rPr>
+                <w:rFonts w:ascii="Verdana" w:hAnsi="Verdana"/>
+                <w:b w:val="0"/>
+                <w:bCs w:val="0"/>
+                <w:color w:val="000000" w:themeColor="text1"/>
+                <w:sz w:val="24"/>
+                <w:szCs w:val="24"/>
+              </w:rPr>
+              <w:t>(</w:t>
+            </w:r>
+            <w:proofErr w:type="gramEnd"/>
+            <w:r>
+              <w:rPr>
+                <w:rFonts w:ascii="Verdana" w:hAnsi="Verdana"/>
+                <w:b w:val="0"/>
+                <w:bCs w:val="0"/>
+                <w:color w:val="000000" w:themeColor="text1"/>
+                <w:sz w:val="24"/>
+                <w:szCs w:val="24"/>
+              </w:rPr>
+              <w:t>)}}</w:t>
+            </w:r>
+            <w:r>
+              <w:rPr>
+                <w:rFonts w:ascii="Verdana" w:hAnsi="Verdana"/>
+                <w:b w:val="0"/>
+                <w:bCs w:val="0"/>
+                <w:color w:val="000000" w:themeColor="text1"/>
+                <w:sz w:val="24"/>
+                <w:szCs w:val="24"/>
+              </w:rPr>
+              <w:t>, {{</w:t>
+            </w:r>
+            <w:proofErr w:type="spellStart"/>
+            <w:r>
+              <w:rPr>
+                <w:rFonts w:ascii="Verdana" w:hAnsi="Verdana"/>
+                <w:b w:val="0"/>
+                <w:bCs w:val="0"/>
+                <w:color w:val="000000" w:themeColor="text1"/>
+                <w:sz w:val="24"/>
+                <w:szCs w:val="24"/>
+              </w:rPr>
+              <w:t>get_relationship</w:t>
+            </w:r>
+            <w:proofErr w:type="spellEnd"/>
+            <w:r>
+              <w:rPr>
+                <w:rFonts w:ascii="Verdana" w:hAnsi="Verdana"/>
+                <w:b w:val="0"/>
+                <w:bCs w:val="0"/>
+                <w:color w:val="000000" w:themeColor="text1"/>
+                <w:sz w:val="24"/>
+                <w:szCs w:val="24"/>
+              </w:rPr>
+              <w:t>(person)}}</w:t>
             </w:r>
           </w:p>
         </w:tc>
@@ -1491,7 +1954,41 @@
                 <w:sz w:val="24"/>
                 <w:szCs w:val="24"/>
               </w:rPr>
-              <w:t>{{person.address.on_one_line(bare=True)}}</w:t>
+              <w:t>{{</w:t>
+            </w:r>
+            <w:proofErr w:type="spellStart"/>
+            <w:proofErr w:type="gramStart"/>
+            <w:r>
+              <w:rPr>
+                <w:rFonts w:ascii="Verdana" w:hAnsi="Verdana"/>
+                <w:b w:val="0"/>
+                <w:bCs w:val="0"/>
+                <w:sz w:val="24"/>
+                <w:szCs w:val="24"/>
+              </w:rPr>
+              <w:t>person.address</w:t>
+            </w:r>
+            <w:proofErr w:type="gramEnd"/>
+            <w:r>
+              <w:rPr>
+                <w:rFonts w:ascii="Verdana" w:hAnsi="Verdana"/>
+                <w:b w:val="0"/>
+                <w:bCs w:val="0"/>
+                <w:sz w:val="24"/>
+                <w:szCs w:val="24"/>
+              </w:rPr>
+              <w:t>.on_one_line</w:t>
+            </w:r>
+            <w:proofErr w:type="spellEnd"/>
+            <w:r>
+              <w:rPr>
+                <w:rFonts w:ascii="Verdana" w:hAnsi="Verdana"/>
+                <w:b w:val="0"/>
+                <w:bCs w:val="0"/>
+                <w:sz w:val="24"/>
+                <w:szCs w:val="24"/>
+              </w:rPr>
+              <w:t>(bare=True)}}</w:t>
             </w:r>
           </w:p>
         </w:tc>
@@ -1517,7 +2014,18 @@
                 <w:sz w:val="24"/>
                 <w:szCs w:val="24"/>
               </w:rPr>
-              <w:t>{% if percentage_short_enoug</w:t>
+              <w:t>{% if not (</w:t>
+            </w:r>
+            <w:proofErr w:type="spellStart"/>
+            <w:r>
+              <w:rPr>
+                <w:rFonts w:ascii="Verdana" w:hAnsi="Verdana"/>
+                <w:b w:val="0"/>
+                <w:bCs w:val="0"/>
+                <w:sz w:val="24"/>
+                <w:szCs w:val="24"/>
+              </w:rPr>
+              <w:t>other_beneficiar</w:t>
             </w:r>
             <w:r>
               <w:rPr>
@@ -1528,8 +2036,239 @@
                 <w:szCs w:val="24"/>
               </w:rPr>
               <w:lastRenderedPageBreak/>
-              <w:t>h(person.percent_share) == False %}1/{{</w:t>
-            </w:r>
+              <w:t>ies_check</w:t>
+            </w:r>
+            <w:proofErr w:type="spellEnd"/>
+            <w:r>
+              <w:rPr>
+                <w:rFonts w:ascii="Verdana" w:hAnsi="Verdana"/>
+                <w:b w:val="0"/>
+                <w:bCs w:val="0"/>
+                <w:sz w:val="24"/>
+                <w:szCs w:val="24"/>
+              </w:rPr>
+              <w:t xml:space="preserve"> and </w:t>
+            </w:r>
+            <w:proofErr w:type="spellStart"/>
+            <w:proofErr w:type="gramStart"/>
+            <w:r>
+              <w:rPr>
+                <w:rFonts w:ascii="Verdana" w:hAnsi="Verdana"/>
+                <w:b w:val="0"/>
+                <w:bCs w:val="0"/>
+                <w:sz w:val="24"/>
+                <w:szCs w:val="24"/>
+              </w:rPr>
+              <w:t>users.number</w:t>
+            </w:r>
+            <w:proofErr w:type="gramEnd"/>
+            <w:r>
+              <w:rPr>
+                <w:rFonts w:ascii="Verdana" w:hAnsi="Verdana"/>
+                <w:b w:val="0"/>
+                <w:bCs w:val="0"/>
+                <w:sz w:val="24"/>
+                <w:szCs w:val="24"/>
+              </w:rPr>
+              <w:t>_</w:t>
+            </w:r>
+            <w:proofErr w:type="gramStart"/>
+            <w:r>
+              <w:rPr>
+                <w:rFonts w:ascii="Verdana" w:hAnsi="Verdana"/>
+                <w:b w:val="0"/>
+                <w:bCs w:val="0"/>
+                <w:sz w:val="24"/>
+                <w:szCs w:val="24"/>
+              </w:rPr>
+              <w:t>gathered</w:t>
+            </w:r>
+            <w:proofErr w:type="spellEnd"/>
+            <w:r>
+              <w:rPr>
+                <w:rFonts w:ascii="Verdana" w:hAnsi="Verdana"/>
+                <w:b w:val="0"/>
+                <w:bCs w:val="0"/>
+                <w:sz w:val="24"/>
+                <w:szCs w:val="24"/>
+              </w:rPr>
+              <w:t>(</w:t>
+            </w:r>
+            <w:proofErr w:type="gramEnd"/>
+            <w:r>
+              <w:rPr>
+                <w:rFonts w:ascii="Verdana" w:hAnsi="Verdana"/>
+                <w:b w:val="0"/>
+                <w:bCs w:val="0"/>
+                <w:sz w:val="24"/>
+                <w:szCs w:val="24"/>
+              </w:rPr>
+              <w:t>) &gt; 1</w:t>
+            </w:r>
+            <w:r>
+              <w:rPr>
+                <w:rFonts w:ascii="Verdana" w:hAnsi="Verdana"/>
+                <w:b w:val="0"/>
+                <w:bCs w:val="0"/>
+                <w:sz w:val="24"/>
+                <w:szCs w:val="24"/>
+              </w:rPr>
+              <w:t xml:space="preserve">) or </w:t>
+            </w:r>
+            <w:proofErr w:type="spellStart"/>
+            <w:r>
+              <w:rPr>
+                <w:rFonts w:ascii="Verdana" w:hAnsi="Verdana"/>
+                <w:b w:val="0"/>
+                <w:bCs w:val="0"/>
+                <w:sz w:val="24"/>
+                <w:szCs w:val="24"/>
+              </w:rPr>
+              <w:t>tenancy_type</w:t>
+            </w:r>
+            <w:proofErr w:type="spellEnd"/>
+            <w:r>
+              <w:rPr>
+                <w:rFonts w:ascii="Verdana" w:hAnsi="Verdana"/>
+                <w:b w:val="0"/>
+                <w:bCs w:val="0"/>
+                <w:sz w:val="24"/>
+                <w:szCs w:val="24"/>
+              </w:rPr>
+              <w:t xml:space="preserve"> == "Joint tenants" or </w:t>
+            </w:r>
+            <w:proofErr w:type="spellStart"/>
+            <w:r>
+              <w:rPr>
+                <w:rFonts w:ascii="Verdana" w:hAnsi="Verdana"/>
+                <w:b w:val="0"/>
+                <w:bCs w:val="0"/>
+                <w:sz w:val="24"/>
+                <w:szCs w:val="24"/>
+              </w:rPr>
+              <w:t>even_split</w:t>
+            </w:r>
+            <w:proofErr w:type="spellEnd"/>
+            <w:r>
+              <w:rPr>
+                <w:rFonts w:ascii="Verdana" w:hAnsi="Verdana"/>
+                <w:b w:val="0"/>
+                <w:bCs w:val="0"/>
+                <w:sz w:val="24"/>
+                <w:szCs w:val="24"/>
+              </w:rPr>
+              <w:t xml:space="preserve"> </w:t>
+            </w:r>
+            <w:proofErr w:type="gramStart"/>
+            <w:r>
+              <w:rPr>
+                <w:rFonts w:ascii="Verdana" w:hAnsi="Verdana"/>
+                <w:b w:val="0"/>
+                <w:bCs w:val="0"/>
+                <w:sz w:val="24"/>
+                <w:szCs w:val="24"/>
+              </w:rPr>
+              <w:t>%}</w:t>
+            </w:r>
+            <w:r>
+              <w:rPr>
+                <w:rFonts w:ascii="Verdana" w:hAnsi="Verdana"/>
+                <w:b w:val="0"/>
+                <w:bCs w:val="0"/>
+                <w:sz w:val="24"/>
+                <w:szCs w:val="24"/>
+              </w:rPr>
+              <w:t>{</w:t>
+            </w:r>
+            <w:proofErr w:type="gramEnd"/>
+            <w:r>
+              <w:rPr>
+                <w:rFonts w:ascii="Verdana" w:hAnsi="Verdana"/>
+                <w:b w:val="0"/>
+                <w:bCs w:val="0"/>
+                <w:sz w:val="24"/>
+                <w:szCs w:val="24"/>
+              </w:rPr>
+              <w:t xml:space="preserve">% if </w:t>
+            </w:r>
+            <w:proofErr w:type="spellStart"/>
+            <w:r>
+              <w:rPr>
+                <w:rFonts w:ascii="Verdana" w:hAnsi="Verdana"/>
+                <w:b w:val="0"/>
+                <w:bCs w:val="0"/>
+                <w:sz w:val="24"/>
+                <w:szCs w:val="24"/>
+              </w:rPr>
+              <w:t>percentage_short_enough</w:t>
+            </w:r>
+            <w:proofErr w:type="spellEnd"/>
+            <w:r>
+              <w:rPr>
+                <w:rFonts w:ascii="Verdana" w:hAnsi="Verdana"/>
+                <w:b w:val="0"/>
+                <w:bCs w:val="0"/>
+                <w:sz w:val="24"/>
+                <w:szCs w:val="24"/>
+              </w:rPr>
+              <w:t>(</w:t>
+            </w:r>
+            <w:proofErr w:type="spellStart"/>
+            <w:proofErr w:type="gramStart"/>
+            <w:r>
+              <w:rPr>
+                <w:rFonts w:ascii="Verdana" w:hAnsi="Verdana"/>
+                <w:b w:val="0"/>
+                <w:bCs w:val="0"/>
+                <w:sz w:val="24"/>
+                <w:szCs w:val="24"/>
+              </w:rPr>
+              <w:t>person.</w:t>
+            </w:r>
+            <w:r>
+              <w:rPr>
+                <w:rFonts w:ascii="Verdana" w:hAnsi="Verdana"/>
+                <w:b w:val="0"/>
+                <w:bCs w:val="0"/>
+                <w:sz w:val="24"/>
+                <w:szCs w:val="24"/>
+              </w:rPr>
+              <w:t>equal</w:t>
+            </w:r>
+            <w:proofErr w:type="gramEnd"/>
+            <w:r>
+              <w:rPr>
+                <w:rFonts w:ascii="Verdana" w:hAnsi="Verdana"/>
+                <w:b w:val="0"/>
+                <w:bCs w:val="0"/>
+                <w:sz w:val="24"/>
+                <w:szCs w:val="24"/>
+              </w:rPr>
+              <w:t>_</w:t>
+            </w:r>
+            <w:r>
+              <w:rPr>
+                <w:rFonts w:ascii="Verdana" w:hAnsi="Verdana"/>
+                <w:b w:val="0"/>
+                <w:bCs w:val="0"/>
+                <w:sz w:val="24"/>
+                <w:szCs w:val="24"/>
+              </w:rPr>
+              <w:t>percent_share</w:t>
+            </w:r>
+            <w:proofErr w:type="spellEnd"/>
+            <w:r>
+              <w:rPr>
+                <w:rFonts w:ascii="Verdana" w:hAnsi="Verdana"/>
+                <w:b w:val="0"/>
+                <w:bCs w:val="0"/>
+                <w:sz w:val="24"/>
+                <w:szCs w:val="24"/>
+              </w:rPr>
+              <w:t>) == False %}1/{{</w:t>
+            </w:r>
+            <w:proofErr w:type="spellStart"/>
+            <w:proofErr w:type="gramStart"/>
             <w:r>
               <w:rPr>
                 <w:rFonts w:ascii="Verdana" w:hAnsi="Verdana"/>
@@ -1548,7 +2287,261 @@
                 <w:sz w:val="24"/>
                 <w:szCs w:val="24"/>
               </w:rPr>
-              <w:t>.number_gathered()}}{% else %}{{person.percent_share}}%{% endif %}</w:t>
+              <w:t>.number</w:t>
+            </w:r>
+            <w:proofErr w:type="gramEnd"/>
+            <w:r>
+              <w:rPr>
+                <w:rFonts w:ascii="Verdana" w:hAnsi="Verdana"/>
+                <w:b w:val="0"/>
+                <w:bCs w:val="0"/>
+                <w:sz w:val="24"/>
+                <w:szCs w:val="24"/>
+              </w:rPr>
+              <w:t>_</w:t>
+            </w:r>
+            <w:proofErr w:type="gramStart"/>
+            <w:r>
+              <w:rPr>
+                <w:rFonts w:ascii="Verdana" w:hAnsi="Verdana"/>
+                <w:b w:val="0"/>
+                <w:bCs w:val="0"/>
+                <w:sz w:val="24"/>
+                <w:szCs w:val="24"/>
+              </w:rPr>
+              <w:t>gathered</w:t>
+            </w:r>
+            <w:proofErr w:type="spellEnd"/>
+            <w:r>
+              <w:rPr>
+                <w:rFonts w:ascii="Verdana" w:hAnsi="Verdana"/>
+                <w:b w:val="0"/>
+                <w:bCs w:val="0"/>
+                <w:sz w:val="24"/>
+                <w:szCs w:val="24"/>
+              </w:rPr>
+              <w:t>(</w:t>
+            </w:r>
+            <w:proofErr w:type="gramEnd"/>
+            <w:r>
+              <w:rPr>
+                <w:rFonts w:ascii="Verdana" w:hAnsi="Verdana"/>
+                <w:b w:val="0"/>
+                <w:bCs w:val="0"/>
+                <w:sz w:val="24"/>
+                <w:szCs w:val="24"/>
+              </w:rPr>
+              <w:t>)</w:t>
+            </w:r>
+            <w:proofErr w:type="gramStart"/>
+            <w:r>
+              <w:rPr>
+                <w:rFonts w:ascii="Verdana" w:hAnsi="Verdana"/>
+                <w:b w:val="0"/>
+                <w:bCs w:val="0"/>
+                <w:sz w:val="24"/>
+                <w:szCs w:val="24"/>
+              </w:rPr>
+              <w:t>}}{</w:t>
+            </w:r>
+            <w:proofErr w:type="gramEnd"/>
+            <w:r>
+              <w:rPr>
+                <w:rFonts w:ascii="Verdana" w:hAnsi="Verdana"/>
+                <w:b w:val="0"/>
+                <w:bCs w:val="0"/>
+                <w:sz w:val="24"/>
+                <w:szCs w:val="24"/>
+              </w:rPr>
+              <w:t xml:space="preserve">% else </w:t>
+            </w:r>
+            <w:proofErr w:type="gramStart"/>
+            <w:r>
+              <w:rPr>
+                <w:rFonts w:ascii="Verdana" w:hAnsi="Verdana"/>
+                <w:b w:val="0"/>
+                <w:bCs w:val="0"/>
+                <w:sz w:val="24"/>
+                <w:szCs w:val="24"/>
+              </w:rPr>
+              <w:t>%}{</w:t>
+            </w:r>
+            <w:proofErr w:type="gramEnd"/>
+            <w:r>
+              <w:rPr>
+                <w:rFonts w:ascii="Verdana" w:hAnsi="Verdana"/>
+                <w:b w:val="0"/>
+                <w:bCs w:val="0"/>
+                <w:sz w:val="24"/>
+                <w:szCs w:val="24"/>
+              </w:rPr>
+              <w:t>{</w:t>
+            </w:r>
+            <w:proofErr w:type="spellStart"/>
+            <w:proofErr w:type="gramStart"/>
+            <w:r>
+              <w:rPr>
+                <w:rFonts w:ascii="Verdana" w:hAnsi="Verdana"/>
+                <w:b w:val="0"/>
+                <w:bCs w:val="0"/>
+                <w:sz w:val="24"/>
+                <w:szCs w:val="24"/>
+              </w:rPr>
+              <w:t>person.</w:t>
+            </w:r>
+            <w:r>
+              <w:rPr>
+                <w:rFonts w:ascii="Verdana" w:hAnsi="Verdana"/>
+                <w:b w:val="0"/>
+                <w:bCs w:val="0"/>
+                <w:sz w:val="24"/>
+                <w:szCs w:val="24"/>
+              </w:rPr>
+              <w:t>equal</w:t>
+            </w:r>
+            <w:proofErr w:type="gramEnd"/>
+            <w:r>
+              <w:rPr>
+                <w:rFonts w:ascii="Verdana" w:hAnsi="Verdana"/>
+                <w:b w:val="0"/>
+                <w:bCs w:val="0"/>
+                <w:sz w:val="24"/>
+                <w:szCs w:val="24"/>
+              </w:rPr>
+              <w:t>_</w:t>
+            </w:r>
+            <w:r>
+              <w:rPr>
+                <w:rFonts w:ascii="Verdana" w:hAnsi="Verdana"/>
+                <w:b w:val="0"/>
+                <w:bCs w:val="0"/>
+                <w:sz w:val="24"/>
+                <w:szCs w:val="24"/>
+              </w:rPr>
+              <w:t>percent_share</w:t>
+            </w:r>
+            <w:proofErr w:type="spellEnd"/>
+            <w:proofErr w:type="gramStart"/>
+            <w:r>
+              <w:rPr>
+                <w:rFonts w:ascii="Verdana" w:hAnsi="Verdana"/>
+                <w:b w:val="0"/>
+                <w:bCs w:val="0"/>
+                <w:sz w:val="24"/>
+                <w:szCs w:val="24"/>
+              </w:rPr>
+              <w:t>}}%</w:t>
+            </w:r>
+            <w:proofErr w:type="gramEnd"/>
+            <w:r>
+              <w:rPr>
+                <w:rFonts w:ascii="Verdana" w:hAnsi="Verdana"/>
+                <w:b w:val="0"/>
+                <w:bCs w:val="0"/>
+                <w:sz w:val="24"/>
+                <w:szCs w:val="24"/>
+              </w:rPr>
+              <w:t xml:space="preserve">{% endif </w:t>
+            </w:r>
+            <w:proofErr w:type="gramStart"/>
+            <w:r>
+              <w:rPr>
+                <w:rFonts w:ascii="Verdana" w:hAnsi="Verdana"/>
+                <w:b w:val="0"/>
+                <w:bCs w:val="0"/>
+                <w:sz w:val="24"/>
+                <w:szCs w:val="24"/>
+              </w:rPr>
+              <w:t>%}</w:t>
+            </w:r>
+            <w:r>
+              <w:rPr>
+                <w:rFonts w:ascii="Verdana" w:hAnsi="Verdana"/>
+                <w:b w:val="0"/>
+                <w:bCs w:val="0"/>
+                <w:sz w:val="24"/>
+                <w:szCs w:val="24"/>
+              </w:rPr>
+              <w:t>{</w:t>
+            </w:r>
+            <w:proofErr w:type="gramEnd"/>
+            <w:r>
+              <w:rPr>
+                <w:rFonts w:ascii="Verdana" w:hAnsi="Verdana"/>
+                <w:b w:val="0"/>
+                <w:bCs w:val="0"/>
+                <w:sz w:val="24"/>
+                <w:szCs w:val="24"/>
+              </w:rPr>
+              <w:t xml:space="preserve">% else </w:t>
+            </w:r>
+            <w:proofErr w:type="gramStart"/>
+            <w:r>
+              <w:rPr>
+                <w:rFonts w:ascii="Verdana" w:hAnsi="Verdana"/>
+                <w:b w:val="0"/>
+                <w:bCs w:val="0"/>
+                <w:sz w:val="24"/>
+                <w:szCs w:val="24"/>
+              </w:rPr>
+              <w:t>%}{</w:t>
+            </w:r>
+            <w:proofErr w:type="gramEnd"/>
+            <w:r>
+              <w:rPr>
+                <w:rFonts w:ascii="Verdana" w:hAnsi="Verdana"/>
+                <w:b w:val="0"/>
+                <w:bCs w:val="0"/>
+                <w:sz w:val="24"/>
+                <w:szCs w:val="24"/>
+              </w:rPr>
+              <w:t>{</w:t>
+            </w:r>
+            <w:proofErr w:type="spellStart"/>
+            <w:proofErr w:type="gramStart"/>
+            <w:r>
+              <w:rPr>
+                <w:rFonts w:ascii="Verdana" w:hAnsi="Verdana"/>
+                <w:b w:val="0"/>
+                <w:bCs w:val="0"/>
+                <w:sz w:val="24"/>
+                <w:szCs w:val="24"/>
+              </w:rPr>
+              <w:t>person.percent</w:t>
+            </w:r>
+            <w:proofErr w:type="gramEnd"/>
+            <w:r>
+              <w:rPr>
+                <w:rFonts w:ascii="Verdana" w:hAnsi="Verdana"/>
+                <w:b w:val="0"/>
+                <w:bCs w:val="0"/>
+                <w:sz w:val="24"/>
+                <w:szCs w:val="24"/>
+              </w:rPr>
+              <w:t>_share</w:t>
+            </w:r>
+            <w:proofErr w:type="spellEnd"/>
+            <w:proofErr w:type="gramStart"/>
+            <w:r>
+              <w:rPr>
+                <w:rFonts w:ascii="Verdana" w:hAnsi="Verdana"/>
+                <w:b w:val="0"/>
+                <w:bCs w:val="0"/>
+                <w:sz w:val="24"/>
+                <w:szCs w:val="24"/>
+              </w:rPr>
+              <w:t>}}%</w:t>
+            </w:r>
+            <w:proofErr w:type="gramEnd"/>
+            <w:r>
+              <w:rPr>
+                <w:rFonts w:ascii="Verdana" w:hAnsi="Verdana"/>
+                <w:b w:val="0"/>
+                <w:bCs w:val="0"/>
+                <w:sz w:val="24"/>
+                <w:szCs w:val="24"/>
+              </w:rPr>
+              <w:t>{% endif %}</w:t>
             </w:r>
           </w:p>
           <w:p>
@@ -1578,7 +2571,21 @@
           <w:rFonts w:ascii="Verdana" w:hAnsi="Verdana"/>
         </w:rPr>
         <w:lastRenderedPageBreak/>
-        <w:t>{% endfor %}</w:t>
+        <w:t xml:space="preserve">{% </w:t>
+      </w:r>
+      <w:proofErr w:type="spellStart"/>
+      <w:r>
+        <w:rPr>
+          <w:rFonts w:ascii="Verdana" w:hAnsi="Verdana"/>
+        </w:rPr>
+        <w:t>endfor</w:t>
+      </w:r>
+      <w:proofErr w:type="spellEnd"/>
+      <w:r>
+        <w:rPr>
+          <w:rFonts w:ascii="Verdana" w:hAnsi="Verdana"/>
+        </w:rPr>
+        <w:t xml:space="preserve"> %}</w:t>
       </w:r>
     </w:p>
     <w:p>
@@ -1601,7 +2608,21 @@
         <w:rPr>
           <w:rFonts w:ascii="Verdana" w:hAnsi="Verdana"/>
         </w:rPr>
-        <w:t xml:space="preserve">In witness whereof, the undersigned beneficiaries hereby accept the transfer of real estate under the transfer on death instrument this _______ day of ___________, ______.{% for person in </w:t>
+        <w:t>In witness whereof, the undersigned beneficiaries hereby accept the transfer of real estate under the transfer on death instrument this _______ day of ___________, _____</w:t>
+      </w:r>
+      <w:proofErr w:type="gramStart"/>
+      <w:r>
+        <w:rPr>
+          <w:rFonts w:ascii="Verdana" w:hAnsi="Verdana"/>
+        </w:rPr>
+        <w:t>_.{</w:t>
+      </w:r>
+      <w:proofErr w:type="gramEnd"/>
+      <w:r>
+        <w:rPr>
+          <w:rFonts w:ascii="Verdana" w:hAnsi="Verdana"/>
+        </w:rPr>
+        <w:t xml:space="preserve">% for person in </w:t>
       </w:r>
       <w:r>
         <w:rPr>
@@ -1613,16 +2634,36 @@
         <w:rPr>
           <w:rFonts w:ascii="Verdana" w:hAnsi="Verdana"/>
         </w:rPr>
-        <w:t xml:space="preserve"> %}{% if (loop.index0 % 2) == 0 %}</w:t>
-      </w:r>
-    </w:p>
-    <w:p>
-      <w:pPr>
-        <w:keepNext/>
-        <w:rPr>
-          <w:rFonts w:ascii="Verdana" w:hAnsi="Verdana"/>
-        </w:rPr>
-      </w:pPr>
+        <w:t xml:space="preserve"> </w:t>
+      </w:r>
+      <w:proofErr w:type="gramStart"/>
+      <w:r>
+        <w:rPr>
+          <w:rFonts w:ascii="Verdana" w:hAnsi="Verdana"/>
+        </w:rPr>
+        <w:t>%}{</w:t>
+      </w:r>
+      <w:proofErr w:type="gramEnd"/>
+      <w:r>
+        <w:rPr>
+          <w:rFonts w:ascii="Verdana" w:hAnsi="Verdana"/>
+        </w:rPr>
+        <w:t>% if (</w:t>
+      </w:r>
+      <w:proofErr w:type="gramStart"/>
+      <w:r>
+        <w:rPr>
+          <w:rFonts w:ascii="Verdana" w:hAnsi="Verdana"/>
+        </w:rPr>
+        <w:t>loop.index</w:t>
+      </w:r>
+      <w:proofErr w:type="gramEnd"/>
+      <w:r>
+        <w:rPr>
+          <w:rFonts w:ascii="Verdana" w:hAnsi="Verdana"/>
+        </w:rPr>
+        <w:t>0 % 2) == 0 %}</w:t>
+      </w:r>
     </w:p>
     <w:tbl>
       <w:tblPr>
@@ -1639,14 +2680,55 @@
         <w:tblLook w:val="04A0" w:firstRow="1" w:lastRow="0" w:firstColumn="1" w:lastColumn="0" w:noHBand="0" w:noVBand="1"/>
       </w:tblPr>
       <w:tblGrid>
-        <w:gridCol w:w="3672"/>
-        <w:gridCol w:w="1476"/>
-        <w:gridCol w:w="3672"/>
+        <w:gridCol w:w="4230"/>
+        <w:gridCol w:w="918"/>
+        <w:gridCol w:w="4932"/>
       </w:tblGrid>
       <w:tr>
         <w:tc>
           <w:tcPr>
-            <w:tcW w:w="3672" w:type="dxa"/>
+            <w:tcW w:w="4230" w:type="dxa"/>
+          </w:tcPr>
+          <w:p>
+            <w:pPr>
+              <w:keepNext/>
+              <w:rPr>
+                <w:rFonts w:ascii="Verdana" w:hAnsi="Verdana"/>
+              </w:rPr>
+            </w:pPr>
+          </w:p>
+        </w:tc>
+        <w:tc>
+          <w:tcPr>
+            <w:tcW w:w="918" w:type="dxa"/>
+          </w:tcPr>
+          <w:p>
+            <w:pPr>
+              <w:keepLines/>
+              <w:rPr>
+                <w:rFonts w:ascii="Verdana" w:hAnsi="Verdana"/>
+              </w:rPr>
+            </w:pPr>
+          </w:p>
+        </w:tc>
+        <w:tc>
+          <w:tcPr>
+            <w:tcW w:w="4932" w:type="dxa"/>
+          </w:tcPr>
+          <w:p>
+            <w:pPr>
+              <w:keepLines/>
+              <w:rPr>
+                <w:rFonts w:ascii="Verdana" w:hAnsi="Verdana"/>
+              </w:rPr>
+            </w:pPr>
+          </w:p>
+        </w:tc>
+      </w:tr>
+      <w:tr>
+        <w:tc>
+          <w:tcPr>
+            <w:tcW w:w="4230" w:type="dxa"/>
             <w:tcBorders>
               <w:bottom w:val="single" w:sz="6" w:space="0" w:color="auto"/>
             </w:tcBorders>
@@ -1662,7 +2744,7 @@
         </w:tc>
         <w:tc>
           <w:tcPr>
-            <w:tcW w:w="1476" w:type="dxa"/>
+            <w:tcW w:w="918" w:type="dxa"/>
           </w:tcPr>
           <w:p>
             <w:pPr>
@@ -1675,7 +2757,7 @@
         </w:tc>
         <w:tc>
           <w:tcPr>
-            <w:tcW w:w="3672" w:type="dxa"/>
+            <w:tcW w:w="4932" w:type="dxa"/>
             <w:tcBorders>
               <w:bottom w:val="single" w:sz="6" w:space="0" w:color="auto"/>
             </w:tcBorders>
@@ -1693,7 +2775,7 @@
       <w:tr>
         <w:tc>
           <w:tcPr>
-            <w:tcW w:w="3672" w:type="dxa"/>
+            <w:tcW w:w="4230" w:type="dxa"/>
             <w:tcBorders>
               <w:top w:val="single" w:sz="6" w:space="0" w:color="auto"/>
             </w:tcBorders>
@@ -1703,6 +2785,8 @@
               <w:keepNext/>
               <w:rPr>
                 <w:rFonts w:ascii="Verdana" w:hAnsi="Verdana"/>
+                <w:sz w:val="24"/>
+                <w:szCs w:val="24"/>
               </w:rPr>
             </w:pPr>
             <w:r>
@@ -1710,6 +2794,8 @@
                 <w:rFonts w:ascii="Verdana" w:hAnsi="Verdana"/>
                 <w:b/>
                 <w:bCs/>
+                <w:sz w:val="24"/>
+                <w:szCs w:val="24"/>
               </w:rPr>
               <w:t>Signature</w:t>
             </w:r>
@@ -1717,7 +2803,7 @@
         </w:tc>
         <w:tc>
           <w:tcPr>
-            <w:tcW w:w="1476" w:type="dxa"/>
+            <w:tcW w:w="918" w:type="dxa"/>
           </w:tcPr>
           <w:p>
             <w:pPr>
@@ -1730,7 +2816,7 @@
         </w:tc>
         <w:tc>
           <w:tcPr>
-            <w:tcW w:w="3672" w:type="dxa"/>
+            <w:tcW w:w="4932" w:type="dxa"/>
             <w:tcBorders>
               <w:top w:val="single" w:sz="6" w:space="0" w:color="auto"/>
             </w:tcBorders>
@@ -1740,6 +2826,8 @@
               <w:keepLines/>
               <w:rPr>
                 <w:rFonts w:ascii="Verdana" w:hAnsi="Verdana"/>
+                <w:sz w:val="24"/>
+                <w:szCs w:val="24"/>
               </w:rPr>
             </w:pPr>
             <w:r>
@@ -1747,6 +2835,8 @@
                 <w:rFonts w:ascii="Verdana" w:hAnsi="Verdana"/>
                 <w:b/>
                 <w:bCs/>
+                <w:sz w:val="24"/>
+                <w:szCs w:val="24"/>
               </w:rPr>
               <w:t>Signature</w:t>
             </w:r>
@@ -1756,7 +2846,48 @@
       <w:tr>
         <w:tc>
           <w:tcPr>
-            <w:tcW w:w="3672" w:type="dxa"/>
+            <w:tcW w:w="4230" w:type="dxa"/>
+          </w:tcPr>
+          <w:p>
+            <w:pPr>
+              <w:keepNext/>
+              <w:rPr>
+                <w:rFonts w:ascii="Verdana" w:hAnsi="Verdana"/>
+              </w:rPr>
+            </w:pPr>
+          </w:p>
+        </w:tc>
+        <w:tc>
+          <w:tcPr>
+            <w:tcW w:w="918" w:type="dxa"/>
+          </w:tcPr>
+          <w:p>
+            <w:pPr>
+              <w:keepLines/>
+              <w:rPr>
+                <w:rFonts w:ascii="Verdana" w:hAnsi="Verdana"/>
+              </w:rPr>
+            </w:pPr>
+          </w:p>
+        </w:tc>
+        <w:tc>
+          <w:tcPr>
+            <w:tcW w:w="4932" w:type="dxa"/>
+          </w:tcPr>
+          <w:p>
+            <w:pPr>
+              <w:keepLines/>
+              <w:rPr>
+                <w:rFonts w:ascii="Verdana" w:hAnsi="Verdana"/>
+              </w:rPr>
+            </w:pPr>
+          </w:p>
+        </w:tc>
+      </w:tr>
+      <w:tr>
+        <w:tc>
+          <w:tcPr>
+            <w:tcW w:w="4230" w:type="dxa"/>
             <w:tcBorders>
               <w:bottom w:val="single" w:sz="6" w:space="0" w:color="auto"/>
             </w:tcBorders>
@@ -1772,7 +2903,7 @@
         </w:tc>
         <w:tc>
           <w:tcPr>
-            <w:tcW w:w="1476" w:type="dxa"/>
+            <w:tcW w:w="918" w:type="dxa"/>
           </w:tcPr>
           <w:p>
             <w:pPr>
@@ -1785,7 +2916,7 @@
         </w:tc>
         <w:tc>
           <w:tcPr>
-            <w:tcW w:w="3672" w:type="dxa"/>
+            <w:tcW w:w="4932" w:type="dxa"/>
             <w:tcBorders>
               <w:bottom w:val="single" w:sz="6" w:space="0" w:color="auto"/>
             </w:tcBorders>
@@ -1803,7 +2934,7 @@
       <w:tr>
         <w:tc>
           <w:tcPr>
-            <w:tcW w:w="3672" w:type="dxa"/>
+            <w:tcW w:w="4230" w:type="dxa"/>
             <w:tcBorders>
               <w:top w:val="single" w:sz="6" w:space="0" w:color="auto"/>
             </w:tcBorders>
@@ -1813,6 +2944,8 @@
               <w:keepNext/>
               <w:rPr>
                 <w:rFonts w:ascii="Verdana" w:hAnsi="Verdana"/>
+                <w:sz w:val="24"/>
+                <w:szCs w:val="24"/>
               </w:rPr>
             </w:pPr>
             <w:r>
@@ -1820,6 +2953,8 @@
                 <w:rFonts w:ascii="Verdana" w:hAnsi="Verdana"/>
                 <w:b/>
                 <w:bCs/>
+                <w:sz w:val="24"/>
+                <w:szCs w:val="24"/>
               </w:rPr>
               <w:t>Printed Name</w:t>
             </w:r>
@@ -1828,6 +2963,8 @@
                 <w:rFonts w:ascii="Verdana" w:hAnsi="Verdana"/>
                 <w:b/>
                 <w:bCs/>
+                <w:sz w:val="24"/>
+                <w:szCs w:val="24"/>
               </w:rPr>
               <w:tab/>
             </w:r>
@@ -1835,7 +2972,7 @@
         </w:tc>
         <w:tc>
           <w:tcPr>
-            <w:tcW w:w="1476" w:type="dxa"/>
+            <w:tcW w:w="918" w:type="dxa"/>
           </w:tcPr>
           <w:p>
             <w:pPr>
@@ -1848,7 +2985,7 @@
         </w:tc>
         <w:tc>
           <w:tcPr>
-            <w:tcW w:w="3672" w:type="dxa"/>
+            <w:tcW w:w="4932" w:type="dxa"/>
             <w:tcBorders>
               <w:top w:val="single" w:sz="6" w:space="0" w:color="auto"/>
             </w:tcBorders>
@@ -1858,6 +2995,8 @@
               <w:keepLines/>
               <w:rPr>
                 <w:rFonts w:ascii="Verdana" w:hAnsi="Verdana"/>
+                <w:sz w:val="24"/>
+                <w:szCs w:val="24"/>
               </w:rPr>
             </w:pPr>
             <w:r>
@@ -1865,6 +3004,8 @@
                 <w:rFonts w:ascii="Verdana" w:hAnsi="Verdana"/>
                 <w:b/>
                 <w:bCs/>
+                <w:sz w:val="24"/>
+                <w:szCs w:val="24"/>
               </w:rPr>
               <w:t>Printed Name</w:t>
             </w:r>
@@ -1882,8 +3023,38 @@
         <w:rPr>
           <w:rFonts w:ascii="Verdana" w:hAnsi="Verdana"/>
         </w:rPr>
-        <w:t>{% endif %}{% endfor %}</w:t>
-      </w:r>
+        <w:t xml:space="preserve">{% endif </w:t>
+      </w:r>
+      <w:proofErr w:type="gramStart"/>
+      <w:r>
+        <w:rPr>
+          <w:rFonts w:ascii="Verdana" w:hAnsi="Verdana"/>
+        </w:rPr>
+        <w:t>%}{</w:t>
+      </w:r>
+      <w:proofErr w:type="gramEnd"/>
+      <w:r>
+        <w:rPr>
+          <w:rFonts w:ascii="Verdana" w:hAnsi="Verdana"/>
+        </w:rPr>
+        <w:t xml:space="preserve">% </w:t>
+      </w:r>
+      <w:proofErr w:type="spellStart"/>
+      <w:proofErr w:type="gramStart"/>
+      <w:r>
+        <w:rPr>
+          <w:rFonts w:ascii="Verdana" w:hAnsi="Verdana"/>
+        </w:rPr>
+        <w:t>endfor</w:t>
+      </w:r>
+      <w:proofErr w:type="spellEnd"/>
+      <w:r>
+        <w:rPr>
+          <w:rFonts w:ascii="Verdana" w:hAnsi="Verdana"/>
+        </w:rPr>
+        <w:t xml:space="preserve"> %}</w:t>
+      </w:r>
+      <w:proofErr w:type="gramEnd"/>
     </w:p>
     <w:p>
       <w:pPr>
@@ -1957,13 +3128,28 @@
           <w:rFonts w:ascii="Verdana" w:hAnsi="Verdana"/>
           <w:bCs/>
         </w:rPr>
-        <w:t>____________________________________</w:t>
-      </w:r>
-      <w:r>
-        <w:rPr>
-          <w:rFonts w:ascii="Verdana" w:hAnsi="Verdana"/>
-        </w:rPr>
-        <w:t xml:space="preserve">  personally known to me to be the same person or persons whose name or names are subscribed to the foregoing instrument, appeared before me this day in person and swore on oath to the above foregoing affidavit. Signed and sworn to before me this ____ day of _________________, _______.</w:t>
+        <w:t>___________________________________</w:t>
+      </w:r>
+      <w:proofErr w:type="gramStart"/>
+      <w:r>
+        <w:rPr>
+          <w:rFonts w:ascii="Verdana" w:hAnsi="Verdana"/>
+          <w:bCs/>
+        </w:rPr>
+        <w:t>_</w:t>
+      </w:r>
+      <w:r>
+        <w:rPr>
+          <w:rFonts w:ascii="Verdana" w:hAnsi="Verdana"/>
+        </w:rPr>
+        <w:t xml:space="preserve">  personally</w:t>
+      </w:r>
+      <w:proofErr w:type="gramEnd"/>
+      <w:r>
+        <w:rPr>
+          <w:rFonts w:ascii="Verdana" w:hAnsi="Verdana"/>
+        </w:rPr>
+        <w:t xml:space="preserve"> known to me to be the same person or persons whose name or names are subscribed to the foregoing instrument, appeared before me this day in person and swore on oath to the above foregoing affidavit. Signed and sworn to before me this ____ day of _________________, _______.</w:t>
       </w:r>
     </w:p>
     <w:p>
